--- a/Fundamental of AI and ML gp academy documentation.docx
+++ b/Fundamental of AI and ML gp academy documentation.docx
@@ -9,8 +9,8 @@
           <w:rFonts w:ascii="Calibri" w:hAnsi="Calibri" w:cs="Calibri"/>
           <w:b/>
           <w:bCs/>
-          <w:sz w:val="44"/>
-          <w:szCs w:val="44"/>
+          <w:sz w:val="42"/>
+          <w:szCs w:val="42"/>
         </w:rPr>
       </w:pPr>
       <w:r>
@@ -18,8 +18,8 @@
           <w:rFonts w:ascii="Calibri" w:hAnsi="Calibri" w:cs="Calibri"/>
           <w:b/>
           <w:bCs/>
-          <w:sz w:val="44"/>
-          <w:szCs w:val="44"/>
+          <w:sz w:val="42"/>
+          <w:szCs w:val="42"/>
         </w:rPr>
         <w:t>INDEX</w:t>
       </w:r>
@@ -137,8 +137,8 @@
           <w:rFonts w:ascii="Calibri" w:hAnsi="Calibri" w:cs="Calibri"/>
           <w:b/>
           <w:bCs/>
-          <w:sz w:val="40"/>
-          <w:szCs w:val="40"/>
+          <w:sz w:val="38"/>
+          <w:szCs w:val="38"/>
         </w:rPr>
       </w:pPr>
       <w:r>
@@ -146,8 +146,8 @@
           <w:rFonts w:ascii="Calibri" w:hAnsi="Calibri" w:cs="Calibri"/>
           <w:b/>
           <w:bCs/>
-          <w:sz w:val="40"/>
-          <w:szCs w:val="40"/>
+          <w:sz w:val="38"/>
+          <w:szCs w:val="38"/>
         </w:rPr>
         <w:lastRenderedPageBreak/>
         <w:t>Module-2: Introduction to AI and ML</w:t>
@@ -158,8 +158,8 @@
         <w:jc w:val="both"/>
         <w:rPr>
           <w:rFonts w:ascii="Calibri" w:hAnsi="Calibri" w:cs="Calibri"/>
-          <w:sz w:val="36"/>
-          <w:szCs w:val="36"/>
+          <w:sz w:val="34"/>
+          <w:szCs w:val="34"/>
         </w:rPr>
       </w:pPr>
       <w:r>
@@ -167,24 +167,24 @@
           <w:rFonts w:ascii="Calibri" w:hAnsi="Calibri" w:cs="Calibri"/>
           <w:b/>
           <w:bCs/>
-          <w:sz w:val="36"/>
-          <w:szCs w:val="36"/>
+          <w:sz w:val="34"/>
+          <w:szCs w:val="34"/>
         </w:rPr>
         <w:t xml:space="preserve">Definition of AI: </w:t>
       </w:r>
       <w:r>
         <w:rPr>
           <w:rFonts w:ascii="Calibri" w:hAnsi="Calibri" w:cs="Calibri"/>
-          <w:sz w:val="36"/>
-          <w:szCs w:val="36"/>
+          <w:sz w:val="34"/>
+          <w:szCs w:val="34"/>
         </w:rPr>
         <w:t xml:space="preserve">AI refers to the </w:t>
       </w:r>
       <w:r>
         <w:rPr>
           <w:rFonts w:ascii="Calibri" w:hAnsi="Calibri" w:cs="Calibri"/>
-          <w:sz w:val="36"/>
-          <w:szCs w:val="36"/>
+          <w:sz w:val="34"/>
+          <w:szCs w:val="34"/>
         </w:rPr>
         <w:t>ability of a digital computer to perform tasks commonly associated with intelligent beings.</w:t>
       </w:r>
@@ -196,8 +196,8 @@
           <w:rFonts w:ascii="Calibri" w:hAnsi="Calibri" w:cs="Calibri"/>
           <w:b/>
           <w:bCs/>
-          <w:sz w:val="36"/>
-          <w:szCs w:val="36"/>
+          <w:sz w:val="34"/>
+          <w:szCs w:val="34"/>
         </w:rPr>
       </w:pPr>
       <w:r>
@@ -205,8 +205,8 @@
           <w:rFonts w:ascii="Calibri" w:hAnsi="Calibri" w:cs="Calibri"/>
           <w:b/>
           <w:bCs/>
-          <w:sz w:val="36"/>
-          <w:szCs w:val="36"/>
+          <w:sz w:val="34"/>
+          <w:szCs w:val="34"/>
         </w:rPr>
         <w:t>Key points:</w:t>
       </w:r>
@@ -221,23 +221,23 @@
         <w:jc w:val="both"/>
         <w:rPr>
           <w:rFonts w:ascii="Calibri" w:hAnsi="Calibri" w:cs="Calibri"/>
-          <w:sz w:val="36"/>
-          <w:szCs w:val="36"/>
-        </w:rPr>
-      </w:pPr>
-      <w:r>
-        <w:rPr>
-          <w:rFonts w:ascii="Calibri" w:hAnsi="Calibri" w:cs="Calibri"/>
-          <w:sz w:val="36"/>
-          <w:szCs w:val="36"/>
+          <w:sz w:val="34"/>
+          <w:szCs w:val="34"/>
+        </w:rPr>
+      </w:pPr>
+      <w:r>
+        <w:rPr>
+          <w:rFonts w:ascii="Calibri" w:hAnsi="Calibri" w:cs="Calibri"/>
+          <w:sz w:val="34"/>
+          <w:szCs w:val="34"/>
         </w:rPr>
         <w:t xml:space="preserve">Reasoning: AI can reason, </w:t>
       </w:r>
       <w:r>
         <w:rPr>
           <w:rFonts w:ascii="Calibri" w:hAnsi="Calibri" w:cs="Calibri"/>
-          <w:sz w:val="36"/>
-          <w:szCs w:val="36"/>
+          <w:sz w:val="34"/>
+          <w:szCs w:val="34"/>
         </w:rPr>
         <w:t>discover meaning and generalize.</w:t>
       </w:r>
@@ -252,15 +252,15 @@
         <w:jc w:val="both"/>
         <w:rPr>
           <w:rFonts w:ascii="Calibri" w:hAnsi="Calibri" w:cs="Calibri"/>
-          <w:sz w:val="36"/>
-          <w:szCs w:val="36"/>
-        </w:rPr>
-      </w:pPr>
-      <w:r>
-        <w:rPr>
-          <w:rFonts w:ascii="Calibri" w:hAnsi="Calibri" w:cs="Calibri"/>
-          <w:sz w:val="36"/>
-          <w:szCs w:val="36"/>
+          <w:sz w:val="34"/>
+          <w:szCs w:val="34"/>
+        </w:rPr>
+      </w:pPr>
+      <w:r>
+        <w:rPr>
+          <w:rFonts w:ascii="Calibri" w:hAnsi="Calibri" w:cs="Calibri"/>
+          <w:sz w:val="34"/>
+          <w:szCs w:val="34"/>
         </w:rPr>
         <w:t>Learning: They learn from past mistakes.</w:t>
       </w:r>
@@ -275,31 +275,31 @@
         <w:jc w:val="both"/>
         <w:rPr>
           <w:rFonts w:ascii="Calibri" w:hAnsi="Calibri" w:cs="Calibri"/>
-          <w:sz w:val="36"/>
-          <w:szCs w:val="36"/>
-        </w:rPr>
-      </w:pPr>
-      <w:r>
-        <w:rPr>
-          <w:rFonts w:ascii="Calibri" w:hAnsi="Calibri" w:cs="Calibri"/>
-          <w:sz w:val="36"/>
-          <w:szCs w:val="36"/>
+          <w:sz w:val="34"/>
+          <w:szCs w:val="34"/>
+        </w:rPr>
+      </w:pPr>
+      <w:r>
+        <w:rPr>
+          <w:rFonts w:ascii="Calibri" w:hAnsi="Calibri" w:cs="Calibri"/>
+          <w:sz w:val="34"/>
+          <w:szCs w:val="34"/>
         </w:rPr>
         <w:t>Complex tasks: Can carry out complex tasks like</w:t>
       </w:r>
       <w:r>
         <w:rPr>
           <w:rFonts w:ascii="Calibri" w:hAnsi="Calibri" w:cs="Calibri"/>
-          <w:sz w:val="36"/>
-          <w:szCs w:val="36"/>
+          <w:sz w:val="34"/>
+          <w:szCs w:val="34"/>
         </w:rPr>
         <w:t xml:space="preserve"> </w:t>
       </w:r>
       <w:r>
         <w:rPr>
           <w:rFonts w:ascii="Calibri" w:hAnsi="Calibri" w:cs="Calibri"/>
-          <w:sz w:val="36"/>
-          <w:szCs w:val="36"/>
+          <w:sz w:val="34"/>
+          <w:szCs w:val="34"/>
         </w:rPr>
         <w:t>math theorem proofs and playing chess.</w:t>
       </w:r>
@@ -311,8 +311,8 @@
           <w:rFonts w:ascii="Calibri" w:hAnsi="Calibri" w:cs="Calibri"/>
           <w:b/>
           <w:bCs/>
-          <w:sz w:val="36"/>
-          <w:szCs w:val="36"/>
+          <w:sz w:val="34"/>
+          <w:szCs w:val="34"/>
         </w:rPr>
       </w:pPr>
       <w:r>
@@ -320,8 +320,8 @@
           <w:rFonts w:ascii="Calibri" w:hAnsi="Calibri" w:cs="Calibri"/>
           <w:b/>
           <w:bCs/>
-          <w:sz w:val="36"/>
-          <w:szCs w:val="36"/>
+          <w:sz w:val="34"/>
+          <w:szCs w:val="34"/>
         </w:rPr>
         <w:t>Relation Between AI, ML and Deep Learning:</w:t>
       </w:r>
@@ -331,47 +331,47 @@
         <w:jc w:val="both"/>
         <w:rPr>
           <w:rFonts w:ascii="Calibri" w:hAnsi="Calibri" w:cs="Calibri"/>
-          <w:sz w:val="36"/>
-          <w:szCs w:val="36"/>
-        </w:rPr>
-      </w:pPr>
-      <w:r>
-        <w:rPr>
-          <w:rFonts w:ascii="Calibri" w:hAnsi="Calibri" w:cs="Calibri"/>
-          <w:sz w:val="36"/>
-          <w:szCs w:val="36"/>
+          <w:sz w:val="34"/>
+          <w:szCs w:val="34"/>
+        </w:rPr>
+      </w:pPr>
+      <w:r>
+        <w:rPr>
+          <w:rFonts w:ascii="Calibri" w:hAnsi="Calibri" w:cs="Calibri"/>
+          <w:sz w:val="34"/>
+          <w:szCs w:val="34"/>
         </w:rPr>
         <w:t xml:space="preserve">Deep </w:t>
       </w:r>
       <w:r>
         <w:rPr>
           <w:rFonts w:ascii="Calibri" w:hAnsi="Calibri" w:cs="Calibri"/>
-          <w:sz w:val="36"/>
-          <w:szCs w:val="36"/>
+          <w:sz w:val="34"/>
+          <w:szCs w:val="34"/>
         </w:rPr>
         <w:t>Learning is</w:t>
       </w:r>
       <w:r>
         <w:rPr>
           <w:rFonts w:ascii="Calibri" w:hAnsi="Calibri" w:cs="Calibri"/>
-          <w:sz w:val="36"/>
-          <w:szCs w:val="36"/>
+          <w:sz w:val="34"/>
+          <w:szCs w:val="34"/>
         </w:rPr>
         <w:t xml:space="preserve"> a subset or </w:t>
       </w:r>
       <w:r>
         <w:rPr>
           <w:rFonts w:ascii="Calibri" w:hAnsi="Calibri" w:cs="Calibri"/>
-          <w:sz w:val="36"/>
-          <w:szCs w:val="36"/>
+          <w:sz w:val="34"/>
+          <w:szCs w:val="34"/>
         </w:rPr>
         <w:t>subdivision</w:t>
       </w:r>
       <w:r>
         <w:rPr>
           <w:rFonts w:ascii="Calibri" w:hAnsi="Calibri" w:cs="Calibri"/>
-          <w:sz w:val="36"/>
-          <w:szCs w:val="36"/>
+          <w:sz w:val="34"/>
+          <w:szCs w:val="34"/>
         </w:rPr>
         <w:t xml:space="preserve"> of ML and ML is subset of AI.</w:t>
       </w:r>
@@ -381,25 +381,25 @@
         <w:jc w:val="both"/>
         <w:rPr>
           <w:rFonts w:ascii="Calibri" w:hAnsi="Calibri" w:cs="Calibri"/>
-          <w:sz w:val="36"/>
-          <w:szCs w:val="36"/>
-        </w:rPr>
-      </w:pPr>
-    </w:p>
-    <w:p>
-      <w:pPr>
-        <w:rPr>
-          <w:rFonts w:ascii="Calibri" w:hAnsi="Calibri" w:cs="Calibri"/>
-          <w:sz w:val="28"/>
-          <w:szCs w:val="28"/>
+          <w:sz w:val="34"/>
+          <w:szCs w:val="34"/>
+        </w:rPr>
+      </w:pPr>
+    </w:p>
+    <w:p>
+      <w:pPr>
+        <w:rPr>
+          <w:rFonts w:ascii="Calibri" w:hAnsi="Calibri" w:cs="Calibri"/>
+          <w:sz w:val="26"/>
+          <w:szCs w:val="26"/>
         </w:rPr>
       </w:pPr>
       <w:r>
         <w:rPr>
           <w:rFonts w:ascii="Calibri" w:hAnsi="Calibri" w:cs="Calibri"/>
           <w:noProof/>
-          <w:sz w:val="28"/>
-          <w:szCs w:val="28"/>
+          <w:sz w:val="26"/>
+          <w:szCs w:val="26"/>
         </w:rPr>
         <w:drawing>
           <wp:anchor distT="0" distB="0" distL="114300" distR="114300" simplePos="0" relativeHeight="251658240" behindDoc="0" locked="0" layoutInCell="1" allowOverlap="1" wp14:anchorId="32F8C1DC" wp14:editId="25A7472D">
@@ -462,107 +462,107 @@
       <w:pPr>
         <w:rPr>
           <w:rFonts w:ascii="Calibri" w:hAnsi="Calibri" w:cs="Calibri"/>
-          <w:sz w:val="28"/>
-          <w:szCs w:val="28"/>
-        </w:rPr>
-      </w:pPr>
-    </w:p>
-    <w:p>
-      <w:pPr>
-        <w:rPr>
-          <w:rFonts w:ascii="Calibri" w:hAnsi="Calibri" w:cs="Calibri"/>
-          <w:sz w:val="28"/>
-          <w:szCs w:val="28"/>
-        </w:rPr>
-      </w:pPr>
-    </w:p>
-    <w:p>
-      <w:pPr>
-        <w:rPr>
-          <w:rFonts w:ascii="Calibri" w:hAnsi="Calibri" w:cs="Calibri"/>
-          <w:sz w:val="28"/>
-          <w:szCs w:val="28"/>
-        </w:rPr>
-      </w:pPr>
-    </w:p>
-    <w:p>
-      <w:pPr>
-        <w:rPr>
-          <w:rFonts w:ascii="Calibri" w:hAnsi="Calibri" w:cs="Calibri"/>
-          <w:sz w:val="28"/>
-          <w:szCs w:val="28"/>
-        </w:rPr>
-      </w:pPr>
-    </w:p>
-    <w:p>
-      <w:pPr>
-        <w:rPr>
-          <w:rFonts w:ascii="Calibri" w:hAnsi="Calibri" w:cs="Calibri"/>
-          <w:sz w:val="28"/>
-          <w:szCs w:val="28"/>
-        </w:rPr>
-      </w:pPr>
-    </w:p>
-    <w:p>
-      <w:pPr>
-        <w:rPr>
-          <w:rFonts w:ascii="Calibri" w:hAnsi="Calibri" w:cs="Calibri"/>
-          <w:sz w:val="28"/>
-          <w:szCs w:val="28"/>
-        </w:rPr>
-      </w:pPr>
-    </w:p>
-    <w:p>
-      <w:pPr>
-        <w:rPr>
-          <w:rFonts w:ascii="Calibri" w:hAnsi="Calibri" w:cs="Calibri"/>
-          <w:sz w:val="28"/>
-          <w:szCs w:val="28"/>
-        </w:rPr>
-      </w:pPr>
-    </w:p>
-    <w:p>
-      <w:pPr>
-        <w:rPr>
-          <w:rFonts w:ascii="Calibri" w:hAnsi="Calibri" w:cs="Calibri"/>
-          <w:sz w:val="28"/>
-          <w:szCs w:val="28"/>
-        </w:rPr>
-      </w:pPr>
-    </w:p>
-    <w:p>
-      <w:pPr>
-        <w:rPr>
-          <w:rFonts w:ascii="Calibri" w:hAnsi="Calibri" w:cs="Calibri"/>
-          <w:sz w:val="28"/>
-          <w:szCs w:val="28"/>
-        </w:rPr>
-      </w:pPr>
-    </w:p>
-    <w:p>
-      <w:pPr>
-        <w:rPr>
-          <w:rFonts w:ascii="Calibri" w:hAnsi="Calibri" w:cs="Calibri"/>
-          <w:sz w:val="28"/>
-          <w:szCs w:val="28"/>
-        </w:rPr>
-      </w:pPr>
-    </w:p>
-    <w:p>
-      <w:pPr>
-        <w:rPr>
-          <w:rFonts w:ascii="Calibri" w:hAnsi="Calibri" w:cs="Calibri"/>
-          <w:sz w:val="28"/>
-          <w:szCs w:val="28"/>
-        </w:rPr>
-      </w:pPr>
-    </w:p>
-    <w:p>
-      <w:pPr>
-        <w:rPr>
-          <w:rFonts w:ascii="Calibri" w:hAnsi="Calibri" w:cs="Calibri"/>
-          <w:sz w:val="28"/>
-          <w:szCs w:val="28"/>
+          <w:sz w:val="26"/>
+          <w:szCs w:val="26"/>
+        </w:rPr>
+      </w:pPr>
+    </w:p>
+    <w:p>
+      <w:pPr>
+        <w:rPr>
+          <w:rFonts w:ascii="Calibri" w:hAnsi="Calibri" w:cs="Calibri"/>
+          <w:sz w:val="26"/>
+          <w:szCs w:val="26"/>
+        </w:rPr>
+      </w:pPr>
+    </w:p>
+    <w:p>
+      <w:pPr>
+        <w:rPr>
+          <w:rFonts w:ascii="Calibri" w:hAnsi="Calibri" w:cs="Calibri"/>
+          <w:sz w:val="26"/>
+          <w:szCs w:val="26"/>
+        </w:rPr>
+      </w:pPr>
+    </w:p>
+    <w:p>
+      <w:pPr>
+        <w:rPr>
+          <w:rFonts w:ascii="Calibri" w:hAnsi="Calibri" w:cs="Calibri"/>
+          <w:sz w:val="26"/>
+          <w:szCs w:val="26"/>
+        </w:rPr>
+      </w:pPr>
+    </w:p>
+    <w:p>
+      <w:pPr>
+        <w:rPr>
+          <w:rFonts w:ascii="Calibri" w:hAnsi="Calibri" w:cs="Calibri"/>
+          <w:sz w:val="26"/>
+          <w:szCs w:val="26"/>
+        </w:rPr>
+      </w:pPr>
+    </w:p>
+    <w:p>
+      <w:pPr>
+        <w:rPr>
+          <w:rFonts w:ascii="Calibri" w:hAnsi="Calibri" w:cs="Calibri"/>
+          <w:sz w:val="26"/>
+          <w:szCs w:val="26"/>
+        </w:rPr>
+      </w:pPr>
+    </w:p>
+    <w:p>
+      <w:pPr>
+        <w:rPr>
+          <w:rFonts w:ascii="Calibri" w:hAnsi="Calibri" w:cs="Calibri"/>
+          <w:sz w:val="26"/>
+          <w:szCs w:val="26"/>
+        </w:rPr>
+      </w:pPr>
+    </w:p>
+    <w:p>
+      <w:pPr>
+        <w:rPr>
+          <w:rFonts w:ascii="Calibri" w:hAnsi="Calibri" w:cs="Calibri"/>
+          <w:sz w:val="26"/>
+          <w:szCs w:val="26"/>
+        </w:rPr>
+      </w:pPr>
+    </w:p>
+    <w:p>
+      <w:pPr>
+        <w:rPr>
+          <w:rFonts w:ascii="Calibri" w:hAnsi="Calibri" w:cs="Calibri"/>
+          <w:sz w:val="26"/>
+          <w:szCs w:val="26"/>
+        </w:rPr>
+      </w:pPr>
+    </w:p>
+    <w:p>
+      <w:pPr>
+        <w:rPr>
+          <w:rFonts w:ascii="Calibri" w:hAnsi="Calibri" w:cs="Calibri"/>
+          <w:sz w:val="26"/>
+          <w:szCs w:val="26"/>
+        </w:rPr>
+      </w:pPr>
+    </w:p>
+    <w:p>
+      <w:pPr>
+        <w:rPr>
+          <w:rFonts w:ascii="Calibri" w:hAnsi="Calibri" w:cs="Calibri"/>
+          <w:sz w:val="26"/>
+          <w:szCs w:val="26"/>
+        </w:rPr>
+      </w:pPr>
+    </w:p>
+    <w:p>
+      <w:pPr>
+        <w:rPr>
+          <w:rFonts w:ascii="Calibri" w:hAnsi="Calibri" w:cs="Calibri"/>
+          <w:sz w:val="26"/>
+          <w:szCs w:val="26"/>
         </w:rPr>
       </w:pPr>
     </w:p>
@@ -573,8 +573,8 @@
           <w:rFonts w:ascii="Calibri" w:hAnsi="Calibri" w:cs="Calibri"/>
           <w:b/>
           <w:bCs/>
-          <w:sz w:val="36"/>
-          <w:szCs w:val="36"/>
+          <w:sz w:val="34"/>
+          <w:szCs w:val="34"/>
         </w:rPr>
       </w:pPr>
       <w:r>
@@ -582,9 +582,10 @@
           <w:rFonts w:ascii="Calibri" w:hAnsi="Calibri" w:cs="Calibri"/>
           <w:b/>
           <w:bCs/>
-          <w:sz w:val="36"/>
-          <w:szCs w:val="36"/>
-        </w:rPr>
+          <w:sz w:val="34"/>
+          <w:szCs w:val="34"/>
+        </w:rPr>
+        <w:lastRenderedPageBreak/>
         <w:t>Different types of AI:</w:t>
       </w:r>
     </w:p>
@@ -598,31 +599,31 @@
         <w:jc w:val="both"/>
         <w:rPr>
           <w:rFonts w:ascii="Calibri" w:hAnsi="Calibri" w:cs="Calibri"/>
-          <w:sz w:val="36"/>
-          <w:szCs w:val="36"/>
-        </w:rPr>
-      </w:pPr>
-      <w:r>
-        <w:rPr>
-          <w:rFonts w:ascii="Calibri" w:hAnsi="Calibri" w:cs="Calibri"/>
-          <w:sz w:val="36"/>
-          <w:szCs w:val="36"/>
+          <w:sz w:val="34"/>
+          <w:szCs w:val="34"/>
+        </w:rPr>
+      </w:pPr>
+      <w:r>
+        <w:rPr>
+          <w:rFonts w:ascii="Calibri" w:hAnsi="Calibri" w:cs="Calibri"/>
+          <w:sz w:val="34"/>
+          <w:szCs w:val="34"/>
         </w:rPr>
         <w:t>Narrow AI: Focused expertise in s</w:t>
       </w:r>
       <w:r>
         <w:rPr>
           <w:rFonts w:ascii="Calibri" w:hAnsi="Calibri" w:cs="Calibri"/>
-          <w:sz w:val="36"/>
-          <w:szCs w:val="36"/>
+          <w:sz w:val="34"/>
+          <w:szCs w:val="34"/>
         </w:rPr>
         <w:t>pecific tasks. For example, chess playing and face recognition</w:t>
       </w:r>
       <w:r>
         <w:rPr>
           <w:rFonts w:ascii="Calibri" w:hAnsi="Calibri" w:cs="Calibri"/>
-          <w:sz w:val="36"/>
-          <w:szCs w:val="36"/>
+          <w:sz w:val="34"/>
+          <w:szCs w:val="34"/>
         </w:rPr>
         <w:t>.</w:t>
       </w:r>
@@ -637,39 +638,39 @@
         <w:jc w:val="both"/>
         <w:rPr>
           <w:rFonts w:ascii="Calibri" w:hAnsi="Calibri" w:cs="Calibri"/>
-          <w:sz w:val="36"/>
-          <w:szCs w:val="36"/>
-        </w:rPr>
-      </w:pPr>
-      <w:r>
-        <w:rPr>
-          <w:rFonts w:ascii="Calibri" w:hAnsi="Calibri" w:cs="Calibri"/>
-          <w:sz w:val="36"/>
-          <w:szCs w:val="36"/>
+          <w:sz w:val="34"/>
+          <w:szCs w:val="34"/>
+        </w:rPr>
+      </w:pPr>
+      <w:r>
+        <w:rPr>
+          <w:rFonts w:ascii="Calibri" w:hAnsi="Calibri" w:cs="Calibri"/>
+          <w:sz w:val="34"/>
+          <w:szCs w:val="34"/>
         </w:rPr>
         <w:t>General AI: Hypothetical intelligence</w:t>
       </w:r>
       <w:r>
         <w:rPr>
           <w:rFonts w:ascii="Calibri" w:hAnsi="Calibri" w:cs="Calibri"/>
-          <w:sz w:val="36"/>
-          <w:szCs w:val="36"/>
+          <w:sz w:val="34"/>
+          <w:szCs w:val="34"/>
         </w:rPr>
         <w:t xml:space="preserve"> matching or exceeding human capabilities in all aspects, </w:t>
       </w:r>
       <w:r>
         <w:rPr>
           <w:rFonts w:ascii="Calibri" w:hAnsi="Calibri" w:cs="Calibri"/>
-          <w:sz w:val="36"/>
-          <w:szCs w:val="36"/>
+          <w:sz w:val="34"/>
+          <w:szCs w:val="34"/>
         </w:rPr>
         <w:t>it</w:t>
       </w:r>
       <w:r>
         <w:rPr>
           <w:rFonts w:ascii="Calibri" w:hAnsi="Calibri" w:cs="Calibri"/>
-          <w:sz w:val="36"/>
-          <w:szCs w:val="36"/>
+          <w:sz w:val="34"/>
+          <w:szCs w:val="34"/>
         </w:rPr>
         <w:t xml:space="preserve"> called superintelligence.</w:t>
       </w:r>
@@ -681,8 +682,8 @@
           <w:rFonts w:ascii="Calibri" w:hAnsi="Calibri" w:cs="Calibri"/>
           <w:b/>
           <w:bCs/>
-          <w:sz w:val="36"/>
-          <w:szCs w:val="36"/>
+          <w:sz w:val="34"/>
+          <w:szCs w:val="34"/>
         </w:rPr>
       </w:pPr>
     </w:p>
@@ -693,8 +694,8 @@
           <w:rFonts w:ascii="Calibri" w:hAnsi="Calibri" w:cs="Calibri"/>
           <w:b/>
           <w:bCs/>
-          <w:sz w:val="36"/>
-          <w:szCs w:val="36"/>
+          <w:sz w:val="34"/>
+          <w:szCs w:val="34"/>
         </w:rPr>
       </w:pPr>
       <w:r>
@@ -702,8 +703,8 @@
           <w:rFonts w:ascii="Calibri" w:hAnsi="Calibri" w:cs="Calibri"/>
           <w:b/>
           <w:bCs/>
-          <w:sz w:val="36"/>
-          <w:szCs w:val="36"/>
+          <w:sz w:val="34"/>
+          <w:szCs w:val="34"/>
         </w:rPr>
         <w:t>Definition of ML:</w:t>
       </w:r>
@@ -713,39 +714,39 @@
         <w:jc w:val="both"/>
         <w:rPr>
           <w:rFonts w:ascii="Calibri" w:hAnsi="Calibri" w:cs="Calibri"/>
-          <w:sz w:val="36"/>
-          <w:szCs w:val="36"/>
-        </w:rPr>
-      </w:pPr>
-      <w:r>
-        <w:rPr>
-          <w:rFonts w:ascii="Calibri" w:hAnsi="Calibri" w:cs="Calibri"/>
-          <w:sz w:val="36"/>
-          <w:szCs w:val="36"/>
+          <w:sz w:val="34"/>
+          <w:szCs w:val="34"/>
+        </w:rPr>
+      </w:pPr>
+      <w:r>
+        <w:rPr>
+          <w:rFonts w:ascii="Calibri" w:hAnsi="Calibri" w:cs="Calibri"/>
+          <w:sz w:val="34"/>
+          <w:szCs w:val="34"/>
         </w:rPr>
         <w:t>Machine Learning employs data and algorithm to mimic human</w:t>
       </w:r>
       <w:r>
         <w:rPr>
           <w:rFonts w:ascii="Calibri" w:hAnsi="Calibri" w:cs="Calibri"/>
-          <w:sz w:val="36"/>
-          <w:szCs w:val="36"/>
+          <w:sz w:val="34"/>
+          <w:szCs w:val="34"/>
         </w:rPr>
         <w:t xml:space="preserve"> learning and enhance accuracy over time.</w:t>
       </w:r>
       <w:r>
         <w:rPr>
           <w:rFonts w:ascii="Calibri" w:hAnsi="Calibri" w:cs="Calibri"/>
-          <w:sz w:val="36"/>
-          <w:szCs w:val="36"/>
+          <w:sz w:val="34"/>
+          <w:szCs w:val="34"/>
         </w:rPr>
         <w:t xml:space="preserve"> </w:t>
       </w:r>
       <w:r>
         <w:rPr>
           <w:rFonts w:ascii="Calibri" w:hAnsi="Calibri" w:cs="Calibri"/>
-          <w:sz w:val="36"/>
-          <w:szCs w:val="36"/>
+          <w:sz w:val="34"/>
+          <w:szCs w:val="34"/>
         </w:rPr>
         <w:t xml:space="preserve">Inspired by how humans learn from experience. </w:t>
       </w:r>
@@ -755,8 +756,8 @@
         <w:jc w:val="both"/>
         <w:rPr>
           <w:rFonts w:ascii="Calibri" w:hAnsi="Calibri" w:cs="Calibri"/>
-          <w:sz w:val="36"/>
-          <w:szCs w:val="36"/>
+          <w:sz w:val="34"/>
+          <w:szCs w:val="34"/>
         </w:rPr>
       </w:pPr>
     </w:p>
@@ -767,8 +768,8 @@
           <w:rFonts w:ascii="Calibri" w:hAnsi="Calibri" w:cs="Calibri"/>
           <w:b/>
           <w:bCs/>
-          <w:sz w:val="36"/>
-          <w:szCs w:val="36"/>
+          <w:sz w:val="34"/>
+          <w:szCs w:val="34"/>
         </w:rPr>
       </w:pPr>
       <w:r>
@@ -776,8 +777,8 @@
           <w:rFonts w:ascii="Calibri" w:hAnsi="Calibri" w:cs="Calibri"/>
           <w:b/>
           <w:bCs/>
-          <w:sz w:val="36"/>
-          <w:szCs w:val="36"/>
+          <w:sz w:val="34"/>
+          <w:szCs w:val="34"/>
         </w:rPr>
         <w:t>Key points:</w:t>
       </w:r>
@@ -792,39 +793,39 @@
         <w:jc w:val="both"/>
         <w:rPr>
           <w:rFonts w:ascii="Calibri" w:hAnsi="Calibri" w:cs="Calibri"/>
-          <w:sz w:val="36"/>
-          <w:szCs w:val="36"/>
-        </w:rPr>
-      </w:pPr>
-      <w:r>
-        <w:rPr>
-          <w:rFonts w:ascii="Calibri" w:hAnsi="Calibri" w:cs="Calibri"/>
-          <w:sz w:val="36"/>
-          <w:szCs w:val="36"/>
+          <w:sz w:val="34"/>
+          <w:szCs w:val="34"/>
+        </w:rPr>
+      </w:pPr>
+      <w:r>
+        <w:rPr>
+          <w:rFonts w:ascii="Calibri" w:hAnsi="Calibri" w:cs="Calibri"/>
+          <w:sz w:val="34"/>
+          <w:szCs w:val="34"/>
         </w:rPr>
         <w:t xml:space="preserve">Data is </w:t>
       </w:r>
       <w:r>
         <w:rPr>
           <w:rFonts w:ascii="Calibri" w:hAnsi="Calibri" w:cs="Calibri"/>
-          <w:sz w:val="36"/>
-          <w:szCs w:val="36"/>
+          <w:sz w:val="34"/>
+          <w:szCs w:val="34"/>
         </w:rPr>
         <w:t>the key: Just like we learn from experience. Machine</w:t>
       </w:r>
       <w:r>
         <w:rPr>
           <w:rFonts w:ascii="Calibri" w:hAnsi="Calibri" w:cs="Calibri"/>
-          <w:sz w:val="36"/>
-          <w:szCs w:val="36"/>
+          <w:sz w:val="34"/>
+          <w:szCs w:val="34"/>
         </w:rPr>
         <w:t>s</w:t>
       </w:r>
       <w:r>
         <w:rPr>
           <w:rFonts w:ascii="Calibri" w:hAnsi="Calibri" w:cs="Calibri"/>
-          <w:sz w:val="36"/>
-          <w:szCs w:val="36"/>
+          <w:sz w:val="34"/>
+          <w:szCs w:val="34"/>
         </w:rPr>
         <w:t xml:space="preserve"> learn from data.</w:t>
       </w:r>
@@ -839,23 +840,23 @@
         <w:jc w:val="both"/>
         <w:rPr>
           <w:rFonts w:ascii="Calibri" w:hAnsi="Calibri" w:cs="Calibri"/>
-          <w:sz w:val="36"/>
-          <w:szCs w:val="36"/>
-        </w:rPr>
-      </w:pPr>
-      <w:r>
-        <w:rPr>
-          <w:rFonts w:ascii="Calibri" w:hAnsi="Calibri" w:cs="Calibri"/>
-          <w:sz w:val="36"/>
-          <w:szCs w:val="36"/>
+          <w:sz w:val="34"/>
+          <w:szCs w:val="34"/>
+        </w:rPr>
+      </w:pPr>
+      <w:r>
+        <w:rPr>
+          <w:rFonts w:ascii="Calibri" w:hAnsi="Calibri" w:cs="Calibri"/>
+          <w:sz w:val="34"/>
+          <w:szCs w:val="34"/>
         </w:rPr>
         <w:t xml:space="preserve">Data can be anything: Numbers, text, images, </w:t>
       </w:r>
       <w:r>
         <w:rPr>
           <w:rFonts w:ascii="Calibri" w:hAnsi="Calibri" w:cs="Calibri"/>
-          <w:sz w:val="36"/>
-          <w:szCs w:val="36"/>
+          <w:sz w:val="34"/>
+          <w:szCs w:val="34"/>
         </w:rPr>
         <w:t>videos etc.</w:t>
       </w:r>
@@ -870,31 +871,31 @@
         <w:jc w:val="both"/>
         <w:rPr>
           <w:rFonts w:ascii="Calibri" w:hAnsi="Calibri" w:cs="Calibri"/>
-          <w:sz w:val="36"/>
-          <w:szCs w:val="36"/>
-        </w:rPr>
-      </w:pPr>
-      <w:r>
-        <w:rPr>
-          <w:rFonts w:ascii="Calibri" w:hAnsi="Calibri" w:cs="Calibri"/>
-          <w:sz w:val="36"/>
-          <w:szCs w:val="36"/>
+          <w:sz w:val="34"/>
+          <w:szCs w:val="34"/>
+        </w:rPr>
+      </w:pPr>
+      <w:r>
+        <w:rPr>
+          <w:rFonts w:ascii="Calibri" w:hAnsi="Calibri" w:cs="Calibri"/>
+          <w:sz w:val="34"/>
+          <w:szCs w:val="34"/>
         </w:rPr>
         <w:t>The more data, the better:</w:t>
       </w:r>
       <w:r>
         <w:rPr>
           <w:rFonts w:ascii="Calibri" w:hAnsi="Calibri" w:cs="Calibri"/>
-          <w:sz w:val="36"/>
-          <w:szCs w:val="36"/>
+          <w:sz w:val="34"/>
+          <w:szCs w:val="34"/>
         </w:rPr>
         <w:t xml:space="preserve"> </w:t>
       </w:r>
       <w:r>
         <w:rPr>
           <w:rFonts w:ascii="Calibri" w:hAnsi="Calibri" w:cs="Calibri"/>
-          <w:sz w:val="36"/>
-          <w:szCs w:val="36"/>
+          <w:sz w:val="34"/>
+          <w:szCs w:val="34"/>
         </w:rPr>
         <w:t>The more data an ML algorithm has, the better it learns and improves.</w:t>
       </w:r>
@@ -909,15 +910,15 @@
         <w:jc w:val="both"/>
         <w:rPr>
           <w:rFonts w:ascii="Calibri" w:hAnsi="Calibri" w:cs="Calibri"/>
-          <w:sz w:val="36"/>
-          <w:szCs w:val="36"/>
-        </w:rPr>
-      </w:pPr>
-      <w:r>
-        <w:rPr>
-          <w:rFonts w:ascii="Calibri" w:hAnsi="Calibri" w:cs="Calibri"/>
-          <w:sz w:val="36"/>
-          <w:szCs w:val="36"/>
+          <w:sz w:val="34"/>
+          <w:szCs w:val="34"/>
+        </w:rPr>
+      </w:pPr>
+      <w:r>
+        <w:rPr>
+          <w:rFonts w:ascii="Calibri" w:hAnsi="Calibri" w:cs="Calibri"/>
+          <w:sz w:val="34"/>
+          <w:szCs w:val="34"/>
         </w:rPr>
         <w:t>Training the machine: We feed the data to the ML algorithm, like teaching a student.</w:t>
       </w:r>
@@ -932,23 +933,23 @@
         <w:jc w:val="both"/>
         <w:rPr>
           <w:rFonts w:ascii="Calibri" w:hAnsi="Calibri" w:cs="Calibri"/>
-          <w:sz w:val="36"/>
-          <w:szCs w:val="36"/>
-        </w:rPr>
-      </w:pPr>
-      <w:r>
-        <w:rPr>
-          <w:rFonts w:ascii="Calibri" w:hAnsi="Calibri" w:cs="Calibri"/>
-          <w:sz w:val="36"/>
-          <w:szCs w:val="36"/>
+          <w:sz w:val="34"/>
+          <w:szCs w:val="34"/>
+        </w:rPr>
+      </w:pPr>
+      <w:r>
+        <w:rPr>
+          <w:rFonts w:ascii="Calibri" w:hAnsi="Calibri" w:cs="Calibri"/>
+          <w:sz w:val="34"/>
+          <w:szCs w:val="34"/>
         </w:rPr>
         <w:t xml:space="preserve">The algorithm analyzes the data: It identifies patterns and relationships </w:t>
       </w:r>
       <w:r>
         <w:rPr>
           <w:rFonts w:ascii="Calibri" w:hAnsi="Calibri" w:cs="Calibri"/>
-          <w:sz w:val="36"/>
-          <w:szCs w:val="36"/>
+          <w:sz w:val="34"/>
+          <w:szCs w:val="34"/>
         </w:rPr>
         <w:t>within the data.</w:t>
       </w:r>
@@ -963,23 +964,23 @@
         <w:jc w:val="both"/>
         <w:rPr>
           <w:rFonts w:ascii="Calibri" w:hAnsi="Calibri" w:cs="Calibri"/>
-          <w:sz w:val="36"/>
-          <w:szCs w:val="36"/>
-        </w:rPr>
-      </w:pPr>
-      <w:r>
-        <w:rPr>
-          <w:rFonts w:ascii="Calibri" w:hAnsi="Calibri" w:cs="Calibri"/>
-          <w:sz w:val="36"/>
-          <w:szCs w:val="36"/>
+          <w:sz w:val="34"/>
+          <w:szCs w:val="34"/>
+        </w:rPr>
+      </w:pPr>
+      <w:r>
+        <w:rPr>
+          <w:rFonts w:ascii="Calibri" w:hAnsi="Calibri" w:cs="Calibri"/>
+          <w:sz w:val="34"/>
+          <w:szCs w:val="34"/>
         </w:rPr>
         <w:t>Making predictions: Based on its learning</w:t>
       </w:r>
       <w:r>
         <w:rPr>
           <w:rFonts w:ascii="Calibri" w:hAnsi="Calibri" w:cs="Calibri"/>
-          <w:sz w:val="36"/>
-          <w:szCs w:val="36"/>
+          <w:sz w:val="34"/>
+          <w:szCs w:val="34"/>
         </w:rPr>
         <w:t>, the algorithm can predict future outcomes or make decisions.</w:t>
       </w:r>
@@ -990,18 +991,17 @@
         <w:rPr>
           <w:rFonts w:ascii="Calibri" w:hAnsi="Calibri" w:cs="Calibri"/>
           <w:noProof/>
-          <w:sz w:val="36"/>
-          <w:szCs w:val="36"/>
+          <w:sz w:val="34"/>
+          <w:szCs w:val="34"/>
         </w:rPr>
       </w:pPr>
       <w:r>
         <w:rPr>
           <w:rFonts w:ascii="Calibri" w:hAnsi="Calibri" w:cs="Calibri"/>
           <w:noProof/>
-          <w:sz w:val="36"/>
-          <w:szCs w:val="36"/>
-        </w:rPr>
-        <w:lastRenderedPageBreak/>
+          <w:sz w:val="34"/>
+          <w:szCs w:val="34"/>
+        </w:rPr>
         <w:drawing>
           <wp:anchor distT="0" distB="0" distL="114300" distR="114300" simplePos="0" relativeHeight="251659264" behindDoc="0" locked="0" layoutInCell="1" allowOverlap="1" wp14:anchorId="09402351" wp14:editId="5C1DED98">
             <wp:simplePos x="0" y="0"/>
@@ -1072,8 +1072,8 @@
         <w:rPr>
           <w:rFonts w:ascii="Calibri" w:hAnsi="Calibri" w:cs="Calibri"/>
           <w:noProof/>
-          <w:sz w:val="36"/>
-          <w:szCs w:val="36"/>
+          <w:sz w:val="34"/>
+          <w:szCs w:val="34"/>
         </w:rPr>
       </w:pPr>
     </w:p>
@@ -1083,8 +1083,8 @@
         <w:rPr>
           <w:rFonts w:ascii="Calibri" w:hAnsi="Calibri" w:cs="Calibri"/>
           <w:noProof/>
-          <w:sz w:val="36"/>
-          <w:szCs w:val="36"/>
+          <w:sz w:val="34"/>
+          <w:szCs w:val="34"/>
         </w:rPr>
       </w:pPr>
     </w:p>
@@ -1094,8 +1094,8 @@
         <w:rPr>
           <w:rFonts w:ascii="Calibri" w:hAnsi="Calibri" w:cs="Calibri"/>
           <w:noProof/>
-          <w:sz w:val="36"/>
-          <w:szCs w:val="36"/>
+          <w:sz w:val="34"/>
+          <w:szCs w:val="34"/>
         </w:rPr>
       </w:pPr>
     </w:p>
@@ -1105,8 +1105,8 @@
         <w:rPr>
           <w:rFonts w:ascii="Calibri" w:hAnsi="Calibri" w:cs="Calibri"/>
           <w:noProof/>
-          <w:sz w:val="36"/>
-          <w:szCs w:val="36"/>
+          <w:sz w:val="34"/>
+          <w:szCs w:val="34"/>
         </w:rPr>
       </w:pPr>
     </w:p>
@@ -1116,8 +1116,8 @@
         <w:rPr>
           <w:rFonts w:ascii="Calibri" w:hAnsi="Calibri" w:cs="Calibri"/>
           <w:noProof/>
-          <w:sz w:val="36"/>
-          <w:szCs w:val="36"/>
+          <w:sz w:val="34"/>
+          <w:szCs w:val="34"/>
         </w:rPr>
       </w:pPr>
     </w:p>
@@ -1127,8 +1127,8 @@
         <w:rPr>
           <w:rFonts w:ascii="Calibri" w:hAnsi="Calibri" w:cs="Calibri"/>
           <w:noProof/>
-          <w:sz w:val="36"/>
-          <w:szCs w:val="36"/>
+          <w:sz w:val="34"/>
+          <w:szCs w:val="34"/>
         </w:rPr>
       </w:pPr>
     </w:p>
@@ -1138,8 +1138,8 @@
         <w:rPr>
           <w:rFonts w:ascii="Calibri" w:hAnsi="Calibri" w:cs="Calibri"/>
           <w:noProof/>
-          <w:sz w:val="36"/>
-          <w:szCs w:val="36"/>
+          <w:sz w:val="34"/>
+          <w:szCs w:val="34"/>
         </w:rPr>
       </w:pPr>
     </w:p>
@@ -1150,8 +1150,8 @@
           <w:rFonts w:ascii="Calibri" w:hAnsi="Calibri" w:cs="Calibri"/>
           <w:b/>
           <w:bCs/>
-          <w:sz w:val="36"/>
-          <w:szCs w:val="36"/>
+          <w:sz w:val="34"/>
+          <w:szCs w:val="34"/>
         </w:rPr>
       </w:pPr>
       <w:r>
@@ -1159,8 +1159,8 @@
           <w:rFonts w:ascii="Calibri" w:hAnsi="Calibri" w:cs="Calibri"/>
           <w:b/>
           <w:bCs/>
-          <w:sz w:val="36"/>
-          <w:szCs w:val="36"/>
+          <w:sz w:val="34"/>
+          <w:szCs w:val="34"/>
         </w:rPr>
         <w:t>Different</w:t>
       </w:r>
@@ -1169,8 +1169,8 @@
           <w:rFonts w:ascii="Calibri" w:hAnsi="Calibri" w:cs="Calibri"/>
           <w:b/>
           <w:bCs/>
-          <w:sz w:val="36"/>
-          <w:szCs w:val="36"/>
+          <w:sz w:val="34"/>
+          <w:szCs w:val="34"/>
         </w:rPr>
         <w:t xml:space="preserve"> types of ML:</w:t>
       </w:r>
@@ -1185,63 +1185,63 @@
         <w:jc w:val="both"/>
         <w:rPr>
           <w:rFonts w:ascii="Calibri" w:hAnsi="Calibri" w:cs="Calibri"/>
-          <w:sz w:val="36"/>
-          <w:szCs w:val="36"/>
-        </w:rPr>
-      </w:pPr>
-      <w:r>
-        <w:rPr>
-          <w:rFonts w:ascii="Calibri" w:hAnsi="Calibri" w:cs="Calibri"/>
-          <w:sz w:val="36"/>
-          <w:szCs w:val="36"/>
+          <w:sz w:val="34"/>
+          <w:szCs w:val="34"/>
+        </w:rPr>
+      </w:pPr>
+      <w:r>
+        <w:rPr>
+          <w:rFonts w:ascii="Calibri" w:hAnsi="Calibri" w:cs="Calibri"/>
+          <w:sz w:val="34"/>
+          <w:szCs w:val="34"/>
         </w:rPr>
         <w:t xml:space="preserve">Supervised Learning: </w:t>
       </w:r>
       <w:r>
         <w:rPr>
           <w:rFonts w:ascii="Calibri" w:hAnsi="Calibri" w:cs="Calibri"/>
-          <w:sz w:val="36"/>
-          <w:szCs w:val="36"/>
+          <w:sz w:val="34"/>
+          <w:szCs w:val="34"/>
         </w:rPr>
         <w:t>Algorithm learn</w:t>
       </w:r>
       <w:r>
         <w:rPr>
           <w:rFonts w:ascii="Calibri" w:hAnsi="Calibri" w:cs="Calibri"/>
-          <w:sz w:val="36"/>
-          <w:szCs w:val="36"/>
+          <w:sz w:val="34"/>
+          <w:szCs w:val="34"/>
         </w:rPr>
         <w:t xml:space="preserve"> patterns</w:t>
       </w:r>
       <w:r>
         <w:rPr>
           <w:rFonts w:ascii="Calibri" w:hAnsi="Calibri" w:cs="Calibri"/>
-          <w:sz w:val="36"/>
-          <w:szCs w:val="36"/>
+          <w:sz w:val="34"/>
+          <w:szCs w:val="34"/>
         </w:rPr>
         <w:t xml:space="preserve"> from labeled data</w:t>
       </w:r>
       <w:r>
         <w:rPr>
           <w:rFonts w:ascii="Calibri" w:hAnsi="Calibri" w:cs="Calibri"/>
-          <w:sz w:val="36"/>
-          <w:szCs w:val="36"/>
+          <w:sz w:val="34"/>
+          <w:szCs w:val="34"/>
         </w:rPr>
         <w:t xml:space="preserve"> to make predictions or decisions.</w:t>
       </w:r>
       <w:r>
         <w:rPr>
           <w:rFonts w:ascii="Calibri" w:hAnsi="Calibri" w:cs="Calibri"/>
-          <w:sz w:val="36"/>
-          <w:szCs w:val="36"/>
+          <w:sz w:val="34"/>
+          <w:szCs w:val="34"/>
         </w:rPr>
         <w:t xml:space="preserve"> Example: </w:t>
       </w:r>
       <w:r>
         <w:rPr>
           <w:rFonts w:ascii="Calibri" w:hAnsi="Calibri" w:cs="Calibri"/>
-          <w:sz w:val="36"/>
-          <w:szCs w:val="36"/>
+          <w:sz w:val="34"/>
+          <w:szCs w:val="34"/>
         </w:rPr>
         <w:t>spam filtering and weather predictions.</w:t>
       </w:r>
@@ -1256,79 +1256,79 @@
         <w:jc w:val="both"/>
         <w:rPr>
           <w:rFonts w:ascii="Calibri" w:hAnsi="Calibri" w:cs="Calibri"/>
-          <w:sz w:val="36"/>
-          <w:szCs w:val="36"/>
-        </w:rPr>
-      </w:pPr>
-      <w:r>
-        <w:rPr>
-          <w:rFonts w:ascii="Calibri" w:hAnsi="Calibri" w:cs="Calibri"/>
-          <w:sz w:val="36"/>
-          <w:szCs w:val="36"/>
+          <w:sz w:val="34"/>
+          <w:szCs w:val="34"/>
+        </w:rPr>
+      </w:pPr>
+      <w:r>
+        <w:rPr>
+          <w:rFonts w:ascii="Calibri" w:hAnsi="Calibri" w:cs="Calibri"/>
+          <w:sz w:val="34"/>
+          <w:szCs w:val="34"/>
         </w:rPr>
         <w:t>Unsupervised Learning: Algorith</w:t>
       </w:r>
       <w:r>
         <w:rPr>
           <w:rFonts w:ascii="Calibri" w:hAnsi="Calibri" w:cs="Calibri"/>
-          <w:sz w:val="36"/>
-          <w:szCs w:val="36"/>
+          <w:sz w:val="34"/>
+          <w:szCs w:val="34"/>
         </w:rPr>
         <w:t>ms</w:t>
       </w:r>
       <w:r>
         <w:rPr>
           <w:rFonts w:ascii="Calibri" w:hAnsi="Calibri" w:cs="Calibri"/>
-          <w:sz w:val="36"/>
-          <w:szCs w:val="36"/>
+          <w:sz w:val="34"/>
+          <w:szCs w:val="34"/>
         </w:rPr>
         <w:t xml:space="preserve"> </w:t>
       </w:r>
       <w:r>
         <w:rPr>
           <w:rFonts w:ascii="Calibri" w:hAnsi="Calibri" w:cs="Calibri"/>
-          <w:sz w:val="36"/>
-          <w:szCs w:val="36"/>
+          <w:sz w:val="34"/>
+          <w:szCs w:val="34"/>
         </w:rPr>
         <w:t xml:space="preserve">that analyze and draw interferences </w:t>
       </w:r>
       <w:r>
         <w:rPr>
           <w:rFonts w:ascii="Calibri" w:hAnsi="Calibri" w:cs="Calibri"/>
-          <w:sz w:val="36"/>
-          <w:szCs w:val="36"/>
+          <w:sz w:val="34"/>
+          <w:szCs w:val="34"/>
         </w:rPr>
         <w:t>from datasets without labeled responses, like exploring a playground on your own.</w:t>
       </w:r>
       <w:r>
         <w:rPr>
           <w:rFonts w:ascii="Calibri" w:hAnsi="Calibri" w:cs="Calibri"/>
-          <w:sz w:val="36"/>
-          <w:szCs w:val="36"/>
+          <w:sz w:val="34"/>
+          <w:szCs w:val="34"/>
         </w:rPr>
         <w:t xml:space="preserve"> Example: Grouping customers </w:t>
       </w:r>
       <w:r>
         <w:rPr>
           <w:rFonts w:ascii="Calibri" w:hAnsi="Calibri" w:cs="Calibri"/>
-          <w:sz w:val="36"/>
-          <w:szCs w:val="36"/>
+          <w:sz w:val="34"/>
+          <w:szCs w:val="34"/>
         </w:rPr>
         <w:t xml:space="preserve">based on their shopping habits, </w:t>
       </w:r>
       <w:r>
         <w:rPr>
           <w:rFonts w:ascii="Calibri" w:hAnsi="Calibri" w:cs="Calibri"/>
-          <w:sz w:val="36"/>
-          <w:szCs w:val="36"/>
+          <w:sz w:val="34"/>
+          <w:szCs w:val="34"/>
         </w:rPr>
         <w:t>identifying fraud transactions in credit card data and recommending movies</w:t>
       </w:r>
       <w:r>
         <w:rPr>
           <w:rFonts w:ascii="Calibri" w:hAnsi="Calibri" w:cs="Calibri"/>
-          <w:sz w:val="36"/>
-          <w:szCs w:val="36"/>
+          <w:sz w:val="34"/>
+          <w:szCs w:val="34"/>
         </w:rPr>
         <w:t xml:space="preserve"> based on your past viewing history.</w:t>
       </w:r>
@@ -1343,55 +1343,55 @@
         <w:jc w:val="both"/>
         <w:rPr>
           <w:rFonts w:ascii="Calibri" w:hAnsi="Calibri" w:cs="Calibri"/>
-          <w:sz w:val="36"/>
-          <w:szCs w:val="36"/>
-        </w:rPr>
-      </w:pPr>
-      <w:r>
-        <w:rPr>
-          <w:rFonts w:ascii="Calibri" w:hAnsi="Calibri" w:cs="Calibri"/>
-          <w:sz w:val="36"/>
-          <w:szCs w:val="36"/>
+          <w:sz w:val="34"/>
+          <w:szCs w:val="34"/>
+        </w:rPr>
+      </w:pPr>
+      <w:r>
+        <w:rPr>
+          <w:rFonts w:ascii="Calibri" w:hAnsi="Calibri" w:cs="Calibri"/>
+          <w:sz w:val="34"/>
+          <w:szCs w:val="34"/>
         </w:rPr>
         <w:t xml:space="preserve">Reinforcement learning: </w:t>
       </w:r>
       <w:r>
         <w:rPr>
           <w:rFonts w:ascii="Calibri" w:hAnsi="Calibri" w:cs="Calibri"/>
-          <w:sz w:val="36"/>
-          <w:szCs w:val="36"/>
+          <w:sz w:val="34"/>
+          <w:szCs w:val="34"/>
         </w:rPr>
         <w:t>AI agents learn through trial and error to maximize rewards in a given environment.</w:t>
       </w:r>
       <w:r>
         <w:rPr>
           <w:rFonts w:ascii="Calibri" w:hAnsi="Calibri" w:cs="Calibri"/>
-          <w:sz w:val="36"/>
-          <w:szCs w:val="36"/>
+          <w:sz w:val="34"/>
+          <w:szCs w:val="34"/>
         </w:rPr>
         <w:t xml:space="preserve"> For example</w:t>
       </w:r>
       <w:r>
         <w:rPr>
           <w:rFonts w:ascii="Calibri" w:hAnsi="Calibri" w:cs="Calibri"/>
-          <w:sz w:val="36"/>
-          <w:szCs w:val="36"/>
+          <w:sz w:val="34"/>
+          <w:szCs w:val="34"/>
         </w:rPr>
         <w:t xml:space="preserve">, a child learning to walk. They take first step (action), wobble (negative feedback), </w:t>
       </w:r>
       <w:r>
         <w:rPr>
           <w:rFonts w:ascii="Calibri" w:hAnsi="Calibri" w:cs="Calibri"/>
-          <w:sz w:val="36"/>
-          <w:szCs w:val="36"/>
+          <w:sz w:val="34"/>
+          <w:szCs w:val="34"/>
         </w:rPr>
         <w:t>adjusts their balance (learning),</w:t>
       </w:r>
       <w:r>
         <w:rPr>
           <w:rFonts w:ascii="Calibri" w:hAnsi="Calibri" w:cs="Calibri"/>
-          <w:sz w:val="36"/>
-          <w:szCs w:val="36"/>
+          <w:sz w:val="34"/>
+          <w:szCs w:val="34"/>
         </w:rPr>
         <w:t xml:space="preserve"> and try again (exploration). Eventually they walk successfully (positive feedback)</w:t>
       </w:r>
@@ -1403,64 +1403,63 @@
         <w:jc w:val="both"/>
         <w:rPr>
           <w:rFonts w:ascii="Calibri" w:hAnsi="Calibri" w:cs="Calibri"/>
-          <w:sz w:val="36"/>
-          <w:szCs w:val="36"/>
-        </w:rPr>
-      </w:pPr>
-      <w:r>
-        <w:rPr>
-          <w:rFonts w:ascii="Calibri" w:hAnsi="Calibri" w:cs="Calibri"/>
-          <w:sz w:val="36"/>
-          <w:szCs w:val="36"/>
-        </w:rPr>
-        <w:lastRenderedPageBreak/>
+          <w:sz w:val="34"/>
+          <w:szCs w:val="34"/>
+        </w:rPr>
+      </w:pPr>
+      <w:r>
+        <w:rPr>
+          <w:rFonts w:ascii="Calibri" w:hAnsi="Calibri" w:cs="Calibri"/>
+          <w:sz w:val="34"/>
+          <w:szCs w:val="34"/>
+        </w:rPr>
         <w:t>Unlike supervised learning with labeled data and unsupervised learning with unlabeled data</w:t>
       </w:r>
       <w:r>
         <w:rPr>
           <w:rFonts w:ascii="Calibri" w:hAnsi="Calibri" w:cs="Calibri"/>
-          <w:sz w:val="36"/>
-          <w:szCs w:val="36"/>
+          <w:sz w:val="34"/>
+          <w:szCs w:val="34"/>
         </w:rPr>
         <w:t xml:space="preserve">, Reinforcement learning interacts with its environment and learns through a system of </w:t>
       </w:r>
       <w:r>
         <w:rPr>
           <w:rFonts w:ascii="Calibri" w:hAnsi="Calibri" w:cs="Calibri"/>
-          <w:sz w:val="36"/>
-          <w:szCs w:val="36"/>
+          <w:sz w:val="34"/>
+          <w:szCs w:val="34"/>
         </w:rPr>
         <w:t>rewards and penalties.</w:t>
       </w:r>
       <w:r>
         <w:rPr>
           <w:rFonts w:ascii="Calibri" w:hAnsi="Calibri" w:cs="Calibri"/>
-          <w:sz w:val="36"/>
-          <w:szCs w:val="36"/>
+          <w:sz w:val="34"/>
+          <w:szCs w:val="34"/>
         </w:rPr>
         <w:t xml:space="preserve"> Like </w:t>
       </w:r>
       <w:r>
         <w:rPr>
           <w:rFonts w:ascii="Calibri" w:hAnsi="Calibri" w:cs="Calibri"/>
-          <w:sz w:val="36"/>
-          <w:szCs w:val="36"/>
+          <w:sz w:val="34"/>
+          <w:szCs w:val="34"/>
         </w:rPr>
         <w:t>self-driving</w:t>
       </w:r>
       <w:r>
         <w:rPr>
           <w:rFonts w:ascii="Calibri" w:hAnsi="Calibri" w:cs="Calibri"/>
-          <w:sz w:val="36"/>
-          <w:szCs w:val="36"/>
+          <w:sz w:val="34"/>
+          <w:szCs w:val="34"/>
         </w:rPr>
         <w:t xml:space="preserve"> cars</w:t>
       </w:r>
       <w:r>
         <w:rPr>
           <w:rFonts w:ascii="Calibri" w:hAnsi="Calibri" w:cs="Calibri"/>
-          <w:sz w:val="36"/>
-          <w:szCs w:val="36"/>
+          <w:sz w:val="34"/>
+          <w:szCs w:val="34"/>
         </w:rPr>
         <w:t>, moving robots.</w:t>
       </w:r>
@@ -1470,36 +1469,36 @@
         <w:jc w:val="both"/>
         <w:rPr>
           <w:rFonts w:ascii="Calibri" w:hAnsi="Calibri" w:cs="Calibri"/>
-          <w:sz w:val="36"/>
-          <w:szCs w:val="36"/>
-        </w:rPr>
-      </w:pPr>
-    </w:p>
-    <w:p>
-      <w:pPr>
-        <w:jc w:val="both"/>
-        <w:rPr>
-          <w:rFonts w:ascii="Calibri" w:hAnsi="Calibri" w:cs="Calibri"/>
-          <w:sz w:val="36"/>
-          <w:szCs w:val="36"/>
-        </w:rPr>
-      </w:pPr>
-    </w:p>
-    <w:p>
-      <w:pPr>
-        <w:jc w:val="both"/>
-        <w:rPr>
-          <w:rFonts w:ascii="Calibri" w:hAnsi="Calibri" w:cs="Calibri"/>
-          <w:sz w:val="36"/>
-          <w:szCs w:val="36"/>
+          <w:sz w:val="34"/>
+          <w:szCs w:val="34"/>
+        </w:rPr>
+      </w:pPr>
+    </w:p>
+    <w:p>
+      <w:pPr>
+        <w:jc w:val="both"/>
+        <w:rPr>
+          <w:rFonts w:ascii="Calibri" w:hAnsi="Calibri" w:cs="Calibri"/>
+          <w:sz w:val="34"/>
+          <w:szCs w:val="34"/>
+        </w:rPr>
+      </w:pPr>
+    </w:p>
+    <w:p>
+      <w:pPr>
+        <w:jc w:val="both"/>
+        <w:rPr>
+          <w:rFonts w:ascii="Calibri" w:hAnsi="Calibri" w:cs="Calibri"/>
+          <w:sz w:val="34"/>
+          <w:szCs w:val="34"/>
         </w:rPr>
       </w:pPr>
       <w:r>
         <w:rPr>
           <w:rFonts w:ascii="Calibri" w:hAnsi="Calibri" w:cs="Calibri"/>
           <w:noProof/>
-          <w:sz w:val="36"/>
-          <w:szCs w:val="36"/>
+          <w:sz w:val="34"/>
+          <w:szCs w:val="34"/>
         </w:rPr>
         <w:drawing>
           <wp:anchor distT="0" distB="0" distL="114300" distR="114300" simplePos="0" relativeHeight="251660288" behindDoc="0" locked="0" layoutInCell="1" allowOverlap="1" wp14:anchorId="6F1BC72A" wp14:editId="29F1EC9D">
@@ -1570,68 +1569,68 @@
         <w:jc w:val="both"/>
         <w:rPr>
           <w:rFonts w:ascii="Calibri" w:hAnsi="Calibri" w:cs="Calibri"/>
-          <w:sz w:val="36"/>
-          <w:szCs w:val="36"/>
-        </w:rPr>
-      </w:pPr>
-    </w:p>
-    <w:p>
-      <w:pPr>
-        <w:jc w:val="both"/>
-        <w:rPr>
-          <w:rFonts w:ascii="Calibri" w:hAnsi="Calibri" w:cs="Calibri"/>
-          <w:sz w:val="36"/>
-          <w:szCs w:val="36"/>
-        </w:rPr>
-      </w:pPr>
-    </w:p>
-    <w:p>
-      <w:pPr>
-        <w:jc w:val="both"/>
-        <w:rPr>
-          <w:rFonts w:ascii="Calibri" w:hAnsi="Calibri" w:cs="Calibri"/>
-          <w:sz w:val="36"/>
-          <w:szCs w:val="36"/>
-        </w:rPr>
-      </w:pPr>
-    </w:p>
-    <w:p>
-      <w:pPr>
-        <w:jc w:val="both"/>
-        <w:rPr>
-          <w:rFonts w:ascii="Calibri" w:hAnsi="Calibri" w:cs="Calibri"/>
-          <w:sz w:val="36"/>
-          <w:szCs w:val="36"/>
-        </w:rPr>
-      </w:pPr>
-    </w:p>
-    <w:p>
-      <w:pPr>
-        <w:jc w:val="both"/>
-        <w:rPr>
-          <w:rFonts w:ascii="Calibri" w:hAnsi="Calibri" w:cs="Calibri"/>
-          <w:sz w:val="36"/>
-          <w:szCs w:val="36"/>
-        </w:rPr>
-      </w:pPr>
-    </w:p>
-    <w:p>
-      <w:pPr>
-        <w:jc w:val="both"/>
-        <w:rPr>
-          <w:rFonts w:ascii="Calibri" w:hAnsi="Calibri" w:cs="Calibri"/>
-          <w:sz w:val="36"/>
-          <w:szCs w:val="36"/>
-        </w:rPr>
-      </w:pPr>
-    </w:p>
-    <w:p>
-      <w:pPr>
-        <w:jc w:val="both"/>
-        <w:rPr>
-          <w:rFonts w:ascii="Calibri" w:hAnsi="Calibri" w:cs="Calibri"/>
-          <w:sz w:val="36"/>
-          <w:szCs w:val="36"/>
+          <w:sz w:val="34"/>
+          <w:szCs w:val="34"/>
+        </w:rPr>
+      </w:pPr>
+    </w:p>
+    <w:p>
+      <w:pPr>
+        <w:jc w:val="both"/>
+        <w:rPr>
+          <w:rFonts w:ascii="Calibri" w:hAnsi="Calibri" w:cs="Calibri"/>
+          <w:sz w:val="34"/>
+          <w:szCs w:val="34"/>
+        </w:rPr>
+      </w:pPr>
+    </w:p>
+    <w:p>
+      <w:pPr>
+        <w:jc w:val="both"/>
+        <w:rPr>
+          <w:rFonts w:ascii="Calibri" w:hAnsi="Calibri" w:cs="Calibri"/>
+          <w:sz w:val="34"/>
+          <w:szCs w:val="34"/>
+        </w:rPr>
+      </w:pPr>
+    </w:p>
+    <w:p>
+      <w:pPr>
+        <w:jc w:val="both"/>
+        <w:rPr>
+          <w:rFonts w:ascii="Calibri" w:hAnsi="Calibri" w:cs="Calibri"/>
+          <w:sz w:val="34"/>
+          <w:szCs w:val="34"/>
+        </w:rPr>
+      </w:pPr>
+    </w:p>
+    <w:p>
+      <w:pPr>
+        <w:jc w:val="both"/>
+        <w:rPr>
+          <w:rFonts w:ascii="Calibri" w:hAnsi="Calibri" w:cs="Calibri"/>
+          <w:sz w:val="34"/>
+          <w:szCs w:val="34"/>
+        </w:rPr>
+      </w:pPr>
+    </w:p>
+    <w:p>
+      <w:pPr>
+        <w:jc w:val="both"/>
+        <w:rPr>
+          <w:rFonts w:ascii="Calibri" w:hAnsi="Calibri" w:cs="Calibri"/>
+          <w:sz w:val="34"/>
+          <w:szCs w:val="34"/>
+        </w:rPr>
+      </w:pPr>
+    </w:p>
+    <w:p>
+      <w:pPr>
+        <w:jc w:val="both"/>
+        <w:rPr>
+          <w:rFonts w:ascii="Calibri" w:hAnsi="Calibri" w:cs="Calibri"/>
+          <w:sz w:val="34"/>
+          <w:szCs w:val="34"/>
         </w:rPr>
       </w:pPr>
     </w:p>
@@ -1642,8 +1641,8 @@
           <w:rFonts w:ascii="Calibri" w:hAnsi="Calibri" w:cs="Calibri"/>
           <w:b/>
           <w:bCs/>
-          <w:sz w:val="44"/>
-          <w:szCs w:val="44"/>
+          <w:sz w:val="42"/>
+          <w:szCs w:val="42"/>
         </w:rPr>
       </w:pPr>
       <w:r>
@@ -1651,8 +1650,8 @@
           <w:rFonts w:ascii="Calibri" w:hAnsi="Calibri" w:cs="Calibri"/>
           <w:b/>
           <w:bCs/>
-          <w:sz w:val="44"/>
-          <w:szCs w:val="44"/>
+          <w:sz w:val="42"/>
+          <w:szCs w:val="42"/>
         </w:rPr>
         <w:t>Module-3: Data Fundamentals</w:t>
       </w:r>
@@ -1664,8 +1663,8 @@
           <w:rFonts w:ascii="Calibri" w:hAnsi="Calibri" w:cs="Calibri"/>
           <w:b/>
           <w:bCs/>
-          <w:sz w:val="36"/>
-          <w:szCs w:val="36"/>
+          <w:sz w:val="34"/>
+          <w:szCs w:val="34"/>
         </w:rPr>
       </w:pPr>
       <w:r>
@@ -1673,8 +1672,8 @@
           <w:rFonts w:ascii="Calibri" w:hAnsi="Calibri" w:cs="Calibri"/>
           <w:b/>
           <w:bCs/>
-          <w:sz w:val="36"/>
-          <w:szCs w:val="36"/>
+          <w:sz w:val="34"/>
+          <w:szCs w:val="34"/>
         </w:rPr>
         <w:t>Role of Data in AI &amp; ML:</w:t>
       </w:r>
@@ -1691,23 +1690,23 @@
           <w:rFonts w:ascii="Calibri" w:hAnsi="Calibri" w:cs="Calibri"/>
           <w:b/>
           <w:bCs/>
-          <w:sz w:val="36"/>
-          <w:szCs w:val="36"/>
-        </w:rPr>
-      </w:pPr>
-      <w:r>
-        <w:rPr>
-          <w:rFonts w:ascii="Calibri" w:hAnsi="Calibri" w:cs="Calibri"/>
-          <w:sz w:val="36"/>
-          <w:szCs w:val="36"/>
+          <w:sz w:val="34"/>
+          <w:szCs w:val="34"/>
+        </w:rPr>
+      </w:pPr>
+      <w:r>
+        <w:rPr>
+          <w:rFonts w:ascii="Calibri" w:hAnsi="Calibri" w:cs="Calibri"/>
+          <w:sz w:val="34"/>
+          <w:szCs w:val="34"/>
         </w:rPr>
         <w:t>Foundation:</w:t>
       </w:r>
       <w:r>
         <w:rPr>
           <w:rFonts w:ascii="Calibri" w:hAnsi="Calibri" w:cs="Calibri"/>
-          <w:sz w:val="36"/>
-          <w:szCs w:val="36"/>
+          <w:sz w:val="34"/>
+          <w:szCs w:val="34"/>
         </w:rPr>
         <w:t xml:space="preserve"> Data is the bedrock of AI and ML systems.</w:t>
       </w:r>
@@ -1724,15 +1723,15 @@
           <w:rFonts w:ascii="Calibri" w:hAnsi="Calibri" w:cs="Calibri"/>
           <w:b/>
           <w:bCs/>
-          <w:sz w:val="36"/>
-          <w:szCs w:val="36"/>
-        </w:rPr>
-      </w:pPr>
-      <w:r>
-        <w:rPr>
-          <w:rFonts w:ascii="Calibri" w:hAnsi="Calibri" w:cs="Calibri"/>
-          <w:sz w:val="36"/>
-          <w:szCs w:val="36"/>
+          <w:sz w:val="34"/>
+          <w:szCs w:val="34"/>
+        </w:rPr>
+      </w:pPr>
+      <w:r>
+        <w:rPr>
+          <w:rFonts w:ascii="Calibri" w:hAnsi="Calibri" w:cs="Calibri"/>
+          <w:sz w:val="34"/>
+          <w:szCs w:val="34"/>
         </w:rPr>
         <w:t>Fuel: High-quality data fuels accurate model training and predictions.</w:t>
       </w:r>
@@ -1749,41 +1748,23 @@
           <w:rFonts w:ascii="Calibri" w:hAnsi="Calibri" w:cs="Calibri"/>
           <w:b/>
           <w:bCs/>
-          <w:sz w:val="36"/>
-          <w:szCs w:val="36"/>
-        </w:rPr>
-      </w:pPr>
-      <w:r>
-        <w:rPr>
-          <w:rFonts w:ascii="Calibri" w:hAnsi="Calibri" w:cs="Calibri"/>
-          <w:sz w:val="36"/>
-          <w:szCs w:val="36"/>
-        </w:rPr>
-        <w:t xml:space="preserve">Decision-Making: Data-driven decision </w:t>
-      </w:r>
-      <w:proofErr w:type="gramStart"/>
-      <w:r>
-        <w:rPr>
-          <w:rFonts w:ascii="Calibri" w:hAnsi="Calibri" w:cs="Calibri"/>
-          <w:sz w:val="36"/>
-          <w:szCs w:val="36"/>
-        </w:rPr>
-        <w:t>lead</w:t>
-      </w:r>
-      <w:proofErr w:type="gramEnd"/>
-      <w:r>
-        <w:rPr>
-          <w:rFonts w:ascii="Calibri" w:hAnsi="Calibri" w:cs="Calibri"/>
-          <w:sz w:val="36"/>
-          <w:szCs w:val="36"/>
-        </w:rPr>
-        <w:t xml:space="preserve"> to better outcomes</w:t>
-      </w:r>
-      <w:r>
-        <w:rPr>
-          <w:rFonts w:ascii="Calibri" w:hAnsi="Calibri" w:cs="Calibri"/>
-          <w:sz w:val="36"/>
-          <w:szCs w:val="36"/>
+          <w:sz w:val="34"/>
+          <w:szCs w:val="34"/>
+        </w:rPr>
+      </w:pPr>
+      <w:r>
+        <w:rPr>
+          <w:rFonts w:ascii="Calibri" w:hAnsi="Calibri" w:cs="Calibri"/>
+          <w:sz w:val="34"/>
+          <w:szCs w:val="34"/>
+        </w:rPr>
+        <w:t>Decision-Making: Data-driven decision lead to better outcomes</w:t>
+      </w:r>
+      <w:r>
+        <w:rPr>
+          <w:rFonts w:ascii="Calibri" w:hAnsi="Calibri" w:cs="Calibri"/>
+          <w:sz w:val="34"/>
+          <w:szCs w:val="34"/>
         </w:rPr>
         <w:t>.</w:t>
       </w:r>
@@ -1813,17 +1794,16 @@
               <w:jc w:val="center"/>
               <w:rPr>
                 <w:rFonts w:ascii="Calibri" w:hAnsi="Calibri" w:cs="Calibri"/>
-                <w:sz w:val="36"/>
-                <w:szCs w:val="36"/>
+                <w:sz w:val="34"/>
+                <w:szCs w:val="34"/>
               </w:rPr>
             </w:pPr>
             <w:r>
               <w:rPr>
                 <w:rFonts w:ascii="Calibri" w:hAnsi="Calibri" w:cs="Calibri"/>
-                <w:sz w:val="36"/>
-                <w:szCs w:val="36"/>
+                <w:sz w:val="34"/>
+                <w:szCs w:val="34"/>
               </w:rPr>
-              <w:lastRenderedPageBreak/>
               <w:t>Aspect</w:t>
             </w:r>
           </w:p>
@@ -1838,15 +1818,15 @@
               <w:cnfStyle w:val="100000000000" w:firstRow="1" w:lastRow="0" w:firstColumn="0" w:lastColumn="0" w:oddVBand="0" w:evenVBand="0" w:oddHBand="0" w:evenHBand="0" w:firstRowFirstColumn="0" w:firstRowLastColumn="0" w:lastRowFirstColumn="0" w:lastRowLastColumn="0"/>
               <w:rPr>
                 <w:rFonts w:ascii="Calibri" w:hAnsi="Calibri" w:cs="Calibri"/>
-                <w:sz w:val="36"/>
-                <w:szCs w:val="36"/>
+                <w:sz w:val="34"/>
+                <w:szCs w:val="34"/>
               </w:rPr>
             </w:pPr>
             <w:r>
               <w:rPr>
                 <w:rFonts w:ascii="Calibri" w:hAnsi="Calibri" w:cs="Calibri"/>
-                <w:sz w:val="36"/>
-                <w:szCs w:val="36"/>
+                <w:sz w:val="34"/>
+                <w:szCs w:val="34"/>
               </w:rPr>
               <w:t>Importance</w:t>
             </w:r>
@@ -1868,15 +1848,15 @@
               <w:jc w:val="center"/>
               <w:rPr>
                 <w:rFonts w:ascii="Calibri" w:hAnsi="Calibri" w:cs="Calibri"/>
-                <w:sz w:val="36"/>
-                <w:szCs w:val="36"/>
+                <w:sz w:val="34"/>
+                <w:szCs w:val="34"/>
               </w:rPr>
             </w:pPr>
             <w:r>
               <w:rPr>
                 <w:rFonts w:ascii="Calibri" w:hAnsi="Calibri" w:cs="Calibri"/>
-                <w:sz w:val="36"/>
-                <w:szCs w:val="36"/>
+                <w:sz w:val="34"/>
+                <w:szCs w:val="34"/>
               </w:rPr>
               <w:t>Quality</w:t>
             </w:r>
@@ -1892,15 +1872,15 @@
               <w:cnfStyle w:val="000000100000" w:firstRow="0" w:lastRow="0" w:firstColumn="0" w:lastColumn="0" w:oddVBand="0" w:evenVBand="0" w:oddHBand="1" w:evenHBand="0" w:firstRowFirstColumn="0" w:firstRowLastColumn="0" w:lastRowFirstColumn="0" w:lastRowLastColumn="0"/>
               <w:rPr>
                 <w:rFonts w:ascii="Calibri" w:hAnsi="Calibri" w:cs="Calibri"/>
-                <w:sz w:val="36"/>
-                <w:szCs w:val="36"/>
+                <w:sz w:val="34"/>
+                <w:szCs w:val="34"/>
               </w:rPr>
             </w:pPr>
             <w:r>
               <w:rPr>
                 <w:rFonts w:ascii="Calibri" w:hAnsi="Calibri" w:cs="Calibri"/>
-                <w:sz w:val="36"/>
-                <w:szCs w:val="36"/>
+                <w:sz w:val="34"/>
+                <w:szCs w:val="34"/>
               </w:rPr>
               <w:t>Clean and relevant data ensures robust model.</w:t>
             </w:r>
@@ -1921,15 +1901,15 @@
               <w:jc w:val="center"/>
               <w:rPr>
                 <w:rFonts w:ascii="Calibri" w:hAnsi="Calibri" w:cs="Calibri"/>
-                <w:sz w:val="36"/>
-                <w:szCs w:val="36"/>
+                <w:sz w:val="34"/>
+                <w:szCs w:val="34"/>
               </w:rPr>
             </w:pPr>
             <w:r>
               <w:rPr>
                 <w:rFonts w:ascii="Calibri" w:hAnsi="Calibri" w:cs="Calibri"/>
-                <w:sz w:val="36"/>
-                <w:szCs w:val="36"/>
+                <w:sz w:val="34"/>
+                <w:szCs w:val="34"/>
               </w:rPr>
               <w:t>Quantity</w:t>
             </w:r>
@@ -1945,15 +1925,15 @@
               <w:cnfStyle w:val="000000000000" w:firstRow="0" w:lastRow="0" w:firstColumn="0" w:lastColumn="0" w:oddVBand="0" w:evenVBand="0" w:oddHBand="0" w:evenHBand="0" w:firstRowFirstColumn="0" w:firstRowLastColumn="0" w:lastRowFirstColumn="0" w:lastRowLastColumn="0"/>
               <w:rPr>
                 <w:rFonts w:ascii="Calibri" w:hAnsi="Calibri" w:cs="Calibri"/>
-                <w:sz w:val="36"/>
-                <w:szCs w:val="36"/>
+                <w:sz w:val="34"/>
+                <w:szCs w:val="34"/>
               </w:rPr>
             </w:pPr>
             <w:r>
               <w:rPr>
                 <w:rFonts w:ascii="Calibri" w:hAnsi="Calibri" w:cs="Calibri"/>
-                <w:sz w:val="36"/>
-                <w:szCs w:val="36"/>
+                <w:sz w:val="34"/>
+                <w:szCs w:val="34"/>
               </w:rPr>
               <w:t>Sufficient data prevents overfitting and improves generalization.</w:t>
             </w:r>
@@ -1975,15 +1955,15 @@
               <w:jc w:val="center"/>
               <w:rPr>
                 <w:rFonts w:ascii="Calibri" w:hAnsi="Calibri" w:cs="Calibri"/>
-                <w:sz w:val="36"/>
-                <w:szCs w:val="36"/>
+                <w:sz w:val="34"/>
+                <w:szCs w:val="34"/>
               </w:rPr>
             </w:pPr>
             <w:r>
               <w:rPr>
                 <w:rFonts w:ascii="Calibri" w:hAnsi="Calibri" w:cs="Calibri"/>
-                <w:sz w:val="36"/>
-                <w:szCs w:val="36"/>
+                <w:sz w:val="34"/>
+                <w:szCs w:val="34"/>
               </w:rPr>
               <w:t>Diversity</w:t>
             </w:r>
@@ -1999,23 +1979,23 @@
               <w:cnfStyle w:val="000000100000" w:firstRow="0" w:lastRow="0" w:firstColumn="0" w:lastColumn="0" w:oddVBand="0" w:evenVBand="0" w:oddHBand="1" w:evenHBand="0" w:firstRowFirstColumn="0" w:firstRowLastColumn="0" w:lastRowFirstColumn="0" w:lastRowLastColumn="0"/>
               <w:rPr>
                 <w:rFonts w:ascii="Calibri" w:hAnsi="Calibri" w:cs="Calibri"/>
-                <w:sz w:val="36"/>
-                <w:szCs w:val="36"/>
+                <w:sz w:val="34"/>
+                <w:szCs w:val="34"/>
               </w:rPr>
             </w:pPr>
             <w:r>
               <w:rPr>
                 <w:rFonts w:ascii="Calibri" w:hAnsi="Calibri" w:cs="Calibri"/>
-                <w:sz w:val="36"/>
-                <w:szCs w:val="36"/>
+                <w:sz w:val="34"/>
+                <w:szCs w:val="34"/>
               </w:rPr>
               <w:t>Diverse data captures real-world variations</w:t>
             </w:r>
             <w:r>
               <w:rPr>
                 <w:rFonts w:ascii="Calibri" w:hAnsi="Calibri" w:cs="Calibri"/>
-                <w:sz w:val="36"/>
-                <w:szCs w:val="36"/>
+                <w:sz w:val="34"/>
+                <w:szCs w:val="34"/>
               </w:rPr>
               <w:t xml:space="preserve"> and avoid bias.</w:t>
             </w:r>
@@ -2036,16 +2016,17 @@
               <w:jc w:val="center"/>
               <w:rPr>
                 <w:rFonts w:ascii="Calibri" w:hAnsi="Calibri" w:cs="Calibri"/>
-                <w:sz w:val="36"/>
-                <w:szCs w:val="36"/>
+                <w:sz w:val="34"/>
+                <w:szCs w:val="34"/>
               </w:rPr>
             </w:pPr>
             <w:r>
               <w:rPr>
                 <w:rFonts w:ascii="Calibri" w:hAnsi="Calibri" w:cs="Calibri"/>
-                <w:sz w:val="36"/>
-                <w:szCs w:val="36"/>
+                <w:sz w:val="34"/>
+                <w:szCs w:val="34"/>
               </w:rPr>
+              <w:lastRenderedPageBreak/>
               <w:t>Timeliness</w:t>
             </w:r>
           </w:p>
@@ -2060,15 +2041,15 @@
               <w:cnfStyle w:val="000000000000" w:firstRow="0" w:lastRow="0" w:firstColumn="0" w:lastColumn="0" w:oddVBand="0" w:evenVBand="0" w:oddHBand="0" w:evenHBand="0" w:firstRowFirstColumn="0" w:firstRowLastColumn="0" w:lastRowFirstColumn="0" w:lastRowLastColumn="0"/>
               <w:rPr>
                 <w:rFonts w:ascii="Calibri" w:hAnsi="Calibri" w:cs="Calibri"/>
-                <w:sz w:val="36"/>
-                <w:szCs w:val="36"/>
+                <w:sz w:val="34"/>
+                <w:szCs w:val="34"/>
               </w:rPr>
             </w:pPr>
             <w:r>
               <w:rPr>
                 <w:rFonts w:ascii="Calibri" w:hAnsi="Calibri" w:cs="Calibri"/>
-                <w:sz w:val="36"/>
-                <w:szCs w:val="36"/>
+                <w:sz w:val="34"/>
+                <w:szCs w:val="34"/>
               </w:rPr>
               <w:t>Fresh data adapts models to changing environments.</w:t>
             </w:r>
@@ -2081,8 +2062,8 @@
         <w:jc w:val="both"/>
         <w:rPr>
           <w:rFonts w:ascii="Calibri" w:hAnsi="Calibri" w:cs="Calibri"/>
-          <w:sz w:val="36"/>
-          <w:szCs w:val="36"/>
+          <w:sz w:val="34"/>
+          <w:szCs w:val="34"/>
         </w:rPr>
       </w:pPr>
     </w:p>
@@ -2093,8 +2074,8 @@
           <w:rFonts w:ascii="Calibri" w:hAnsi="Calibri" w:cs="Calibri"/>
           <w:b/>
           <w:bCs/>
-          <w:sz w:val="36"/>
-          <w:szCs w:val="36"/>
+          <w:sz w:val="34"/>
+          <w:szCs w:val="34"/>
         </w:rPr>
       </w:pPr>
       <w:r>
@@ -2102,8 +2083,8 @@
           <w:rFonts w:ascii="Calibri" w:hAnsi="Calibri" w:cs="Calibri"/>
           <w:b/>
           <w:bCs/>
-          <w:sz w:val="36"/>
-          <w:szCs w:val="36"/>
+          <w:sz w:val="34"/>
+          <w:szCs w:val="34"/>
         </w:rPr>
         <w:t>Time Value of Data:</w:t>
       </w:r>
@@ -2118,23 +2099,23 @@
         <w:jc w:val="both"/>
         <w:rPr>
           <w:rFonts w:ascii="Calibri" w:hAnsi="Calibri" w:cs="Calibri"/>
-          <w:sz w:val="36"/>
-          <w:szCs w:val="36"/>
-        </w:rPr>
-      </w:pPr>
-      <w:r>
-        <w:rPr>
-          <w:rFonts w:ascii="Calibri" w:hAnsi="Calibri" w:cs="Calibri"/>
-          <w:sz w:val="36"/>
-          <w:szCs w:val="36"/>
+          <w:sz w:val="34"/>
+          <w:szCs w:val="34"/>
+        </w:rPr>
+      </w:pPr>
+      <w:r>
+        <w:rPr>
+          <w:rFonts w:ascii="Calibri" w:hAnsi="Calibri" w:cs="Calibri"/>
+          <w:sz w:val="34"/>
+          <w:szCs w:val="34"/>
         </w:rPr>
         <w:t xml:space="preserve">Time value of data refers to the notion that the relevance </w:t>
       </w:r>
       <w:r>
         <w:rPr>
           <w:rFonts w:ascii="Calibri" w:hAnsi="Calibri" w:cs="Calibri"/>
-          <w:sz w:val="36"/>
-          <w:szCs w:val="36"/>
+          <w:sz w:val="34"/>
+          <w:szCs w:val="34"/>
         </w:rPr>
         <w:t>and usefulness of data diminish over time.</w:t>
       </w:r>
@@ -2149,23 +2130,23 @@
         <w:jc w:val="both"/>
         <w:rPr>
           <w:rFonts w:ascii="Calibri" w:hAnsi="Calibri" w:cs="Calibri"/>
-          <w:sz w:val="36"/>
-          <w:szCs w:val="36"/>
-        </w:rPr>
-      </w:pPr>
-      <w:r>
-        <w:rPr>
-          <w:rFonts w:ascii="Calibri" w:hAnsi="Calibri" w:cs="Calibri"/>
-          <w:sz w:val="36"/>
-          <w:szCs w:val="36"/>
+          <w:sz w:val="34"/>
+          <w:szCs w:val="34"/>
+        </w:rPr>
+      </w:pPr>
+      <w:r>
+        <w:rPr>
+          <w:rFonts w:ascii="Calibri" w:hAnsi="Calibri" w:cs="Calibri"/>
+          <w:sz w:val="34"/>
+          <w:szCs w:val="34"/>
         </w:rPr>
         <w:t>In many applications, such as financial trading or weather forecasting, recent data holds more value than</w:t>
       </w:r>
       <w:r>
         <w:rPr>
           <w:rFonts w:ascii="Calibri" w:hAnsi="Calibri" w:cs="Calibri"/>
-          <w:sz w:val="36"/>
-          <w:szCs w:val="36"/>
+          <w:sz w:val="34"/>
+          <w:szCs w:val="34"/>
         </w:rPr>
         <w:t xml:space="preserve"> older data.</w:t>
       </w:r>
@@ -2180,15 +2161,15 @@
         <w:jc w:val="both"/>
         <w:rPr>
           <w:rFonts w:ascii="Calibri" w:hAnsi="Calibri" w:cs="Calibri"/>
-          <w:sz w:val="36"/>
-          <w:szCs w:val="36"/>
-        </w:rPr>
-      </w:pPr>
-      <w:r>
-        <w:rPr>
-          <w:rFonts w:ascii="Calibri" w:hAnsi="Calibri" w:cs="Calibri"/>
-          <w:sz w:val="36"/>
-          <w:szCs w:val="36"/>
+          <w:sz w:val="34"/>
+          <w:szCs w:val="34"/>
+        </w:rPr>
+      </w:pPr>
+      <w:r>
+        <w:rPr>
+          <w:rFonts w:ascii="Calibri" w:hAnsi="Calibri" w:cs="Calibri"/>
+          <w:sz w:val="34"/>
+          <w:szCs w:val="34"/>
         </w:rPr>
         <w:t>Timeliness of data is crucial for making informed decisions and predictions, especially in dynamic environments.</w:t>
       </w:r>
@@ -2203,31 +2184,31 @@
         <w:jc w:val="both"/>
         <w:rPr>
           <w:rFonts w:ascii="Calibri" w:hAnsi="Calibri" w:cs="Calibri"/>
-          <w:sz w:val="36"/>
-          <w:szCs w:val="36"/>
-        </w:rPr>
-      </w:pPr>
-      <w:r>
-        <w:rPr>
-          <w:rFonts w:ascii="Calibri" w:hAnsi="Calibri" w:cs="Calibri"/>
-          <w:sz w:val="36"/>
-          <w:szCs w:val="36"/>
+          <w:sz w:val="34"/>
+          <w:szCs w:val="34"/>
+        </w:rPr>
+      </w:pPr>
+      <w:r>
+        <w:rPr>
+          <w:rFonts w:ascii="Calibri" w:hAnsi="Calibri" w:cs="Calibri"/>
+          <w:sz w:val="34"/>
+          <w:szCs w:val="34"/>
         </w:rPr>
         <w:t xml:space="preserve">Delayed or outdated data may lead to </w:t>
       </w:r>
       <w:r>
         <w:rPr>
           <w:rFonts w:ascii="Calibri" w:hAnsi="Calibri" w:cs="Calibri"/>
-          <w:sz w:val="36"/>
-          <w:szCs w:val="36"/>
+          <w:sz w:val="34"/>
+          <w:szCs w:val="34"/>
         </w:rPr>
         <w:t>inaccurate analyses or decisions, potentially resulting in missed opportunities</w:t>
       </w:r>
       <w:r>
         <w:rPr>
           <w:rFonts w:ascii="Calibri" w:hAnsi="Calibri" w:cs="Calibri"/>
-          <w:sz w:val="36"/>
-          <w:szCs w:val="36"/>
+          <w:sz w:val="34"/>
+          <w:szCs w:val="34"/>
         </w:rPr>
         <w:t xml:space="preserve"> or suboptimal outcomes.</w:t>
       </w:r>
@@ -2242,23 +2223,23 @@
         <w:jc w:val="both"/>
         <w:rPr>
           <w:rFonts w:ascii="Calibri" w:hAnsi="Calibri" w:cs="Calibri"/>
-          <w:sz w:val="36"/>
-          <w:szCs w:val="36"/>
-        </w:rPr>
-      </w:pPr>
-      <w:r>
-        <w:rPr>
-          <w:rFonts w:ascii="Calibri" w:hAnsi="Calibri" w:cs="Calibri"/>
-          <w:sz w:val="36"/>
-          <w:szCs w:val="36"/>
+          <w:sz w:val="34"/>
+          <w:szCs w:val="34"/>
+        </w:rPr>
+      </w:pPr>
+      <w:r>
+        <w:rPr>
+          <w:rFonts w:ascii="Calibri" w:hAnsi="Calibri" w:cs="Calibri"/>
+          <w:sz w:val="34"/>
+          <w:szCs w:val="34"/>
         </w:rPr>
         <w:t>Real-time data processing and analysis techniques are employed to l</w:t>
       </w:r>
       <w:r>
         <w:rPr>
           <w:rFonts w:ascii="Calibri" w:hAnsi="Calibri" w:cs="Calibri"/>
-          <w:sz w:val="36"/>
-          <w:szCs w:val="36"/>
+          <w:sz w:val="34"/>
+          <w:szCs w:val="34"/>
         </w:rPr>
         <w:t>everage the time value of data.</w:t>
       </w:r>
@@ -2273,39 +2254,39 @@
         <w:jc w:val="both"/>
         <w:rPr>
           <w:rFonts w:ascii="Calibri" w:hAnsi="Calibri" w:cs="Calibri"/>
-          <w:sz w:val="36"/>
-          <w:szCs w:val="36"/>
-        </w:rPr>
-      </w:pPr>
-      <w:r>
-        <w:rPr>
-          <w:rFonts w:ascii="Calibri" w:hAnsi="Calibri" w:cs="Calibri"/>
-          <w:sz w:val="36"/>
-          <w:szCs w:val="36"/>
+          <w:sz w:val="34"/>
+          <w:szCs w:val="34"/>
+        </w:rPr>
+      </w:pPr>
+      <w:r>
+        <w:rPr>
+          <w:rFonts w:ascii="Calibri" w:hAnsi="Calibri" w:cs="Calibri"/>
+          <w:sz w:val="34"/>
+          <w:szCs w:val="34"/>
         </w:rPr>
         <w:t xml:space="preserve">Proper data management strategies, including data </w:t>
       </w:r>
       <w:r>
         <w:rPr>
           <w:rFonts w:ascii="Calibri" w:hAnsi="Calibri" w:cs="Calibri"/>
-          <w:sz w:val="36"/>
-          <w:szCs w:val="36"/>
+          <w:sz w:val="34"/>
+          <w:szCs w:val="34"/>
         </w:rPr>
         <w:t xml:space="preserve">retention policies and data streaming technologies, help </w:t>
       </w:r>
       <w:r>
         <w:rPr>
           <w:rFonts w:ascii="Calibri" w:hAnsi="Calibri" w:cs="Calibri"/>
-          <w:sz w:val="36"/>
-          <w:szCs w:val="36"/>
+          <w:sz w:val="34"/>
+          <w:szCs w:val="34"/>
         </w:rPr>
         <w:t>organizations maximize the value of their data over time</w:t>
       </w:r>
       <w:r>
         <w:rPr>
           <w:rFonts w:ascii="Calibri" w:hAnsi="Calibri" w:cs="Calibri"/>
-          <w:sz w:val="36"/>
-          <w:szCs w:val="36"/>
+          <w:sz w:val="34"/>
+          <w:szCs w:val="34"/>
         </w:rPr>
         <w:t>.</w:t>
       </w:r>
@@ -2315,56 +2296,56 @@
         <w:jc w:val="both"/>
         <w:rPr>
           <w:rFonts w:ascii="Calibri" w:hAnsi="Calibri" w:cs="Calibri"/>
-          <w:sz w:val="36"/>
-          <w:szCs w:val="36"/>
-        </w:rPr>
-      </w:pPr>
-    </w:p>
-    <w:p>
-      <w:pPr>
-        <w:jc w:val="both"/>
-        <w:rPr>
-          <w:rFonts w:ascii="Calibri" w:hAnsi="Calibri" w:cs="Calibri"/>
-          <w:sz w:val="36"/>
-          <w:szCs w:val="36"/>
-        </w:rPr>
-      </w:pPr>
-    </w:p>
-    <w:p>
-      <w:pPr>
-        <w:jc w:val="both"/>
-        <w:rPr>
-          <w:rFonts w:ascii="Calibri" w:hAnsi="Calibri" w:cs="Calibri"/>
-          <w:sz w:val="36"/>
-          <w:szCs w:val="36"/>
-        </w:rPr>
-      </w:pPr>
-    </w:p>
-    <w:p>
-      <w:pPr>
-        <w:jc w:val="both"/>
-        <w:rPr>
-          <w:rFonts w:ascii="Calibri" w:hAnsi="Calibri" w:cs="Calibri"/>
-          <w:sz w:val="36"/>
-          <w:szCs w:val="36"/>
-        </w:rPr>
-      </w:pPr>
-    </w:p>
-    <w:p>
-      <w:pPr>
-        <w:jc w:val="both"/>
-        <w:rPr>
-          <w:rFonts w:ascii="Calibri" w:hAnsi="Calibri" w:cs="Calibri"/>
-          <w:sz w:val="36"/>
-          <w:szCs w:val="36"/>
+          <w:sz w:val="34"/>
+          <w:szCs w:val="34"/>
+        </w:rPr>
+      </w:pPr>
+    </w:p>
+    <w:p>
+      <w:pPr>
+        <w:jc w:val="both"/>
+        <w:rPr>
+          <w:rFonts w:ascii="Calibri" w:hAnsi="Calibri" w:cs="Calibri"/>
+          <w:sz w:val="34"/>
+          <w:szCs w:val="34"/>
+        </w:rPr>
+      </w:pPr>
+    </w:p>
+    <w:p>
+      <w:pPr>
+        <w:jc w:val="both"/>
+        <w:rPr>
+          <w:rFonts w:ascii="Calibri" w:hAnsi="Calibri" w:cs="Calibri"/>
+          <w:sz w:val="34"/>
+          <w:szCs w:val="34"/>
+        </w:rPr>
+      </w:pPr>
+    </w:p>
+    <w:p>
+      <w:pPr>
+        <w:jc w:val="both"/>
+        <w:rPr>
+          <w:rFonts w:ascii="Calibri" w:hAnsi="Calibri" w:cs="Calibri"/>
+          <w:sz w:val="34"/>
+          <w:szCs w:val="34"/>
+        </w:rPr>
+      </w:pPr>
+    </w:p>
+    <w:p>
+      <w:pPr>
+        <w:jc w:val="both"/>
+        <w:rPr>
+          <w:rFonts w:ascii="Calibri" w:hAnsi="Calibri" w:cs="Calibri"/>
+          <w:sz w:val="34"/>
+          <w:szCs w:val="34"/>
         </w:rPr>
       </w:pPr>
       <w:r>
         <w:rPr>
           <w:rFonts w:ascii="Calibri" w:hAnsi="Calibri" w:cs="Calibri"/>
           <w:noProof/>
-          <w:sz w:val="36"/>
-          <w:szCs w:val="36"/>
+          <w:sz w:val="34"/>
+          <w:szCs w:val="34"/>
         </w:rPr>
         <w:drawing>
           <wp:anchor distT="0" distB="0" distL="114300" distR="114300" simplePos="0" relativeHeight="251661312" behindDoc="0" locked="0" layoutInCell="1" allowOverlap="1" wp14:anchorId="218B59C1" wp14:editId="26DCA0E5">
@@ -2428,88 +2409,88 @@
         <w:jc w:val="both"/>
         <w:rPr>
           <w:rFonts w:ascii="Calibri" w:hAnsi="Calibri" w:cs="Calibri"/>
-          <w:sz w:val="36"/>
-          <w:szCs w:val="36"/>
-        </w:rPr>
-      </w:pPr>
-    </w:p>
-    <w:p>
-      <w:pPr>
-        <w:jc w:val="both"/>
-        <w:rPr>
-          <w:rFonts w:ascii="Calibri" w:hAnsi="Calibri" w:cs="Calibri"/>
-          <w:sz w:val="36"/>
-          <w:szCs w:val="36"/>
-        </w:rPr>
-      </w:pPr>
-    </w:p>
-    <w:p>
-      <w:pPr>
-        <w:jc w:val="both"/>
-        <w:rPr>
-          <w:rFonts w:ascii="Calibri" w:hAnsi="Calibri" w:cs="Calibri"/>
-          <w:sz w:val="36"/>
-          <w:szCs w:val="36"/>
-        </w:rPr>
-      </w:pPr>
-    </w:p>
-    <w:p>
-      <w:pPr>
-        <w:jc w:val="both"/>
-        <w:rPr>
-          <w:rFonts w:ascii="Calibri" w:hAnsi="Calibri" w:cs="Calibri"/>
-          <w:sz w:val="36"/>
-          <w:szCs w:val="36"/>
-        </w:rPr>
-      </w:pPr>
-    </w:p>
-    <w:p>
-      <w:pPr>
-        <w:jc w:val="both"/>
-        <w:rPr>
-          <w:rFonts w:ascii="Calibri" w:hAnsi="Calibri" w:cs="Calibri"/>
-          <w:sz w:val="36"/>
-          <w:szCs w:val="36"/>
-        </w:rPr>
-      </w:pPr>
-    </w:p>
-    <w:p>
-      <w:pPr>
-        <w:jc w:val="both"/>
-        <w:rPr>
-          <w:rFonts w:ascii="Calibri" w:hAnsi="Calibri" w:cs="Calibri"/>
-          <w:sz w:val="36"/>
-          <w:szCs w:val="36"/>
-        </w:rPr>
-      </w:pPr>
-    </w:p>
-    <w:p>
-      <w:pPr>
-        <w:jc w:val="both"/>
-        <w:rPr>
-          <w:rFonts w:ascii="Calibri" w:hAnsi="Calibri" w:cs="Calibri"/>
-          <w:sz w:val="36"/>
-          <w:szCs w:val="36"/>
-        </w:rPr>
-      </w:pPr>
-    </w:p>
-    <w:p>
-      <w:pPr>
-        <w:jc w:val="both"/>
-        <w:rPr>
-          <w:rFonts w:ascii="Calibri" w:hAnsi="Calibri" w:cs="Calibri"/>
-          <w:sz w:val="36"/>
-          <w:szCs w:val="36"/>
-        </w:rPr>
-      </w:pPr>
-    </w:p>
-    <w:p>
-      <w:pPr>
-        <w:jc w:val="both"/>
-        <w:rPr>
-          <w:rFonts w:ascii="Calibri" w:hAnsi="Calibri" w:cs="Calibri"/>
-          <w:sz w:val="36"/>
-          <w:szCs w:val="36"/>
+          <w:sz w:val="34"/>
+          <w:szCs w:val="34"/>
+        </w:rPr>
+      </w:pPr>
+    </w:p>
+    <w:p>
+      <w:pPr>
+        <w:jc w:val="both"/>
+        <w:rPr>
+          <w:rFonts w:ascii="Calibri" w:hAnsi="Calibri" w:cs="Calibri"/>
+          <w:sz w:val="34"/>
+          <w:szCs w:val="34"/>
+        </w:rPr>
+      </w:pPr>
+    </w:p>
+    <w:p>
+      <w:pPr>
+        <w:jc w:val="both"/>
+        <w:rPr>
+          <w:rFonts w:ascii="Calibri" w:hAnsi="Calibri" w:cs="Calibri"/>
+          <w:sz w:val="34"/>
+          <w:szCs w:val="34"/>
+        </w:rPr>
+      </w:pPr>
+    </w:p>
+    <w:p>
+      <w:pPr>
+        <w:jc w:val="both"/>
+        <w:rPr>
+          <w:rFonts w:ascii="Calibri" w:hAnsi="Calibri" w:cs="Calibri"/>
+          <w:sz w:val="34"/>
+          <w:szCs w:val="34"/>
+        </w:rPr>
+      </w:pPr>
+    </w:p>
+    <w:p>
+      <w:pPr>
+        <w:jc w:val="both"/>
+        <w:rPr>
+          <w:rFonts w:ascii="Calibri" w:hAnsi="Calibri" w:cs="Calibri"/>
+          <w:sz w:val="34"/>
+          <w:szCs w:val="34"/>
+        </w:rPr>
+      </w:pPr>
+    </w:p>
+    <w:p>
+      <w:pPr>
+        <w:jc w:val="both"/>
+        <w:rPr>
+          <w:rFonts w:ascii="Calibri" w:hAnsi="Calibri" w:cs="Calibri"/>
+          <w:sz w:val="34"/>
+          <w:szCs w:val="34"/>
+        </w:rPr>
+      </w:pPr>
+    </w:p>
+    <w:p>
+      <w:pPr>
+        <w:jc w:val="both"/>
+        <w:rPr>
+          <w:rFonts w:ascii="Calibri" w:hAnsi="Calibri" w:cs="Calibri"/>
+          <w:sz w:val="34"/>
+          <w:szCs w:val="34"/>
+        </w:rPr>
+      </w:pPr>
+    </w:p>
+    <w:p>
+      <w:pPr>
+        <w:jc w:val="both"/>
+        <w:rPr>
+          <w:rFonts w:ascii="Calibri" w:hAnsi="Calibri" w:cs="Calibri"/>
+          <w:sz w:val="34"/>
+          <w:szCs w:val="34"/>
+        </w:rPr>
+      </w:pPr>
+    </w:p>
+    <w:p>
+      <w:pPr>
+        <w:jc w:val="both"/>
+        <w:rPr>
+          <w:rFonts w:ascii="Calibri" w:hAnsi="Calibri" w:cs="Calibri"/>
+          <w:sz w:val="34"/>
+          <w:szCs w:val="34"/>
         </w:rPr>
       </w:pPr>
     </w:p>
@@ -2520,8 +2501,8 @@
           <w:rFonts w:ascii="Calibri" w:hAnsi="Calibri" w:cs="Calibri"/>
           <w:b/>
           <w:bCs/>
-          <w:sz w:val="36"/>
-          <w:szCs w:val="36"/>
+          <w:sz w:val="34"/>
+          <w:szCs w:val="34"/>
         </w:rPr>
       </w:pPr>
       <w:r>
@@ -2529,8 +2510,8 @@
           <w:rFonts w:ascii="Calibri" w:hAnsi="Calibri" w:cs="Calibri"/>
           <w:b/>
           <w:bCs/>
-          <w:sz w:val="36"/>
-          <w:szCs w:val="36"/>
+          <w:sz w:val="34"/>
+          <w:szCs w:val="34"/>
         </w:rPr>
         <w:t>Challenges of Data Management:</w:t>
       </w:r>
@@ -2545,31 +2526,31 @@
         <w:jc w:val="both"/>
         <w:rPr>
           <w:rFonts w:ascii="Calibri" w:hAnsi="Calibri" w:cs="Calibri"/>
-          <w:sz w:val="36"/>
-          <w:szCs w:val="36"/>
-        </w:rPr>
-      </w:pPr>
-      <w:r>
-        <w:rPr>
-          <w:rFonts w:ascii="Calibri" w:hAnsi="Calibri" w:cs="Calibri"/>
-          <w:sz w:val="36"/>
-          <w:szCs w:val="36"/>
+          <w:sz w:val="34"/>
+          <w:szCs w:val="34"/>
+        </w:rPr>
+      </w:pPr>
+      <w:r>
+        <w:rPr>
+          <w:rFonts w:ascii="Calibri" w:hAnsi="Calibri" w:cs="Calibri"/>
+          <w:sz w:val="34"/>
+          <w:szCs w:val="34"/>
         </w:rPr>
         <w:t xml:space="preserve">Data Quantity: </w:t>
       </w:r>
       <w:r>
         <w:rPr>
           <w:rFonts w:ascii="Calibri" w:hAnsi="Calibri" w:cs="Calibri"/>
-          <w:sz w:val="36"/>
-          <w:szCs w:val="36"/>
+          <w:sz w:val="34"/>
+          <w:szCs w:val="34"/>
         </w:rPr>
         <w:t>Having enough data is crucial, but managing mass</w:t>
       </w:r>
       <w:r>
         <w:rPr>
           <w:rFonts w:ascii="Calibri" w:hAnsi="Calibri" w:cs="Calibri"/>
-          <w:sz w:val="36"/>
-          <w:szCs w:val="36"/>
+          <w:sz w:val="34"/>
+          <w:szCs w:val="34"/>
         </w:rPr>
         <w:t>ive datasets can be challenging.</w:t>
       </w:r>
@@ -2584,23 +2565,23 @@
         <w:jc w:val="both"/>
         <w:rPr>
           <w:rFonts w:ascii="Calibri" w:hAnsi="Calibri" w:cs="Calibri"/>
-          <w:sz w:val="36"/>
-          <w:szCs w:val="36"/>
-        </w:rPr>
-      </w:pPr>
-      <w:r>
-        <w:rPr>
-          <w:rFonts w:ascii="Calibri" w:hAnsi="Calibri" w:cs="Calibri"/>
-          <w:sz w:val="36"/>
-          <w:szCs w:val="36"/>
+          <w:sz w:val="34"/>
+          <w:szCs w:val="34"/>
+        </w:rPr>
+      </w:pPr>
+      <w:r>
+        <w:rPr>
+          <w:rFonts w:ascii="Calibri" w:hAnsi="Calibri" w:cs="Calibri"/>
+          <w:sz w:val="34"/>
+          <w:szCs w:val="34"/>
         </w:rPr>
         <w:t>Data Quality: Inaccurate or</w:t>
       </w:r>
       <w:r>
         <w:rPr>
           <w:rFonts w:ascii="Calibri" w:hAnsi="Calibri" w:cs="Calibri"/>
-          <w:sz w:val="36"/>
-          <w:szCs w:val="36"/>
+          <w:sz w:val="34"/>
+          <w:szCs w:val="34"/>
         </w:rPr>
         <w:t xml:space="preserve"> incomplete data can lead to biased and unreliable AI models.</w:t>
       </w:r>
@@ -2615,23 +2596,23 @@
         <w:jc w:val="both"/>
         <w:rPr>
           <w:rFonts w:ascii="Calibri" w:hAnsi="Calibri" w:cs="Calibri"/>
-          <w:sz w:val="36"/>
-          <w:szCs w:val="36"/>
-        </w:rPr>
-      </w:pPr>
-      <w:r>
-        <w:rPr>
-          <w:rFonts w:ascii="Calibri" w:hAnsi="Calibri" w:cs="Calibri"/>
-          <w:sz w:val="36"/>
-          <w:szCs w:val="36"/>
+          <w:sz w:val="34"/>
+          <w:szCs w:val="34"/>
+        </w:rPr>
+      </w:pPr>
+      <w:r>
+        <w:rPr>
+          <w:rFonts w:ascii="Calibri" w:hAnsi="Calibri" w:cs="Calibri"/>
+          <w:sz w:val="34"/>
+          <w:szCs w:val="34"/>
         </w:rPr>
         <w:t>Data Security:</w:t>
       </w:r>
       <w:r>
         <w:rPr>
           <w:rFonts w:ascii="Calibri" w:hAnsi="Calibri" w:cs="Calibri"/>
-          <w:sz w:val="36"/>
-          <w:szCs w:val="36"/>
+          <w:sz w:val="34"/>
+          <w:szCs w:val="34"/>
         </w:rPr>
         <w:t xml:space="preserve"> Protecting sensitive data and ensuring responsible AI development is essential.</w:t>
       </w:r>
@@ -2643,8 +2624,8 @@
           <w:rFonts w:ascii="Calibri" w:hAnsi="Calibri" w:cs="Calibri"/>
           <w:b/>
           <w:bCs/>
-          <w:sz w:val="36"/>
-          <w:szCs w:val="36"/>
+          <w:sz w:val="34"/>
+          <w:szCs w:val="34"/>
         </w:rPr>
       </w:pPr>
       <w:r>
@@ -2652,8 +2633,8 @@
           <w:rFonts w:ascii="Calibri" w:hAnsi="Calibri" w:cs="Calibri"/>
           <w:b/>
           <w:bCs/>
-          <w:sz w:val="36"/>
-          <w:szCs w:val="36"/>
+          <w:sz w:val="34"/>
+          <w:szCs w:val="34"/>
         </w:rPr>
         <w:t>Considerations:</w:t>
       </w:r>
@@ -2668,17 +2649,16 @@
         <w:jc w:val="both"/>
         <w:rPr>
           <w:rFonts w:ascii="Calibri" w:hAnsi="Calibri" w:cs="Calibri"/>
-          <w:sz w:val="36"/>
-          <w:szCs w:val="36"/>
-        </w:rPr>
-      </w:pPr>
-      <w:r>
-        <w:rPr>
-          <w:rFonts w:ascii="Calibri" w:hAnsi="Calibri" w:cs="Calibri"/>
-          <w:sz w:val="36"/>
-          <w:szCs w:val="36"/>
-        </w:rPr>
-        <w:lastRenderedPageBreak/>
+          <w:sz w:val="34"/>
+          <w:szCs w:val="34"/>
+        </w:rPr>
+      </w:pPr>
+      <w:r>
+        <w:rPr>
+          <w:rFonts w:ascii="Calibri" w:hAnsi="Calibri" w:cs="Calibri"/>
+          <w:sz w:val="34"/>
+          <w:szCs w:val="34"/>
+        </w:rPr>
         <w:t>Data Collection: Ethical data collection practices and user privacy must be prioritized.</w:t>
       </w:r>
     </w:p>
@@ -2692,23 +2672,23 @@
         <w:jc w:val="both"/>
         <w:rPr>
           <w:rFonts w:ascii="Calibri" w:hAnsi="Calibri" w:cs="Calibri"/>
-          <w:sz w:val="36"/>
-          <w:szCs w:val="36"/>
-        </w:rPr>
-      </w:pPr>
-      <w:r>
-        <w:rPr>
-          <w:rFonts w:ascii="Calibri" w:hAnsi="Calibri" w:cs="Calibri"/>
-          <w:sz w:val="36"/>
-          <w:szCs w:val="36"/>
+          <w:sz w:val="34"/>
+          <w:szCs w:val="34"/>
+        </w:rPr>
+      </w:pPr>
+      <w:r>
+        <w:rPr>
+          <w:rFonts w:ascii="Calibri" w:hAnsi="Calibri" w:cs="Calibri"/>
+          <w:sz w:val="34"/>
+          <w:szCs w:val="34"/>
         </w:rPr>
         <w:t>Data Cleaning: Ensuring data accuracy and completeness</w:t>
       </w:r>
       <w:r>
         <w:rPr>
           <w:rFonts w:ascii="Calibri" w:hAnsi="Calibri" w:cs="Calibri"/>
-          <w:sz w:val="36"/>
-          <w:szCs w:val="36"/>
+          <w:sz w:val="34"/>
+          <w:szCs w:val="34"/>
         </w:rPr>
         <w:t xml:space="preserve"> is crucial for reliable AI models.</w:t>
       </w:r>
@@ -2723,15 +2703,15 @@
         <w:jc w:val="both"/>
         <w:rPr>
           <w:rFonts w:ascii="Calibri" w:hAnsi="Calibri" w:cs="Calibri"/>
-          <w:sz w:val="36"/>
-          <w:szCs w:val="36"/>
-        </w:rPr>
-      </w:pPr>
-      <w:r>
-        <w:rPr>
-          <w:rFonts w:ascii="Calibri" w:hAnsi="Calibri" w:cs="Calibri"/>
-          <w:sz w:val="36"/>
-          <w:szCs w:val="36"/>
+          <w:sz w:val="34"/>
+          <w:szCs w:val="34"/>
+        </w:rPr>
+      </w:pPr>
+      <w:r>
+        <w:rPr>
+          <w:rFonts w:ascii="Calibri" w:hAnsi="Calibri" w:cs="Calibri"/>
+          <w:sz w:val="34"/>
+          <w:szCs w:val="34"/>
         </w:rPr>
         <w:t>Data Governance: Establishing clear guidelines for data ownership, usage, and security is essential.</w:t>
       </w:r>
@@ -2743,8 +2723,8 @@
           <w:rFonts w:ascii="Calibri" w:hAnsi="Calibri" w:cs="Calibri"/>
           <w:b/>
           <w:bCs/>
-          <w:sz w:val="36"/>
-          <w:szCs w:val="36"/>
+          <w:sz w:val="34"/>
+          <w:szCs w:val="34"/>
         </w:rPr>
       </w:pPr>
       <w:r>
@@ -2752,8 +2732,8 @@
           <w:rFonts w:ascii="Calibri" w:hAnsi="Calibri" w:cs="Calibri"/>
           <w:b/>
           <w:bCs/>
-          <w:sz w:val="36"/>
-          <w:szCs w:val="36"/>
+          <w:sz w:val="34"/>
+          <w:szCs w:val="34"/>
         </w:rPr>
         <w:t>Types of Data:</w:t>
       </w:r>
@@ -2764,16 +2744,16 @@
         <w:rPr>
           <w:rFonts w:ascii="Calibri" w:hAnsi="Calibri" w:cs="Calibri"/>
           <w:noProof/>
-          <w:sz w:val="36"/>
-          <w:szCs w:val="36"/>
+          <w:sz w:val="34"/>
+          <w:szCs w:val="34"/>
         </w:rPr>
       </w:pPr>
       <w:r>
         <w:rPr>
           <w:rFonts w:ascii="Calibri" w:hAnsi="Calibri" w:cs="Calibri"/>
           <w:noProof/>
-          <w:sz w:val="36"/>
-          <w:szCs w:val="36"/>
+          <w:sz w:val="34"/>
+          <w:szCs w:val="34"/>
         </w:rPr>
         <w:drawing>
           <wp:anchor distT="0" distB="0" distL="114300" distR="114300" simplePos="0" relativeHeight="251662336" behindDoc="0" locked="0" layoutInCell="1" allowOverlap="1" wp14:anchorId="7419F4C1" wp14:editId="519F293C">
@@ -2844,98 +2824,98 @@
         <w:jc w:val="both"/>
         <w:rPr>
           <w:rFonts w:ascii="Calibri" w:hAnsi="Calibri" w:cs="Calibri"/>
-          <w:sz w:val="36"/>
-          <w:szCs w:val="36"/>
-        </w:rPr>
-      </w:pPr>
-    </w:p>
-    <w:p>
-      <w:pPr>
-        <w:jc w:val="both"/>
-        <w:rPr>
-          <w:rFonts w:ascii="Calibri" w:hAnsi="Calibri" w:cs="Calibri"/>
-          <w:sz w:val="36"/>
-          <w:szCs w:val="36"/>
-        </w:rPr>
-      </w:pPr>
-    </w:p>
-    <w:p>
-      <w:pPr>
-        <w:jc w:val="both"/>
-        <w:rPr>
-          <w:rFonts w:ascii="Calibri" w:hAnsi="Calibri" w:cs="Calibri"/>
-          <w:sz w:val="36"/>
-          <w:szCs w:val="36"/>
-        </w:rPr>
-      </w:pPr>
-    </w:p>
-    <w:p>
-      <w:pPr>
-        <w:jc w:val="both"/>
-        <w:rPr>
-          <w:rFonts w:ascii="Calibri" w:hAnsi="Calibri" w:cs="Calibri"/>
-          <w:sz w:val="36"/>
-          <w:szCs w:val="36"/>
-        </w:rPr>
-      </w:pPr>
-    </w:p>
-    <w:p>
-      <w:pPr>
-        <w:jc w:val="both"/>
-        <w:rPr>
-          <w:rFonts w:ascii="Calibri" w:hAnsi="Calibri" w:cs="Calibri"/>
-          <w:sz w:val="36"/>
-          <w:szCs w:val="36"/>
-        </w:rPr>
-      </w:pPr>
-    </w:p>
-    <w:p>
-      <w:pPr>
-        <w:jc w:val="both"/>
-        <w:rPr>
-          <w:rFonts w:ascii="Calibri" w:hAnsi="Calibri" w:cs="Calibri"/>
-          <w:sz w:val="36"/>
-          <w:szCs w:val="36"/>
-        </w:rPr>
-      </w:pPr>
-    </w:p>
-    <w:p>
-      <w:pPr>
-        <w:jc w:val="both"/>
-        <w:rPr>
-          <w:rFonts w:ascii="Calibri" w:hAnsi="Calibri" w:cs="Calibri"/>
-          <w:sz w:val="36"/>
-          <w:szCs w:val="36"/>
-        </w:rPr>
-      </w:pPr>
-    </w:p>
-    <w:p>
-      <w:pPr>
-        <w:jc w:val="both"/>
-        <w:rPr>
-          <w:rFonts w:ascii="Calibri" w:hAnsi="Calibri" w:cs="Calibri"/>
-          <w:sz w:val="36"/>
-          <w:szCs w:val="36"/>
-        </w:rPr>
-      </w:pPr>
-    </w:p>
-    <w:p>
-      <w:pPr>
-        <w:jc w:val="both"/>
-        <w:rPr>
-          <w:rFonts w:ascii="Calibri" w:hAnsi="Calibri" w:cs="Calibri"/>
-          <w:sz w:val="36"/>
-          <w:szCs w:val="36"/>
-        </w:rPr>
-      </w:pPr>
-    </w:p>
-    <w:p>
-      <w:pPr>
-        <w:jc w:val="both"/>
-        <w:rPr>
-          <w:rFonts w:ascii="Calibri" w:hAnsi="Calibri" w:cs="Calibri"/>
-          <w:sz w:val="36"/>
-          <w:szCs w:val="36"/>
+          <w:sz w:val="34"/>
+          <w:szCs w:val="34"/>
+        </w:rPr>
+      </w:pPr>
+    </w:p>
+    <w:p>
+      <w:pPr>
+        <w:jc w:val="both"/>
+        <w:rPr>
+          <w:rFonts w:ascii="Calibri" w:hAnsi="Calibri" w:cs="Calibri"/>
+          <w:sz w:val="34"/>
+          <w:szCs w:val="34"/>
+        </w:rPr>
+      </w:pPr>
+    </w:p>
+    <w:p>
+      <w:pPr>
+        <w:jc w:val="both"/>
+        <w:rPr>
+          <w:rFonts w:ascii="Calibri" w:hAnsi="Calibri" w:cs="Calibri"/>
+          <w:sz w:val="34"/>
+          <w:szCs w:val="34"/>
+        </w:rPr>
+      </w:pPr>
+    </w:p>
+    <w:p>
+      <w:pPr>
+        <w:jc w:val="both"/>
+        <w:rPr>
+          <w:rFonts w:ascii="Calibri" w:hAnsi="Calibri" w:cs="Calibri"/>
+          <w:sz w:val="34"/>
+          <w:szCs w:val="34"/>
+        </w:rPr>
+      </w:pPr>
+    </w:p>
+    <w:p>
+      <w:pPr>
+        <w:jc w:val="both"/>
+        <w:rPr>
+          <w:rFonts w:ascii="Calibri" w:hAnsi="Calibri" w:cs="Calibri"/>
+          <w:sz w:val="34"/>
+          <w:szCs w:val="34"/>
+        </w:rPr>
+      </w:pPr>
+    </w:p>
+    <w:p>
+      <w:pPr>
+        <w:jc w:val="both"/>
+        <w:rPr>
+          <w:rFonts w:ascii="Calibri" w:hAnsi="Calibri" w:cs="Calibri"/>
+          <w:sz w:val="34"/>
+          <w:szCs w:val="34"/>
+        </w:rPr>
+      </w:pPr>
+    </w:p>
+    <w:p>
+      <w:pPr>
+        <w:jc w:val="both"/>
+        <w:rPr>
+          <w:rFonts w:ascii="Calibri" w:hAnsi="Calibri" w:cs="Calibri"/>
+          <w:sz w:val="34"/>
+          <w:szCs w:val="34"/>
+        </w:rPr>
+      </w:pPr>
+    </w:p>
+    <w:p>
+      <w:pPr>
+        <w:jc w:val="both"/>
+        <w:rPr>
+          <w:rFonts w:ascii="Calibri" w:hAnsi="Calibri" w:cs="Calibri"/>
+          <w:sz w:val="34"/>
+          <w:szCs w:val="34"/>
+        </w:rPr>
+      </w:pPr>
+    </w:p>
+    <w:p>
+      <w:pPr>
+        <w:jc w:val="both"/>
+        <w:rPr>
+          <w:rFonts w:ascii="Calibri" w:hAnsi="Calibri" w:cs="Calibri"/>
+          <w:sz w:val="34"/>
+          <w:szCs w:val="34"/>
+        </w:rPr>
+      </w:pPr>
+    </w:p>
+    <w:p>
+      <w:pPr>
+        <w:jc w:val="both"/>
+        <w:rPr>
+          <w:rFonts w:ascii="Calibri" w:hAnsi="Calibri" w:cs="Calibri"/>
+          <w:sz w:val="34"/>
+          <w:szCs w:val="34"/>
         </w:rPr>
       </w:pPr>
     </w:p>
@@ -2946,8 +2926,8 @@
           <w:rFonts w:ascii="Calibri" w:hAnsi="Calibri" w:cs="Calibri"/>
           <w:b/>
           <w:bCs/>
-          <w:sz w:val="36"/>
-          <w:szCs w:val="36"/>
+          <w:sz w:val="34"/>
+          <w:szCs w:val="34"/>
         </w:rPr>
       </w:pPr>
       <w:r>
@@ -2955,8 +2935,8 @@
           <w:rFonts w:ascii="Calibri" w:hAnsi="Calibri" w:cs="Calibri"/>
           <w:b/>
           <w:bCs/>
-          <w:sz w:val="36"/>
-          <w:szCs w:val="36"/>
+          <w:sz w:val="34"/>
+          <w:szCs w:val="34"/>
         </w:rPr>
         <w:t>Structured Data:</w:t>
       </w:r>
@@ -2966,15 +2946,15 @@
         <w:jc w:val="both"/>
         <w:rPr>
           <w:rFonts w:ascii="Calibri" w:hAnsi="Calibri" w:cs="Calibri"/>
-          <w:sz w:val="36"/>
-          <w:szCs w:val="36"/>
-        </w:rPr>
-      </w:pPr>
-      <w:r>
-        <w:rPr>
-          <w:rFonts w:ascii="Calibri" w:hAnsi="Calibri" w:cs="Calibri"/>
-          <w:sz w:val="36"/>
-          <w:szCs w:val="36"/>
+          <w:sz w:val="34"/>
+          <w:szCs w:val="34"/>
+        </w:rPr>
+      </w:pPr>
+      <w:r>
+        <w:rPr>
+          <w:rFonts w:ascii="Calibri" w:hAnsi="Calibri" w:cs="Calibri"/>
+          <w:sz w:val="34"/>
+          <w:szCs w:val="34"/>
         </w:rPr>
         <w:t>Data that follows a strict format and is organized into tables with clearly defined relationships.</w:t>
       </w:r>
@@ -2984,15 +2964,15 @@
         <w:jc w:val="both"/>
         <w:rPr>
           <w:rFonts w:ascii="Calibri" w:hAnsi="Calibri" w:cs="Calibri"/>
-          <w:sz w:val="36"/>
-          <w:szCs w:val="36"/>
-        </w:rPr>
-      </w:pPr>
-      <w:r>
-        <w:rPr>
-          <w:rFonts w:ascii="Calibri" w:hAnsi="Calibri" w:cs="Calibri"/>
-          <w:sz w:val="36"/>
-          <w:szCs w:val="36"/>
+          <w:sz w:val="34"/>
+          <w:szCs w:val="34"/>
+        </w:rPr>
+      </w:pPr>
+      <w:r>
+        <w:rPr>
+          <w:rFonts w:ascii="Calibri" w:hAnsi="Calibri" w:cs="Calibri"/>
+          <w:sz w:val="34"/>
+          <w:szCs w:val="34"/>
         </w:rPr>
         <w:t>Examples:</w:t>
       </w:r>
@@ -3007,17 +2987,16 @@
         <w:jc w:val="both"/>
         <w:rPr>
           <w:rFonts w:ascii="Calibri" w:hAnsi="Calibri" w:cs="Calibri"/>
-          <w:sz w:val="36"/>
-          <w:szCs w:val="36"/>
-        </w:rPr>
-      </w:pPr>
-      <w:r>
-        <w:rPr>
-          <w:rFonts w:ascii="Calibri" w:hAnsi="Calibri" w:cs="Calibri"/>
-          <w:sz w:val="36"/>
-          <w:szCs w:val="36"/>
-        </w:rPr>
-        <w:lastRenderedPageBreak/>
+          <w:sz w:val="34"/>
+          <w:szCs w:val="34"/>
+        </w:rPr>
+      </w:pPr>
+      <w:r>
+        <w:rPr>
+          <w:rFonts w:ascii="Calibri" w:hAnsi="Calibri" w:cs="Calibri"/>
+          <w:sz w:val="34"/>
+          <w:szCs w:val="34"/>
+        </w:rPr>
         <w:t>Relational databases.</w:t>
       </w:r>
     </w:p>
@@ -3031,15 +3010,15 @@
         <w:jc w:val="both"/>
         <w:rPr>
           <w:rFonts w:ascii="Calibri" w:hAnsi="Calibri" w:cs="Calibri"/>
-          <w:sz w:val="36"/>
-          <w:szCs w:val="36"/>
-        </w:rPr>
-      </w:pPr>
-      <w:r>
-        <w:rPr>
-          <w:rFonts w:ascii="Calibri" w:hAnsi="Calibri" w:cs="Calibri"/>
-          <w:sz w:val="36"/>
-          <w:szCs w:val="36"/>
+          <w:sz w:val="34"/>
+          <w:szCs w:val="34"/>
+        </w:rPr>
+      </w:pPr>
+      <w:r>
+        <w:rPr>
+          <w:rFonts w:ascii="Calibri" w:hAnsi="Calibri" w:cs="Calibri"/>
+          <w:sz w:val="34"/>
+          <w:szCs w:val="34"/>
         </w:rPr>
         <w:t>Spreadsheets.</w:t>
       </w:r>
@@ -3054,15 +3033,15 @@
         <w:jc w:val="both"/>
         <w:rPr>
           <w:rFonts w:ascii="Calibri" w:hAnsi="Calibri" w:cs="Calibri"/>
-          <w:sz w:val="36"/>
-          <w:szCs w:val="36"/>
-        </w:rPr>
-      </w:pPr>
-      <w:r>
-        <w:rPr>
-          <w:rFonts w:ascii="Calibri" w:hAnsi="Calibri" w:cs="Calibri"/>
-          <w:sz w:val="36"/>
-          <w:szCs w:val="36"/>
+          <w:sz w:val="34"/>
+          <w:szCs w:val="34"/>
+        </w:rPr>
+      </w:pPr>
+      <w:r>
+        <w:rPr>
+          <w:rFonts w:ascii="Calibri" w:hAnsi="Calibri" w:cs="Calibri"/>
+          <w:sz w:val="34"/>
+          <w:szCs w:val="34"/>
         </w:rPr>
         <w:t>CSV files.</w:t>
       </w:r>
@@ -3072,25 +3051,25 @@
         <w:jc w:val="both"/>
         <w:rPr>
           <w:rFonts w:ascii="Calibri" w:hAnsi="Calibri" w:cs="Calibri"/>
-          <w:sz w:val="36"/>
-          <w:szCs w:val="36"/>
-        </w:rPr>
-      </w:pPr>
-    </w:p>
-    <w:p>
-      <w:pPr>
-        <w:jc w:val="both"/>
-        <w:rPr>
-          <w:rFonts w:ascii="Calibri" w:hAnsi="Calibri" w:cs="Calibri"/>
-          <w:sz w:val="36"/>
-          <w:szCs w:val="36"/>
-        </w:rPr>
-      </w:pPr>
-      <w:r>
-        <w:rPr>
-          <w:rFonts w:ascii="Calibri" w:hAnsi="Calibri" w:cs="Calibri"/>
-          <w:sz w:val="36"/>
-          <w:szCs w:val="36"/>
+          <w:sz w:val="34"/>
+          <w:szCs w:val="34"/>
+        </w:rPr>
+      </w:pPr>
+    </w:p>
+    <w:p>
+      <w:pPr>
+        <w:jc w:val="both"/>
+        <w:rPr>
+          <w:rFonts w:ascii="Calibri" w:hAnsi="Calibri" w:cs="Calibri"/>
+          <w:sz w:val="34"/>
+          <w:szCs w:val="34"/>
+        </w:rPr>
+      </w:pPr>
+      <w:r>
+        <w:rPr>
+          <w:rFonts w:ascii="Calibri" w:hAnsi="Calibri" w:cs="Calibri"/>
+          <w:sz w:val="34"/>
+          <w:szCs w:val="34"/>
         </w:rPr>
         <w:t>Characteristics:</w:t>
       </w:r>
@@ -3100,39 +3079,39 @@
         <w:jc w:val="both"/>
         <w:rPr>
           <w:rFonts w:ascii="Calibri" w:hAnsi="Calibri" w:cs="Calibri"/>
-          <w:sz w:val="36"/>
-          <w:szCs w:val="36"/>
-        </w:rPr>
-      </w:pPr>
-      <w:r>
-        <w:rPr>
-          <w:rFonts w:ascii="Calibri" w:hAnsi="Calibri" w:cs="Calibri"/>
-          <w:sz w:val="36"/>
-          <w:szCs w:val="36"/>
+          <w:sz w:val="34"/>
+          <w:szCs w:val="34"/>
+        </w:rPr>
+      </w:pPr>
+      <w:r>
+        <w:rPr>
+          <w:rFonts w:ascii="Calibri" w:hAnsi="Calibri" w:cs="Calibri"/>
+          <w:sz w:val="34"/>
+          <w:szCs w:val="34"/>
         </w:rPr>
         <w:t>Easy to</w:t>
       </w:r>
       <w:r>
         <w:rPr>
           <w:rFonts w:ascii="Calibri" w:hAnsi="Calibri" w:cs="Calibri"/>
-          <w:sz w:val="36"/>
-          <w:szCs w:val="36"/>
+          <w:sz w:val="34"/>
+          <w:szCs w:val="34"/>
         </w:rPr>
         <w:t xml:space="preserve"> </w:t>
       </w:r>
       <w:r>
         <w:rPr>
           <w:rFonts w:ascii="Calibri" w:hAnsi="Calibri" w:cs="Calibri"/>
-          <w:sz w:val="36"/>
-          <w:szCs w:val="36"/>
+          <w:sz w:val="34"/>
+          <w:szCs w:val="34"/>
         </w:rPr>
         <w:t>query, analyze, and process using traditional Data</w:t>
       </w:r>
       <w:r>
         <w:rPr>
           <w:rFonts w:ascii="Calibri" w:hAnsi="Calibri" w:cs="Calibri"/>
-          <w:sz w:val="36"/>
-          <w:szCs w:val="36"/>
+          <w:sz w:val="34"/>
+          <w:szCs w:val="34"/>
         </w:rPr>
         <w:t>base Management Systems.</w:t>
       </w:r>
@@ -3144,8 +3123,8 @@
           <w:rFonts w:ascii="Calibri" w:hAnsi="Calibri" w:cs="Calibri"/>
           <w:b/>
           <w:bCs/>
-          <w:sz w:val="36"/>
-          <w:szCs w:val="36"/>
+          <w:sz w:val="34"/>
+          <w:szCs w:val="34"/>
         </w:rPr>
       </w:pPr>
       <w:r>
@@ -3153,8 +3132,8 @@
           <w:rFonts w:ascii="Calibri" w:hAnsi="Calibri" w:cs="Calibri"/>
           <w:b/>
           <w:bCs/>
-          <w:sz w:val="36"/>
-          <w:szCs w:val="36"/>
+          <w:sz w:val="34"/>
+          <w:szCs w:val="34"/>
         </w:rPr>
         <w:t>Unstructured Data:</w:t>
       </w:r>
@@ -3164,15 +3143,15 @@
         <w:jc w:val="both"/>
         <w:rPr>
           <w:rFonts w:ascii="Calibri" w:hAnsi="Calibri" w:cs="Calibri"/>
-          <w:sz w:val="36"/>
-          <w:szCs w:val="36"/>
-        </w:rPr>
-      </w:pPr>
-      <w:r>
-        <w:rPr>
-          <w:rFonts w:ascii="Calibri" w:hAnsi="Calibri" w:cs="Calibri"/>
-          <w:sz w:val="36"/>
-          <w:szCs w:val="36"/>
+          <w:sz w:val="34"/>
+          <w:szCs w:val="34"/>
+        </w:rPr>
+      </w:pPr>
+      <w:r>
+        <w:rPr>
+          <w:rFonts w:ascii="Calibri" w:hAnsi="Calibri" w:cs="Calibri"/>
+          <w:sz w:val="34"/>
+          <w:szCs w:val="34"/>
         </w:rPr>
         <w:t>Data that lacks a predefined data model or structure, making it challenging to organize and analyze.</w:t>
       </w:r>
@@ -3182,16 +3161,17 @@
         <w:jc w:val="both"/>
         <w:rPr>
           <w:rFonts w:ascii="Calibri" w:hAnsi="Calibri" w:cs="Calibri"/>
-          <w:sz w:val="36"/>
-          <w:szCs w:val="36"/>
-        </w:rPr>
-      </w:pPr>
-      <w:r>
-        <w:rPr>
-          <w:rFonts w:ascii="Calibri" w:hAnsi="Calibri" w:cs="Calibri"/>
-          <w:sz w:val="36"/>
-          <w:szCs w:val="36"/>
-        </w:rPr>
+          <w:sz w:val="34"/>
+          <w:szCs w:val="34"/>
+        </w:rPr>
+      </w:pPr>
+      <w:r>
+        <w:rPr>
+          <w:rFonts w:ascii="Calibri" w:hAnsi="Calibri" w:cs="Calibri"/>
+          <w:sz w:val="34"/>
+          <w:szCs w:val="34"/>
+        </w:rPr>
+        <w:lastRenderedPageBreak/>
         <w:t>Examples:</w:t>
       </w:r>
     </w:p>
@@ -3205,15 +3185,15 @@
         <w:jc w:val="both"/>
         <w:rPr>
           <w:rFonts w:ascii="Calibri" w:hAnsi="Calibri" w:cs="Calibri"/>
-          <w:sz w:val="36"/>
-          <w:szCs w:val="36"/>
-        </w:rPr>
-      </w:pPr>
-      <w:r>
-        <w:rPr>
-          <w:rFonts w:ascii="Calibri" w:hAnsi="Calibri" w:cs="Calibri"/>
-          <w:sz w:val="36"/>
-          <w:szCs w:val="36"/>
+          <w:sz w:val="34"/>
+          <w:szCs w:val="34"/>
+        </w:rPr>
+      </w:pPr>
+      <w:r>
+        <w:rPr>
+          <w:rFonts w:ascii="Calibri" w:hAnsi="Calibri" w:cs="Calibri"/>
+          <w:sz w:val="34"/>
+          <w:szCs w:val="34"/>
         </w:rPr>
         <w:t>Text documents</w:t>
       </w:r>
@@ -3228,15 +3208,15 @@
         <w:jc w:val="both"/>
         <w:rPr>
           <w:rFonts w:ascii="Calibri" w:hAnsi="Calibri" w:cs="Calibri"/>
-          <w:sz w:val="36"/>
-          <w:szCs w:val="36"/>
-        </w:rPr>
-      </w:pPr>
-      <w:r>
-        <w:rPr>
-          <w:rFonts w:ascii="Calibri" w:hAnsi="Calibri" w:cs="Calibri"/>
-          <w:sz w:val="36"/>
-          <w:szCs w:val="36"/>
+          <w:sz w:val="34"/>
+          <w:szCs w:val="34"/>
+        </w:rPr>
+      </w:pPr>
+      <w:r>
+        <w:rPr>
+          <w:rFonts w:ascii="Calibri" w:hAnsi="Calibri" w:cs="Calibri"/>
+          <w:sz w:val="34"/>
+          <w:szCs w:val="34"/>
         </w:rPr>
         <w:t>Images</w:t>
       </w:r>
@@ -3251,15 +3231,15 @@
         <w:jc w:val="both"/>
         <w:rPr>
           <w:rFonts w:ascii="Calibri" w:hAnsi="Calibri" w:cs="Calibri"/>
-          <w:sz w:val="36"/>
-          <w:szCs w:val="36"/>
-        </w:rPr>
-      </w:pPr>
-      <w:r>
-        <w:rPr>
-          <w:rFonts w:ascii="Calibri" w:hAnsi="Calibri" w:cs="Calibri"/>
-          <w:sz w:val="36"/>
-          <w:szCs w:val="36"/>
+          <w:sz w:val="34"/>
+          <w:szCs w:val="34"/>
+        </w:rPr>
+      </w:pPr>
+      <w:r>
+        <w:rPr>
+          <w:rFonts w:ascii="Calibri" w:hAnsi="Calibri" w:cs="Calibri"/>
+          <w:sz w:val="34"/>
+          <w:szCs w:val="34"/>
         </w:rPr>
         <w:t>Audio files and video files</w:t>
       </w:r>
@@ -3269,15 +3249,15 @@
         <w:jc w:val="both"/>
         <w:rPr>
           <w:rFonts w:ascii="Calibri" w:hAnsi="Calibri" w:cs="Calibri"/>
-          <w:sz w:val="36"/>
-          <w:szCs w:val="36"/>
-        </w:rPr>
-      </w:pPr>
-      <w:r>
-        <w:rPr>
-          <w:rFonts w:ascii="Calibri" w:hAnsi="Calibri" w:cs="Calibri"/>
-          <w:sz w:val="36"/>
-          <w:szCs w:val="36"/>
+          <w:sz w:val="34"/>
+          <w:szCs w:val="34"/>
+        </w:rPr>
+      </w:pPr>
+      <w:r>
+        <w:rPr>
+          <w:rFonts w:ascii="Calibri" w:hAnsi="Calibri" w:cs="Calibri"/>
+          <w:sz w:val="34"/>
+          <w:szCs w:val="34"/>
         </w:rPr>
         <w:t>Characteristics:</w:t>
       </w:r>
@@ -3287,23 +3267,23 @@
         <w:jc w:val="both"/>
         <w:rPr>
           <w:rFonts w:ascii="Calibri" w:hAnsi="Calibri" w:cs="Calibri"/>
-          <w:sz w:val="36"/>
-          <w:szCs w:val="36"/>
-        </w:rPr>
-      </w:pPr>
-      <w:r>
-        <w:rPr>
-          <w:rFonts w:ascii="Calibri" w:hAnsi="Calibri" w:cs="Calibri"/>
-          <w:sz w:val="36"/>
-          <w:szCs w:val="36"/>
+          <w:sz w:val="34"/>
+          <w:szCs w:val="34"/>
+        </w:rPr>
+      </w:pPr>
+      <w:r>
+        <w:rPr>
+          <w:rFonts w:ascii="Calibri" w:hAnsi="Calibri" w:cs="Calibri"/>
+          <w:sz w:val="34"/>
+          <w:szCs w:val="34"/>
         </w:rPr>
         <w:t>Contains rich information but requires advanced techniques as natural language</w:t>
       </w:r>
       <w:r>
         <w:rPr>
           <w:rFonts w:ascii="Calibri" w:hAnsi="Calibri" w:cs="Calibri"/>
-          <w:sz w:val="36"/>
-          <w:szCs w:val="36"/>
+          <w:sz w:val="34"/>
+          <w:szCs w:val="34"/>
         </w:rPr>
         <w:t xml:space="preserve"> processing (NLP) and computer vision for analysis.</w:t>
       </w:r>
@@ -3315,8 +3295,8 @@
           <w:rFonts w:ascii="Calibri" w:hAnsi="Calibri" w:cs="Calibri"/>
           <w:b/>
           <w:bCs/>
-          <w:sz w:val="36"/>
-          <w:szCs w:val="36"/>
+          <w:sz w:val="34"/>
+          <w:szCs w:val="34"/>
         </w:rPr>
       </w:pPr>
       <w:r>
@@ -3324,8 +3304,8 @@
           <w:rFonts w:ascii="Calibri" w:hAnsi="Calibri" w:cs="Calibri"/>
           <w:b/>
           <w:bCs/>
-          <w:sz w:val="36"/>
-          <w:szCs w:val="36"/>
+          <w:sz w:val="34"/>
+          <w:szCs w:val="34"/>
         </w:rPr>
         <w:t>Semi-Structured Data:</w:t>
       </w:r>
@@ -3335,31 +3315,31 @@
         <w:jc w:val="both"/>
         <w:rPr>
           <w:rFonts w:ascii="Calibri" w:hAnsi="Calibri" w:cs="Calibri"/>
-          <w:sz w:val="36"/>
-          <w:szCs w:val="36"/>
-        </w:rPr>
-      </w:pPr>
-      <w:r>
-        <w:rPr>
-          <w:rFonts w:ascii="Calibri" w:hAnsi="Calibri" w:cs="Calibri"/>
-          <w:sz w:val="36"/>
-          <w:szCs w:val="36"/>
+          <w:sz w:val="34"/>
+          <w:szCs w:val="34"/>
+        </w:rPr>
+      </w:pPr>
+      <w:r>
+        <w:rPr>
+          <w:rFonts w:ascii="Calibri" w:hAnsi="Calibri" w:cs="Calibri"/>
+          <w:sz w:val="34"/>
+          <w:szCs w:val="34"/>
         </w:rPr>
         <w:t xml:space="preserve"> </w:t>
       </w:r>
       <w:r>
         <w:rPr>
           <w:rFonts w:ascii="Calibri" w:hAnsi="Calibri" w:cs="Calibri"/>
-          <w:sz w:val="36"/>
-          <w:szCs w:val="36"/>
+          <w:sz w:val="34"/>
+          <w:szCs w:val="34"/>
         </w:rPr>
         <w:t xml:space="preserve">Data that does not conform to a rigid structure but contains some organizational </w:t>
       </w:r>
       <w:r>
         <w:rPr>
           <w:rFonts w:ascii="Calibri" w:hAnsi="Calibri" w:cs="Calibri"/>
-          <w:sz w:val="36"/>
-          <w:szCs w:val="36"/>
+          <w:sz w:val="34"/>
+          <w:szCs w:val="34"/>
         </w:rPr>
         <w:t>properties.</w:t>
       </w:r>
@@ -3369,15 +3349,15 @@
         <w:jc w:val="both"/>
         <w:rPr>
           <w:rFonts w:ascii="Calibri" w:hAnsi="Calibri" w:cs="Calibri"/>
-          <w:sz w:val="36"/>
-          <w:szCs w:val="36"/>
-        </w:rPr>
-      </w:pPr>
-      <w:r>
-        <w:rPr>
-          <w:rFonts w:ascii="Calibri" w:hAnsi="Calibri" w:cs="Calibri"/>
-          <w:sz w:val="36"/>
-          <w:szCs w:val="36"/>
+          <w:sz w:val="34"/>
+          <w:szCs w:val="34"/>
+        </w:rPr>
+      </w:pPr>
+      <w:r>
+        <w:rPr>
+          <w:rFonts w:ascii="Calibri" w:hAnsi="Calibri" w:cs="Calibri"/>
+          <w:sz w:val="34"/>
+          <w:szCs w:val="34"/>
         </w:rPr>
         <w:t>Examples:</w:t>
       </w:r>
@@ -3392,15 +3372,15 @@
         <w:jc w:val="both"/>
         <w:rPr>
           <w:rFonts w:ascii="Calibri" w:hAnsi="Calibri" w:cs="Calibri"/>
-          <w:sz w:val="36"/>
-          <w:szCs w:val="36"/>
-        </w:rPr>
-      </w:pPr>
-      <w:r>
-        <w:rPr>
-          <w:rFonts w:ascii="Calibri" w:hAnsi="Calibri" w:cs="Calibri"/>
-          <w:sz w:val="36"/>
-          <w:szCs w:val="36"/>
+          <w:sz w:val="34"/>
+          <w:szCs w:val="34"/>
+        </w:rPr>
+      </w:pPr>
+      <w:r>
+        <w:rPr>
+          <w:rFonts w:ascii="Calibri" w:hAnsi="Calibri" w:cs="Calibri"/>
+          <w:sz w:val="34"/>
+          <w:szCs w:val="34"/>
         </w:rPr>
         <w:t>XML files.</w:t>
       </w:r>
@@ -3415,17 +3395,16 @@
         <w:jc w:val="both"/>
         <w:rPr>
           <w:rFonts w:ascii="Calibri" w:hAnsi="Calibri" w:cs="Calibri"/>
-          <w:sz w:val="36"/>
-          <w:szCs w:val="36"/>
-        </w:rPr>
-      </w:pPr>
-      <w:r>
-        <w:rPr>
-          <w:rFonts w:ascii="Calibri" w:hAnsi="Calibri" w:cs="Calibri"/>
-          <w:sz w:val="36"/>
-          <w:szCs w:val="36"/>
-        </w:rPr>
-        <w:lastRenderedPageBreak/>
+          <w:sz w:val="34"/>
+          <w:szCs w:val="34"/>
+        </w:rPr>
+      </w:pPr>
+      <w:r>
+        <w:rPr>
+          <w:rFonts w:ascii="Calibri" w:hAnsi="Calibri" w:cs="Calibri"/>
+          <w:sz w:val="34"/>
+          <w:szCs w:val="34"/>
+        </w:rPr>
         <w:t>JSON files.</w:t>
       </w:r>
     </w:p>
@@ -3439,15 +3418,15 @@
         <w:jc w:val="both"/>
         <w:rPr>
           <w:rFonts w:ascii="Calibri" w:hAnsi="Calibri" w:cs="Calibri"/>
-          <w:sz w:val="36"/>
-          <w:szCs w:val="36"/>
-        </w:rPr>
-      </w:pPr>
-      <w:r>
-        <w:rPr>
-          <w:rFonts w:ascii="Calibri" w:hAnsi="Calibri" w:cs="Calibri"/>
-          <w:sz w:val="36"/>
-          <w:szCs w:val="36"/>
+          <w:sz w:val="34"/>
+          <w:szCs w:val="34"/>
+        </w:rPr>
+      </w:pPr>
+      <w:r>
+        <w:rPr>
+          <w:rFonts w:ascii="Calibri" w:hAnsi="Calibri" w:cs="Calibri"/>
+          <w:sz w:val="34"/>
+          <w:szCs w:val="34"/>
         </w:rPr>
         <w:t>NoSQL databases.</w:t>
       </w:r>
@@ -3457,35 +3436,35 @@
         <w:jc w:val="both"/>
         <w:rPr>
           <w:rFonts w:ascii="Calibri" w:hAnsi="Calibri" w:cs="Calibri"/>
-          <w:sz w:val="36"/>
-          <w:szCs w:val="36"/>
-        </w:rPr>
-      </w:pPr>
-    </w:p>
-    <w:p>
-      <w:pPr>
-        <w:jc w:val="both"/>
-        <w:rPr>
-          <w:rFonts w:ascii="Calibri" w:hAnsi="Calibri" w:cs="Calibri"/>
-          <w:sz w:val="36"/>
-          <w:szCs w:val="36"/>
-        </w:rPr>
-      </w:pPr>
-    </w:p>
-    <w:p>
-      <w:pPr>
-        <w:jc w:val="both"/>
-        <w:rPr>
-          <w:rFonts w:ascii="Calibri" w:hAnsi="Calibri" w:cs="Calibri"/>
-          <w:sz w:val="36"/>
-          <w:szCs w:val="36"/>
-        </w:rPr>
-      </w:pPr>
-      <w:r>
-        <w:rPr>
-          <w:rFonts w:ascii="Calibri" w:hAnsi="Calibri" w:cs="Calibri"/>
-          <w:sz w:val="36"/>
-          <w:szCs w:val="36"/>
+          <w:sz w:val="34"/>
+          <w:szCs w:val="34"/>
+        </w:rPr>
+      </w:pPr>
+    </w:p>
+    <w:p>
+      <w:pPr>
+        <w:jc w:val="both"/>
+        <w:rPr>
+          <w:rFonts w:ascii="Calibri" w:hAnsi="Calibri" w:cs="Calibri"/>
+          <w:sz w:val="34"/>
+          <w:szCs w:val="34"/>
+        </w:rPr>
+      </w:pPr>
+    </w:p>
+    <w:p>
+      <w:pPr>
+        <w:jc w:val="both"/>
+        <w:rPr>
+          <w:rFonts w:ascii="Calibri" w:hAnsi="Calibri" w:cs="Calibri"/>
+          <w:sz w:val="34"/>
+          <w:szCs w:val="34"/>
+        </w:rPr>
+      </w:pPr>
+      <w:r>
+        <w:rPr>
+          <w:rFonts w:ascii="Calibri" w:hAnsi="Calibri" w:cs="Calibri"/>
+          <w:sz w:val="34"/>
+          <w:szCs w:val="34"/>
         </w:rPr>
         <w:t>Characteristics:</w:t>
       </w:r>
@@ -3495,23 +3474,23 @@
         <w:jc w:val="both"/>
         <w:rPr>
           <w:rFonts w:ascii="Calibri" w:hAnsi="Calibri" w:cs="Calibri"/>
-          <w:sz w:val="36"/>
-          <w:szCs w:val="36"/>
-        </w:rPr>
-      </w:pPr>
-      <w:r>
-        <w:rPr>
-          <w:rFonts w:ascii="Calibri" w:hAnsi="Calibri" w:cs="Calibri"/>
-          <w:sz w:val="36"/>
-          <w:szCs w:val="36"/>
+          <w:sz w:val="34"/>
+          <w:szCs w:val="34"/>
+        </w:rPr>
+      </w:pPr>
+      <w:r>
+        <w:rPr>
+          <w:rFonts w:ascii="Calibri" w:hAnsi="Calibri" w:cs="Calibri"/>
+          <w:sz w:val="34"/>
+          <w:szCs w:val="34"/>
         </w:rPr>
         <w:t>Offers flexibility in data representation</w:t>
       </w:r>
       <w:r>
         <w:rPr>
           <w:rFonts w:ascii="Calibri" w:hAnsi="Calibri" w:cs="Calibri"/>
-          <w:sz w:val="36"/>
-          <w:szCs w:val="36"/>
+          <w:sz w:val="34"/>
+          <w:szCs w:val="34"/>
         </w:rPr>
         <w:t>, allowing for a combination of structured and unstructured data elements.</w:t>
       </w:r>
@@ -3523,8 +3502,8 @@
           <w:rFonts w:ascii="Calibri" w:hAnsi="Calibri" w:cs="Calibri"/>
           <w:b/>
           <w:bCs/>
-          <w:sz w:val="36"/>
-          <w:szCs w:val="36"/>
+          <w:sz w:val="34"/>
+          <w:szCs w:val="34"/>
         </w:rPr>
       </w:pPr>
       <w:r>
@@ -3532,8 +3511,8 @@
           <w:rFonts w:ascii="Calibri" w:hAnsi="Calibri" w:cs="Calibri"/>
           <w:b/>
           <w:bCs/>
-          <w:sz w:val="36"/>
-          <w:szCs w:val="36"/>
+          <w:sz w:val="34"/>
+          <w:szCs w:val="34"/>
         </w:rPr>
         <w:t>Importance of Structured Data:</w:t>
       </w:r>
@@ -3550,17 +3529,26 @@
           <w:rFonts w:ascii="Calibri" w:hAnsi="Calibri" w:cs="Calibri"/>
           <w:b/>
           <w:bCs/>
-          <w:sz w:val="36"/>
-          <w:szCs w:val="36"/>
-        </w:rPr>
-      </w:pPr>
-      <w:r>
-        <w:rPr>
-          <w:rFonts w:ascii="Calibri" w:hAnsi="Calibri" w:cs="Calibri"/>
-          <w:sz w:val="36"/>
-          <w:szCs w:val="36"/>
-        </w:rPr>
-        <w:t>Clear and Consistent: It is well-organized and follows a defined format. This clarity allows AI to easily understand the data points and their relationships, enabling them to learn and make predictions with great accuracy.</w:t>
+          <w:sz w:val="34"/>
+          <w:szCs w:val="34"/>
+        </w:rPr>
+      </w:pPr>
+      <w:r>
+        <w:rPr>
+          <w:rFonts w:ascii="Calibri" w:hAnsi="Calibri" w:cs="Calibri"/>
+          <w:sz w:val="34"/>
+          <w:szCs w:val="34"/>
+        </w:rPr>
+        <w:t xml:space="preserve">Clear and Consistent: It is well-organized and follows a defined format. This clarity allows AI to easily understand the data </w:t>
+      </w:r>
+      <w:r>
+        <w:rPr>
+          <w:rFonts w:ascii="Calibri" w:hAnsi="Calibri" w:cs="Calibri"/>
+          <w:sz w:val="34"/>
+          <w:szCs w:val="34"/>
+        </w:rPr>
+        <w:lastRenderedPageBreak/>
+        <w:t>points and their relationships, enabling them to learn and make predictions with great accuracy.</w:t>
       </w:r>
     </w:p>
     <w:p>
@@ -3575,15 +3563,15 @@
           <w:rFonts w:ascii="Calibri" w:hAnsi="Calibri" w:cs="Calibri"/>
           <w:b/>
           <w:bCs/>
-          <w:sz w:val="36"/>
-          <w:szCs w:val="36"/>
-        </w:rPr>
-      </w:pPr>
-      <w:r>
-        <w:rPr>
-          <w:rFonts w:ascii="Calibri" w:hAnsi="Calibri" w:cs="Calibri"/>
-          <w:sz w:val="36"/>
-          <w:szCs w:val="36"/>
+          <w:sz w:val="34"/>
+          <w:szCs w:val="34"/>
+        </w:rPr>
+      </w:pPr>
+      <w:r>
+        <w:rPr>
+          <w:rFonts w:ascii="Calibri" w:hAnsi="Calibri" w:cs="Calibri"/>
+          <w:sz w:val="34"/>
+          <w:szCs w:val="34"/>
         </w:rPr>
         <w:t>Efficient Processing: The structured nature of data facilitates faster processing by AI algorithms.</w:t>
       </w:r>
@@ -3600,15 +3588,15 @@
           <w:rFonts w:ascii="Calibri" w:hAnsi="Calibri" w:cs="Calibri"/>
           <w:b/>
           <w:bCs/>
-          <w:sz w:val="36"/>
-          <w:szCs w:val="36"/>
-        </w:rPr>
-      </w:pPr>
-      <w:r>
-        <w:rPr>
-          <w:rFonts w:ascii="Calibri" w:hAnsi="Calibri" w:cs="Calibri"/>
-          <w:sz w:val="36"/>
-          <w:szCs w:val="36"/>
+          <w:sz w:val="34"/>
+          <w:szCs w:val="34"/>
+        </w:rPr>
+      </w:pPr>
+      <w:r>
+        <w:rPr>
+          <w:rFonts w:ascii="Calibri" w:hAnsi="Calibri" w:cs="Calibri"/>
+          <w:sz w:val="34"/>
+          <w:szCs w:val="34"/>
         </w:rPr>
         <w:t>Reliable Training: High-quality structured data is vital for training AI algorithms effectively.</w:t>
       </w:r>
@@ -3620,8 +3608,8 @@
           <w:rFonts w:ascii="Calibri" w:hAnsi="Calibri" w:cs="Calibri"/>
           <w:b/>
           <w:bCs/>
-          <w:sz w:val="36"/>
-          <w:szCs w:val="36"/>
+          <w:sz w:val="34"/>
+          <w:szCs w:val="34"/>
         </w:rPr>
       </w:pPr>
       <w:r>
@@ -3630,8 +3618,8 @@
           <w:b/>
           <w:bCs/>
           <w:noProof/>
-          <w:sz w:val="36"/>
-          <w:szCs w:val="36"/>
+          <w:sz w:val="34"/>
+          <w:szCs w:val="34"/>
         </w:rPr>
         <w:drawing>
           <wp:anchor distT="0" distB="0" distL="114300" distR="114300" simplePos="0" relativeHeight="251663360" behindDoc="0" locked="0" layoutInCell="1" allowOverlap="1" wp14:anchorId="34999779" wp14:editId="0F89DC57">
@@ -3697,8 +3685,8 @@
           <w:rFonts w:ascii="Calibri" w:hAnsi="Calibri" w:cs="Calibri"/>
           <w:b/>
           <w:bCs/>
-          <w:sz w:val="36"/>
-          <w:szCs w:val="36"/>
+          <w:sz w:val="34"/>
+          <w:szCs w:val="34"/>
         </w:rPr>
       </w:pPr>
     </w:p>
@@ -3709,78 +3697,78 @@
           <w:rFonts w:ascii="Calibri" w:hAnsi="Calibri" w:cs="Calibri"/>
           <w:b/>
           <w:bCs/>
-          <w:sz w:val="36"/>
-          <w:szCs w:val="36"/>
-        </w:rPr>
-      </w:pPr>
-    </w:p>
-    <w:p>
-      <w:pPr>
-        <w:jc w:val="both"/>
-        <w:rPr>
-          <w:rFonts w:ascii="Calibri" w:hAnsi="Calibri" w:cs="Calibri"/>
-          <w:sz w:val="36"/>
-          <w:szCs w:val="36"/>
-        </w:rPr>
-      </w:pPr>
-    </w:p>
-    <w:p>
-      <w:pPr>
-        <w:jc w:val="both"/>
-        <w:rPr>
-          <w:rFonts w:ascii="Calibri" w:hAnsi="Calibri" w:cs="Calibri"/>
-          <w:sz w:val="36"/>
-          <w:szCs w:val="36"/>
-        </w:rPr>
-      </w:pPr>
-    </w:p>
-    <w:p>
-      <w:pPr>
-        <w:jc w:val="both"/>
-        <w:rPr>
-          <w:rFonts w:ascii="Calibri" w:hAnsi="Calibri" w:cs="Calibri"/>
-          <w:sz w:val="36"/>
-          <w:szCs w:val="36"/>
-        </w:rPr>
-      </w:pPr>
-    </w:p>
-    <w:p>
-      <w:pPr>
-        <w:jc w:val="both"/>
-        <w:rPr>
-          <w:rFonts w:ascii="Calibri" w:hAnsi="Calibri" w:cs="Calibri"/>
-          <w:sz w:val="36"/>
-          <w:szCs w:val="36"/>
-        </w:rPr>
-      </w:pPr>
-    </w:p>
-    <w:p>
-      <w:pPr>
-        <w:jc w:val="both"/>
-        <w:rPr>
-          <w:rFonts w:ascii="Calibri" w:hAnsi="Calibri" w:cs="Calibri"/>
-          <w:sz w:val="36"/>
-          <w:szCs w:val="36"/>
-        </w:rPr>
-      </w:pPr>
-    </w:p>
-    <w:p>
-      <w:pPr>
-        <w:jc w:val="both"/>
-        <w:rPr>
-          <w:rFonts w:ascii="Calibri" w:hAnsi="Calibri" w:cs="Calibri"/>
-          <w:sz w:val="36"/>
-          <w:szCs w:val="36"/>
-        </w:rPr>
-      </w:pPr>
-    </w:p>
-    <w:p>
-      <w:pPr>
-        <w:jc w:val="both"/>
-        <w:rPr>
-          <w:rFonts w:ascii="Calibri" w:hAnsi="Calibri" w:cs="Calibri"/>
-          <w:sz w:val="36"/>
-          <w:szCs w:val="36"/>
+          <w:sz w:val="34"/>
+          <w:szCs w:val="34"/>
+        </w:rPr>
+      </w:pPr>
+    </w:p>
+    <w:p>
+      <w:pPr>
+        <w:jc w:val="both"/>
+        <w:rPr>
+          <w:rFonts w:ascii="Calibri" w:hAnsi="Calibri" w:cs="Calibri"/>
+          <w:sz w:val="34"/>
+          <w:szCs w:val="34"/>
+        </w:rPr>
+      </w:pPr>
+    </w:p>
+    <w:p>
+      <w:pPr>
+        <w:jc w:val="both"/>
+        <w:rPr>
+          <w:rFonts w:ascii="Calibri" w:hAnsi="Calibri" w:cs="Calibri"/>
+          <w:sz w:val="34"/>
+          <w:szCs w:val="34"/>
+        </w:rPr>
+      </w:pPr>
+    </w:p>
+    <w:p>
+      <w:pPr>
+        <w:jc w:val="both"/>
+        <w:rPr>
+          <w:rFonts w:ascii="Calibri" w:hAnsi="Calibri" w:cs="Calibri"/>
+          <w:sz w:val="34"/>
+          <w:szCs w:val="34"/>
+        </w:rPr>
+      </w:pPr>
+    </w:p>
+    <w:p>
+      <w:pPr>
+        <w:jc w:val="both"/>
+        <w:rPr>
+          <w:rFonts w:ascii="Calibri" w:hAnsi="Calibri" w:cs="Calibri"/>
+          <w:sz w:val="34"/>
+          <w:szCs w:val="34"/>
+        </w:rPr>
+      </w:pPr>
+    </w:p>
+    <w:p>
+      <w:pPr>
+        <w:jc w:val="both"/>
+        <w:rPr>
+          <w:rFonts w:ascii="Calibri" w:hAnsi="Calibri" w:cs="Calibri"/>
+          <w:sz w:val="34"/>
+          <w:szCs w:val="34"/>
+        </w:rPr>
+      </w:pPr>
+    </w:p>
+    <w:p>
+      <w:pPr>
+        <w:jc w:val="both"/>
+        <w:rPr>
+          <w:rFonts w:ascii="Calibri" w:hAnsi="Calibri" w:cs="Calibri"/>
+          <w:sz w:val="34"/>
+          <w:szCs w:val="34"/>
+        </w:rPr>
+      </w:pPr>
+    </w:p>
+    <w:p>
+      <w:pPr>
+        <w:jc w:val="both"/>
+        <w:rPr>
+          <w:rFonts w:ascii="Calibri" w:hAnsi="Calibri" w:cs="Calibri"/>
+          <w:sz w:val="34"/>
+          <w:szCs w:val="34"/>
         </w:rPr>
       </w:pPr>
     </w:p>
@@ -3791,8 +3779,8 @@
           <w:rFonts w:ascii="Calibri" w:hAnsi="Calibri" w:cs="Calibri"/>
           <w:b/>
           <w:bCs/>
-          <w:sz w:val="36"/>
-          <w:szCs w:val="36"/>
+          <w:sz w:val="34"/>
+          <w:szCs w:val="34"/>
         </w:rPr>
       </w:pPr>
       <w:r>
@@ -3800,8 +3788,8 @@
           <w:rFonts w:ascii="Calibri" w:hAnsi="Calibri" w:cs="Calibri"/>
           <w:b/>
           <w:bCs/>
-          <w:sz w:val="36"/>
-          <w:szCs w:val="36"/>
+          <w:sz w:val="34"/>
+          <w:szCs w:val="34"/>
         </w:rPr>
         <w:t>Churn Analysis:</w:t>
       </w:r>
@@ -3811,15 +3799,15 @@
         <w:jc w:val="both"/>
         <w:rPr>
           <w:rFonts w:ascii="Calibri" w:hAnsi="Calibri" w:cs="Calibri"/>
-          <w:sz w:val="36"/>
-          <w:szCs w:val="36"/>
-        </w:rPr>
-      </w:pPr>
-      <w:r>
-        <w:rPr>
-          <w:rFonts w:ascii="Calibri" w:hAnsi="Calibri" w:cs="Calibri"/>
-          <w:sz w:val="36"/>
-          <w:szCs w:val="36"/>
+          <w:sz w:val="34"/>
+          <w:szCs w:val="34"/>
+        </w:rPr>
+      </w:pPr>
+      <w:r>
+        <w:rPr>
+          <w:rFonts w:ascii="Calibri" w:hAnsi="Calibri" w:cs="Calibri"/>
+          <w:sz w:val="34"/>
+          <w:szCs w:val="34"/>
         </w:rPr>
         <w:t>Churn means when a customer leaves (cancels service, stops using product, etc.). Companies want to predict which customers are likely to churn so they can take action. We’re building a dataset where each row is a customer at the start of the month, with details about their activity. By joining with a list of customers who actually left, we add a "churned" label (1 or 0). This labeled data is then used for training ML models.</w:t>
       </w:r>
@@ -3831,8 +3819,8 @@
           <w:rFonts w:ascii="Calibri" w:hAnsi="Calibri" w:cs="Calibri"/>
           <w:b/>
           <w:bCs/>
-          <w:sz w:val="36"/>
-          <w:szCs w:val="36"/>
+          <w:sz w:val="34"/>
+          <w:szCs w:val="34"/>
         </w:rPr>
       </w:pPr>
       <w:r>
@@ -3840,9 +3828,10 @@
           <w:rFonts w:ascii="Calibri" w:hAnsi="Calibri" w:cs="Calibri"/>
           <w:b/>
           <w:bCs/>
-          <w:sz w:val="36"/>
-          <w:szCs w:val="36"/>
-        </w:rPr>
+          <w:sz w:val="34"/>
+          <w:szCs w:val="34"/>
+        </w:rPr>
+        <w:lastRenderedPageBreak/>
         <w:t>Challenges of Unstructured Data:</w:t>
       </w:r>
     </w:p>
@@ -3858,15 +3847,15 @@
           <w:rFonts w:ascii="Calibri" w:hAnsi="Calibri" w:cs="Calibri"/>
           <w:b/>
           <w:bCs/>
-          <w:sz w:val="36"/>
-          <w:szCs w:val="36"/>
-        </w:rPr>
-      </w:pPr>
-      <w:r>
-        <w:rPr>
-          <w:rFonts w:ascii="Calibri" w:hAnsi="Calibri" w:cs="Calibri"/>
-          <w:sz w:val="36"/>
-          <w:szCs w:val="36"/>
+          <w:sz w:val="34"/>
+          <w:szCs w:val="34"/>
+        </w:rPr>
+      </w:pPr>
+      <w:r>
+        <w:rPr>
+          <w:rFonts w:ascii="Calibri" w:hAnsi="Calibri" w:cs="Calibri"/>
+          <w:sz w:val="34"/>
+          <w:szCs w:val="34"/>
         </w:rPr>
         <w:t>Complexity: Unstructured data presents challenges in terms of organization, analysis, and interpretation due to its varied formats and content.</w:t>
       </w:r>
@@ -3883,15 +3872,15 @@
           <w:rFonts w:ascii="Calibri" w:hAnsi="Calibri" w:cs="Calibri"/>
           <w:b/>
           <w:bCs/>
-          <w:sz w:val="36"/>
-          <w:szCs w:val="36"/>
-        </w:rPr>
-      </w:pPr>
-      <w:r>
-        <w:rPr>
-          <w:rFonts w:ascii="Calibri" w:hAnsi="Calibri" w:cs="Calibri"/>
-          <w:sz w:val="36"/>
-          <w:szCs w:val="36"/>
+          <w:sz w:val="34"/>
+          <w:szCs w:val="34"/>
+        </w:rPr>
+      </w:pPr>
+      <w:r>
+        <w:rPr>
+          <w:rFonts w:ascii="Calibri" w:hAnsi="Calibri" w:cs="Calibri"/>
+          <w:sz w:val="34"/>
+          <w:szCs w:val="34"/>
         </w:rPr>
         <w:t>Scalability: Managing and processing large volumes of unstructured data can strain computational resources and storage systems.</w:t>
       </w:r>
@@ -3908,15 +3897,15 @@
           <w:rFonts w:ascii="Calibri" w:hAnsi="Calibri" w:cs="Calibri"/>
           <w:b/>
           <w:bCs/>
-          <w:sz w:val="36"/>
-          <w:szCs w:val="36"/>
-        </w:rPr>
-      </w:pPr>
-      <w:r>
-        <w:rPr>
-          <w:rFonts w:ascii="Calibri" w:hAnsi="Calibri" w:cs="Calibri"/>
-          <w:sz w:val="36"/>
-          <w:szCs w:val="36"/>
+          <w:sz w:val="34"/>
+          <w:szCs w:val="34"/>
+        </w:rPr>
+      </w:pPr>
+      <w:r>
+        <w:rPr>
+          <w:rFonts w:ascii="Calibri" w:hAnsi="Calibri" w:cs="Calibri"/>
+          <w:sz w:val="34"/>
+          <w:szCs w:val="34"/>
         </w:rPr>
         <w:t>Data Privacy and Security: Unstructured data may contain sensitive information, requiring robust security measures to protect privacy.</w:t>
       </w:r>
@@ -3928,8 +3917,8 @@
           <w:rFonts w:ascii="Calibri" w:hAnsi="Calibri" w:cs="Calibri"/>
           <w:b/>
           <w:bCs/>
-          <w:sz w:val="36"/>
-          <w:szCs w:val="36"/>
+          <w:sz w:val="34"/>
+          <w:szCs w:val="34"/>
         </w:rPr>
       </w:pPr>
       <w:r>
@@ -3937,8 +3926,8 @@
           <w:rFonts w:ascii="Calibri" w:hAnsi="Calibri" w:cs="Calibri"/>
           <w:b/>
           <w:bCs/>
-          <w:sz w:val="36"/>
-          <w:szCs w:val="36"/>
+          <w:sz w:val="34"/>
+          <w:szCs w:val="34"/>
         </w:rPr>
         <w:t>Opportunities of Unstructured Data:</w:t>
       </w:r>
@@ -3955,17 +3944,16 @@
           <w:rFonts w:ascii="Calibri" w:hAnsi="Calibri" w:cs="Calibri"/>
           <w:b/>
           <w:bCs/>
-          <w:sz w:val="36"/>
-          <w:szCs w:val="36"/>
-        </w:rPr>
-      </w:pPr>
-      <w:r>
-        <w:rPr>
-          <w:rFonts w:ascii="Calibri" w:hAnsi="Calibri" w:cs="Calibri"/>
-          <w:sz w:val="36"/>
-          <w:szCs w:val="36"/>
-        </w:rPr>
-        <w:lastRenderedPageBreak/>
+          <w:sz w:val="34"/>
+          <w:szCs w:val="34"/>
+        </w:rPr>
+      </w:pPr>
+      <w:r>
+        <w:rPr>
+          <w:rFonts w:ascii="Calibri" w:hAnsi="Calibri" w:cs="Calibri"/>
+          <w:sz w:val="34"/>
+          <w:szCs w:val="34"/>
+        </w:rPr>
         <w:t>Rich Insights: Unstructured data holds valuable insights and patterns that can inform business decisions and drive innovation.</w:t>
       </w:r>
     </w:p>
@@ -3981,23 +3969,23 @@
           <w:rFonts w:ascii="Calibri" w:hAnsi="Calibri" w:cs="Calibri"/>
           <w:b/>
           <w:bCs/>
-          <w:sz w:val="36"/>
-          <w:szCs w:val="36"/>
-        </w:rPr>
-      </w:pPr>
-      <w:r>
-        <w:rPr>
-          <w:rFonts w:ascii="Calibri" w:hAnsi="Calibri" w:cs="Calibri"/>
-          <w:sz w:val="36"/>
-          <w:szCs w:val="36"/>
+          <w:sz w:val="34"/>
+          <w:szCs w:val="34"/>
+        </w:rPr>
+      </w:pPr>
+      <w:r>
+        <w:rPr>
+          <w:rFonts w:ascii="Calibri" w:hAnsi="Calibri" w:cs="Calibri"/>
+          <w:sz w:val="34"/>
+          <w:szCs w:val="34"/>
         </w:rPr>
         <w:t>Advance Analytics: Techniques such as text mining, sentiment analysis</w:t>
       </w:r>
       <w:r>
         <w:rPr>
           <w:rFonts w:ascii="Calibri" w:hAnsi="Calibri" w:cs="Calibri"/>
-          <w:sz w:val="36"/>
-          <w:szCs w:val="36"/>
+          <w:sz w:val="34"/>
+          <w:szCs w:val="34"/>
         </w:rPr>
         <w:t>, and image recognition enable the extraction of meaningful insights from the unstructured data.</w:t>
       </w:r>
@@ -4014,15 +4002,15 @@
           <w:rFonts w:ascii="Calibri" w:hAnsi="Calibri" w:cs="Calibri"/>
           <w:b/>
           <w:bCs/>
-          <w:sz w:val="36"/>
-          <w:szCs w:val="36"/>
-        </w:rPr>
-      </w:pPr>
-      <w:r>
-        <w:rPr>
-          <w:rFonts w:ascii="Calibri" w:hAnsi="Calibri" w:cs="Calibri"/>
-          <w:sz w:val="36"/>
-          <w:szCs w:val="36"/>
+          <w:sz w:val="34"/>
+          <w:szCs w:val="34"/>
+        </w:rPr>
+      </w:pPr>
+      <w:r>
+        <w:rPr>
+          <w:rFonts w:ascii="Calibri" w:hAnsi="Calibri" w:cs="Calibri"/>
+          <w:sz w:val="34"/>
+          <w:szCs w:val="34"/>
         </w:rPr>
         <w:t>Competitive Advantage: Effectively harnessing unstructured data can provide organizations with a competitive edge by uncovering hidden opportunities and trends.</w:t>
       </w:r>
@@ -4034,8 +4022,8 @@
           <w:rFonts w:ascii="Calibri" w:hAnsi="Calibri" w:cs="Calibri"/>
           <w:b/>
           <w:bCs/>
-          <w:sz w:val="36"/>
-          <w:szCs w:val="36"/>
+          <w:sz w:val="34"/>
+          <w:szCs w:val="34"/>
         </w:rPr>
       </w:pPr>
       <w:r>
@@ -4043,8 +4031,8 @@
           <w:rFonts w:ascii="Calibri" w:hAnsi="Calibri" w:cs="Calibri"/>
           <w:b/>
           <w:bCs/>
-          <w:sz w:val="36"/>
-          <w:szCs w:val="36"/>
+          <w:sz w:val="34"/>
+          <w:szCs w:val="34"/>
         </w:rPr>
         <w:t>Data Collection (First Step for Analytics):</w:t>
       </w:r>
@@ -4054,15 +4042,15 @@
         <w:jc w:val="both"/>
         <w:rPr>
           <w:rFonts w:ascii="Calibri" w:hAnsi="Calibri" w:cs="Calibri"/>
-          <w:sz w:val="36"/>
-          <w:szCs w:val="36"/>
-        </w:rPr>
-      </w:pPr>
-      <w:r>
-        <w:rPr>
-          <w:rFonts w:ascii="Calibri" w:hAnsi="Calibri" w:cs="Calibri"/>
-          <w:sz w:val="36"/>
-          <w:szCs w:val="36"/>
+          <w:sz w:val="34"/>
+          <w:szCs w:val="34"/>
+        </w:rPr>
+      </w:pPr>
+      <w:r>
+        <w:rPr>
+          <w:rFonts w:ascii="Calibri" w:hAnsi="Calibri" w:cs="Calibri"/>
+          <w:sz w:val="34"/>
+          <w:szCs w:val="34"/>
         </w:rPr>
         <w:t>Data collection involves gathering raw data from various sources, while preprocessing techniques involve cleaning, transforming, and preparing data for analysis.</w:t>
       </w:r>
@@ -4074,8 +4062,8 @@
           <w:rFonts w:ascii="Calibri" w:hAnsi="Calibri" w:cs="Calibri"/>
           <w:b/>
           <w:bCs/>
-          <w:sz w:val="36"/>
-          <w:szCs w:val="36"/>
+          <w:sz w:val="34"/>
+          <w:szCs w:val="34"/>
         </w:rPr>
       </w:pPr>
       <w:r>
@@ -4083,8 +4071,8 @@
           <w:rFonts w:ascii="Calibri" w:hAnsi="Calibri" w:cs="Calibri"/>
           <w:b/>
           <w:bCs/>
-          <w:sz w:val="36"/>
-          <w:szCs w:val="36"/>
+          <w:sz w:val="34"/>
+          <w:szCs w:val="34"/>
         </w:rPr>
         <w:t>Importance of Data Collection:</w:t>
       </w:r>
@@ -4094,16 +4082,17 @@
         <w:jc w:val="both"/>
         <w:rPr>
           <w:rFonts w:ascii="Calibri" w:hAnsi="Calibri" w:cs="Calibri"/>
-          <w:sz w:val="36"/>
-          <w:szCs w:val="36"/>
-        </w:rPr>
-      </w:pPr>
-      <w:r>
-        <w:rPr>
-          <w:rFonts w:ascii="Calibri" w:hAnsi="Calibri" w:cs="Calibri"/>
-          <w:sz w:val="36"/>
-          <w:szCs w:val="36"/>
-        </w:rPr>
+          <w:sz w:val="34"/>
+          <w:szCs w:val="34"/>
+        </w:rPr>
+      </w:pPr>
+      <w:r>
+        <w:rPr>
+          <w:rFonts w:ascii="Calibri" w:hAnsi="Calibri" w:cs="Calibri"/>
+          <w:sz w:val="34"/>
+          <w:szCs w:val="34"/>
+        </w:rPr>
+        <w:lastRenderedPageBreak/>
         <w:t>Effective data collection and preprocessing are critical for ensuring the quality and reliability of Data Analysis and Machine Learning models.</w:t>
       </w:r>
     </w:p>
@@ -4114,8 +4103,8 @@
           <w:rFonts w:ascii="Calibri" w:hAnsi="Calibri" w:cs="Calibri"/>
           <w:b/>
           <w:bCs/>
-          <w:sz w:val="36"/>
-          <w:szCs w:val="36"/>
+          <w:sz w:val="34"/>
+          <w:szCs w:val="34"/>
         </w:rPr>
       </w:pPr>
       <w:r>
@@ -4123,8 +4112,8 @@
           <w:rFonts w:ascii="Calibri" w:hAnsi="Calibri" w:cs="Calibri"/>
           <w:b/>
           <w:bCs/>
-          <w:sz w:val="36"/>
-          <w:szCs w:val="36"/>
+          <w:sz w:val="34"/>
+          <w:szCs w:val="34"/>
         </w:rPr>
         <w:t>Challenges of Data Collection:</w:t>
       </w:r>
@@ -4139,15 +4128,15 @@
         <w:jc w:val="both"/>
         <w:rPr>
           <w:rFonts w:ascii="Calibri" w:hAnsi="Calibri" w:cs="Calibri"/>
-          <w:sz w:val="36"/>
-          <w:szCs w:val="36"/>
-        </w:rPr>
-      </w:pPr>
-      <w:r>
-        <w:rPr>
-          <w:rFonts w:ascii="Calibri" w:hAnsi="Calibri" w:cs="Calibri"/>
-          <w:sz w:val="36"/>
-          <w:szCs w:val="36"/>
+          <w:sz w:val="34"/>
+          <w:szCs w:val="34"/>
+        </w:rPr>
+      </w:pPr>
+      <w:r>
+        <w:rPr>
+          <w:rFonts w:ascii="Calibri" w:hAnsi="Calibri" w:cs="Calibri"/>
+          <w:sz w:val="34"/>
+          <w:szCs w:val="34"/>
         </w:rPr>
         <w:t>Inaccurate</w:t>
       </w:r>
@@ -4162,15 +4151,15 @@
         <w:jc w:val="both"/>
         <w:rPr>
           <w:rFonts w:ascii="Calibri" w:hAnsi="Calibri" w:cs="Calibri"/>
-          <w:sz w:val="36"/>
-          <w:szCs w:val="36"/>
-        </w:rPr>
-      </w:pPr>
-      <w:r>
-        <w:rPr>
-          <w:rFonts w:ascii="Calibri" w:hAnsi="Calibri" w:cs="Calibri"/>
-          <w:sz w:val="36"/>
-          <w:szCs w:val="36"/>
+          <w:sz w:val="34"/>
+          <w:szCs w:val="34"/>
+        </w:rPr>
+      </w:pPr>
+      <w:r>
+        <w:rPr>
+          <w:rFonts w:ascii="Calibri" w:hAnsi="Calibri" w:cs="Calibri"/>
+          <w:sz w:val="34"/>
+          <w:szCs w:val="34"/>
         </w:rPr>
         <w:t>Missing</w:t>
       </w:r>
@@ -4185,15 +4174,15 @@
         <w:jc w:val="both"/>
         <w:rPr>
           <w:rFonts w:ascii="Calibri" w:hAnsi="Calibri" w:cs="Calibri"/>
-          <w:sz w:val="36"/>
-          <w:szCs w:val="36"/>
-        </w:rPr>
-      </w:pPr>
-      <w:r>
-        <w:rPr>
-          <w:rFonts w:ascii="Calibri" w:hAnsi="Calibri" w:cs="Calibri"/>
-          <w:sz w:val="36"/>
-          <w:szCs w:val="36"/>
+          <w:sz w:val="34"/>
+          <w:szCs w:val="34"/>
+        </w:rPr>
+      </w:pPr>
+      <w:r>
+        <w:rPr>
+          <w:rFonts w:ascii="Calibri" w:hAnsi="Calibri" w:cs="Calibri"/>
+          <w:sz w:val="34"/>
+          <w:szCs w:val="34"/>
         </w:rPr>
         <w:t>Imbalanced and biased data</w:t>
       </w:r>
@@ -4205,8 +4194,8 @@
           <w:rFonts w:ascii="Calibri" w:hAnsi="Calibri" w:cs="Calibri"/>
           <w:b/>
           <w:bCs/>
-          <w:sz w:val="36"/>
-          <w:szCs w:val="36"/>
+          <w:sz w:val="34"/>
+          <w:szCs w:val="34"/>
         </w:rPr>
       </w:pPr>
       <w:r>
@@ -4214,8 +4203,8 @@
           <w:rFonts w:ascii="Calibri" w:hAnsi="Calibri" w:cs="Calibri"/>
           <w:b/>
           <w:bCs/>
-          <w:sz w:val="36"/>
-          <w:szCs w:val="36"/>
+          <w:sz w:val="34"/>
+          <w:szCs w:val="34"/>
         </w:rPr>
         <w:t>Different Sources of Data:</w:t>
       </w:r>
@@ -4225,17 +4214,16 @@
         <w:jc w:val="both"/>
         <w:rPr>
           <w:rFonts w:ascii="Calibri" w:hAnsi="Calibri" w:cs="Calibri"/>
-          <w:sz w:val="36"/>
-          <w:szCs w:val="36"/>
-        </w:rPr>
-      </w:pPr>
-      <w:r>
-        <w:rPr>
-          <w:rFonts w:ascii="Calibri" w:hAnsi="Calibri" w:cs="Calibri"/>
-          <w:sz w:val="36"/>
-          <w:szCs w:val="36"/>
-        </w:rPr>
-        <w:lastRenderedPageBreak/>
+          <w:sz w:val="34"/>
+          <w:szCs w:val="34"/>
+        </w:rPr>
+      </w:pPr>
+      <w:r>
+        <w:rPr>
+          <w:rFonts w:ascii="Calibri" w:hAnsi="Calibri" w:cs="Calibri"/>
+          <w:sz w:val="34"/>
+          <w:szCs w:val="34"/>
+        </w:rPr>
         <w:t>Various methods can be used to collect data, depending on your needs and resources. Here are some common approaches:</w:t>
       </w:r>
     </w:p>
@@ -4249,15 +4237,15 @@
         <w:jc w:val="both"/>
         <w:rPr>
           <w:rFonts w:ascii="Calibri" w:hAnsi="Calibri" w:cs="Calibri"/>
-          <w:sz w:val="36"/>
-          <w:szCs w:val="36"/>
-        </w:rPr>
-      </w:pPr>
-      <w:r>
-        <w:rPr>
-          <w:rFonts w:ascii="Calibri" w:hAnsi="Calibri" w:cs="Calibri"/>
-          <w:sz w:val="36"/>
-          <w:szCs w:val="36"/>
+          <w:sz w:val="34"/>
+          <w:szCs w:val="34"/>
+        </w:rPr>
+      </w:pPr>
+      <w:r>
+        <w:rPr>
+          <w:rFonts w:ascii="Calibri" w:hAnsi="Calibri" w:cs="Calibri"/>
+          <w:sz w:val="34"/>
+          <w:szCs w:val="34"/>
         </w:rPr>
         <w:t>Internal Data Sources: Leverage existing data within the organization, such as customer databases, transaction records or sensor data.</w:t>
       </w:r>
@@ -4272,15 +4260,15 @@
         <w:jc w:val="both"/>
         <w:rPr>
           <w:rFonts w:ascii="Calibri" w:hAnsi="Calibri" w:cs="Calibri"/>
-          <w:sz w:val="36"/>
-          <w:szCs w:val="36"/>
-        </w:rPr>
-      </w:pPr>
-      <w:r>
-        <w:rPr>
-          <w:rFonts w:ascii="Calibri" w:hAnsi="Calibri" w:cs="Calibri"/>
-          <w:sz w:val="36"/>
-          <w:szCs w:val="36"/>
+          <w:sz w:val="34"/>
+          <w:szCs w:val="34"/>
+        </w:rPr>
+      </w:pPr>
+      <w:r>
+        <w:rPr>
+          <w:rFonts w:ascii="Calibri" w:hAnsi="Calibri" w:cs="Calibri"/>
+          <w:sz w:val="34"/>
+          <w:szCs w:val="34"/>
         </w:rPr>
         <w:t>Public Datasets: Numerous publicly available datasets can be a valuable resource for various domains but be mindful of licensing and usage restrictions.</w:t>
       </w:r>
@@ -4295,23 +4283,23 @@
         <w:jc w:val="both"/>
         <w:rPr>
           <w:rFonts w:ascii="Calibri" w:hAnsi="Calibri" w:cs="Calibri"/>
-          <w:sz w:val="36"/>
-          <w:szCs w:val="36"/>
-        </w:rPr>
-      </w:pPr>
-      <w:r>
-        <w:rPr>
-          <w:rFonts w:ascii="Calibri" w:hAnsi="Calibri" w:cs="Calibri"/>
-          <w:sz w:val="36"/>
-          <w:szCs w:val="36"/>
+          <w:sz w:val="34"/>
+          <w:szCs w:val="34"/>
+        </w:rPr>
+      </w:pPr>
+      <w:r>
+        <w:rPr>
+          <w:rFonts w:ascii="Calibri" w:hAnsi="Calibri" w:cs="Calibri"/>
+          <w:sz w:val="34"/>
+          <w:szCs w:val="34"/>
         </w:rPr>
         <w:t>Web Scraping: Extract data from websites using automated tools</w:t>
       </w:r>
       <w:r>
         <w:rPr>
           <w:rFonts w:ascii="Calibri" w:hAnsi="Calibri" w:cs="Calibri"/>
-          <w:sz w:val="36"/>
-          <w:szCs w:val="36"/>
+          <w:sz w:val="34"/>
+          <w:szCs w:val="34"/>
         </w:rPr>
         <w:t xml:space="preserve"> but ensure compliance with website terms of service and avoid copyright violation.</w:t>
       </w:r>
@@ -4326,15 +4314,15 @@
         <w:jc w:val="both"/>
         <w:rPr>
           <w:rFonts w:ascii="Calibri" w:hAnsi="Calibri" w:cs="Calibri"/>
-          <w:sz w:val="36"/>
-          <w:szCs w:val="36"/>
-        </w:rPr>
-      </w:pPr>
-      <w:r>
-        <w:rPr>
-          <w:rFonts w:ascii="Calibri" w:hAnsi="Calibri" w:cs="Calibri"/>
-          <w:sz w:val="36"/>
-          <w:szCs w:val="36"/>
+          <w:sz w:val="34"/>
+          <w:szCs w:val="34"/>
+        </w:rPr>
+      </w:pPr>
+      <w:r>
+        <w:rPr>
+          <w:rFonts w:ascii="Calibri" w:hAnsi="Calibri" w:cs="Calibri"/>
+          <w:sz w:val="34"/>
+          <w:szCs w:val="34"/>
         </w:rPr>
         <w:t>Surveys and Questionnaires: Collect data directly from users through surveys or questionnaires to gather specific information.</w:t>
       </w:r>
@@ -4349,15 +4337,15 @@
         <w:jc w:val="both"/>
         <w:rPr>
           <w:rFonts w:ascii="Calibri" w:hAnsi="Calibri" w:cs="Calibri"/>
-          <w:sz w:val="36"/>
-          <w:szCs w:val="36"/>
-        </w:rPr>
-      </w:pPr>
-      <w:r>
-        <w:rPr>
-          <w:rFonts w:ascii="Calibri" w:hAnsi="Calibri" w:cs="Calibri"/>
-          <w:sz w:val="36"/>
-          <w:szCs w:val="36"/>
+          <w:sz w:val="34"/>
+          <w:szCs w:val="34"/>
+        </w:rPr>
+      </w:pPr>
+      <w:r>
+        <w:rPr>
+          <w:rFonts w:ascii="Calibri" w:hAnsi="Calibri" w:cs="Calibri"/>
+          <w:sz w:val="34"/>
+          <w:szCs w:val="34"/>
         </w:rPr>
         <w:t>Application Programming Interfaces (APIs): Access data from external sources through APIs provided by other organizations but requires proper authentication and authorization.</w:t>
       </w:r>
@@ -4369,8 +4357,8 @@
           <w:rFonts w:ascii="Calibri" w:hAnsi="Calibri" w:cs="Calibri"/>
           <w:b/>
           <w:bCs/>
-          <w:sz w:val="36"/>
-          <w:szCs w:val="36"/>
+          <w:sz w:val="34"/>
+          <w:szCs w:val="34"/>
         </w:rPr>
       </w:pPr>
       <w:r>
@@ -4378,8 +4366,8 @@
           <w:rFonts w:ascii="Calibri" w:hAnsi="Calibri" w:cs="Calibri"/>
           <w:b/>
           <w:bCs/>
-          <w:sz w:val="36"/>
-          <w:szCs w:val="36"/>
+          <w:sz w:val="34"/>
+          <w:szCs w:val="34"/>
         </w:rPr>
         <w:t>Exploratory Data Analysis (EDA):</w:t>
       </w:r>
@@ -4389,16 +4377,17 @@
         <w:jc w:val="both"/>
         <w:rPr>
           <w:rFonts w:ascii="Calibri" w:hAnsi="Calibri" w:cs="Calibri"/>
-          <w:sz w:val="36"/>
-          <w:szCs w:val="36"/>
-        </w:rPr>
-      </w:pPr>
-      <w:r>
-        <w:rPr>
-          <w:rFonts w:ascii="Calibri" w:hAnsi="Calibri" w:cs="Calibri"/>
-          <w:sz w:val="36"/>
-          <w:szCs w:val="36"/>
-        </w:rPr>
+          <w:sz w:val="34"/>
+          <w:szCs w:val="34"/>
+        </w:rPr>
+      </w:pPr>
+      <w:r>
+        <w:rPr>
+          <w:rFonts w:ascii="Calibri" w:hAnsi="Calibri" w:cs="Calibri"/>
+          <w:sz w:val="34"/>
+          <w:szCs w:val="34"/>
+        </w:rPr>
+        <w:lastRenderedPageBreak/>
         <w:t>Exploratory Data Analysis or EDA is an approach to analyzing datasets to summarize their main characteristics, often using visual methods.</w:t>
       </w:r>
     </w:p>
@@ -4412,15 +4401,15 @@
         <w:jc w:val="both"/>
         <w:rPr>
           <w:rFonts w:ascii="Calibri" w:hAnsi="Calibri" w:cs="Calibri"/>
-          <w:sz w:val="36"/>
-          <w:szCs w:val="36"/>
-        </w:rPr>
-      </w:pPr>
-      <w:r>
-        <w:rPr>
-          <w:rFonts w:ascii="Calibri" w:hAnsi="Calibri" w:cs="Calibri"/>
-          <w:sz w:val="36"/>
-          <w:szCs w:val="36"/>
+          <w:sz w:val="34"/>
+          <w:szCs w:val="34"/>
+        </w:rPr>
+      </w:pPr>
+      <w:r>
+        <w:rPr>
+          <w:rFonts w:ascii="Calibri" w:hAnsi="Calibri" w:cs="Calibri"/>
+          <w:sz w:val="34"/>
+          <w:szCs w:val="34"/>
         </w:rPr>
         <w:t>Purpose: To gain insights into the data, identify patterns, detect anomalies, and formulate hypothesis for further investigation.</w:t>
       </w:r>
@@ -4435,17 +4424,16 @@
         <w:jc w:val="both"/>
         <w:rPr>
           <w:rFonts w:ascii="Calibri" w:hAnsi="Calibri" w:cs="Calibri"/>
-          <w:sz w:val="36"/>
-          <w:szCs w:val="36"/>
-        </w:rPr>
-      </w:pPr>
-      <w:r>
-        <w:rPr>
-          <w:rFonts w:ascii="Calibri" w:hAnsi="Calibri" w:cs="Calibri"/>
-          <w:sz w:val="36"/>
-          <w:szCs w:val="36"/>
-        </w:rPr>
-        <w:lastRenderedPageBreak/>
+          <w:sz w:val="34"/>
+          <w:szCs w:val="34"/>
+        </w:rPr>
+      </w:pPr>
+      <w:r>
+        <w:rPr>
+          <w:rFonts w:ascii="Calibri" w:hAnsi="Calibri" w:cs="Calibri"/>
+          <w:sz w:val="34"/>
+          <w:szCs w:val="34"/>
+        </w:rPr>
         <w:t>Importance: EDA helps researchers and analysts understand the structure, relationships, and underlying trends in the data before applying more complex statistical techniques or building predictive models.</w:t>
       </w:r>
     </w:p>
@@ -4456,8 +4444,8 @@
           <w:rFonts w:ascii="Calibri" w:hAnsi="Calibri" w:cs="Calibri"/>
           <w:b/>
           <w:bCs/>
-          <w:sz w:val="36"/>
-          <w:szCs w:val="36"/>
+          <w:sz w:val="34"/>
+          <w:szCs w:val="34"/>
         </w:rPr>
       </w:pPr>
       <w:r>
@@ -4465,8 +4453,8 @@
           <w:rFonts w:ascii="Calibri" w:hAnsi="Calibri" w:cs="Calibri"/>
           <w:b/>
           <w:bCs/>
-          <w:sz w:val="36"/>
-          <w:szCs w:val="36"/>
+          <w:sz w:val="34"/>
+          <w:szCs w:val="34"/>
         </w:rPr>
         <w:t>Common Techniques for EDA:</w:t>
       </w:r>
@@ -4476,15 +4464,15 @@
         <w:jc w:val="both"/>
         <w:rPr>
           <w:rFonts w:ascii="Calibri" w:hAnsi="Calibri" w:cs="Calibri"/>
-          <w:sz w:val="36"/>
-          <w:szCs w:val="36"/>
-        </w:rPr>
-      </w:pPr>
-      <w:r>
-        <w:rPr>
-          <w:rFonts w:ascii="Calibri" w:hAnsi="Calibri" w:cs="Calibri"/>
-          <w:sz w:val="36"/>
-          <w:szCs w:val="36"/>
+          <w:sz w:val="34"/>
+          <w:szCs w:val="34"/>
+        </w:rPr>
+      </w:pPr>
+      <w:r>
+        <w:rPr>
+          <w:rFonts w:ascii="Calibri" w:hAnsi="Calibri" w:cs="Calibri"/>
+          <w:sz w:val="34"/>
+          <w:szCs w:val="34"/>
         </w:rPr>
         <w:t>Here are few of them but keep on exploring:</w:t>
       </w:r>
@@ -4499,15 +4487,15 @@
         <w:jc w:val="both"/>
         <w:rPr>
           <w:rFonts w:ascii="Calibri" w:hAnsi="Calibri" w:cs="Calibri"/>
-          <w:sz w:val="36"/>
-          <w:szCs w:val="36"/>
-        </w:rPr>
-      </w:pPr>
-      <w:r>
-        <w:rPr>
-          <w:rFonts w:ascii="Calibri" w:hAnsi="Calibri" w:cs="Calibri"/>
-          <w:sz w:val="36"/>
-          <w:szCs w:val="36"/>
+          <w:sz w:val="34"/>
+          <w:szCs w:val="34"/>
+        </w:rPr>
+      </w:pPr>
+      <w:r>
+        <w:rPr>
+          <w:rFonts w:ascii="Calibri" w:hAnsi="Calibri" w:cs="Calibri"/>
+          <w:sz w:val="34"/>
+          <w:szCs w:val="34"/>
         </w:rPr>
         <w:t>Summary Statistics: Calculate basic statistics like mean, standard deviation, and frequency distributions to get a sense of central tendency and spread within the data.</w:t>
       </w:r>
@@ -4522,15 +4510,15 @@
         <w:jc w:val="both"/>
         <w:rPr>
           <w:rFonts w:ascii="Calibri" w:hAnsi="Calibri" w:cs="Calibri"/>
-          <w:sz w:val="36"/>
-          <w:szCs w:val="36"/>
-        </w:rPr>
-      </w:pPr>
-      <w:r>
-        <w:rPr>
-          <w:rFonts w:ascii="Calibri" w:hAnsi="Calibri" w:cs="Calibri"/>
-          <w:sz w:val="36"/>
-          <w:szCs w:val="36"/>
+          <w:sz w:val="34"/>
+          <w:szCs w:val="34"/>
+        </w:rPr>
+      </w:pPr>
+      <w:r>
+        <w:rPr>
+          <w:rFonts w:ascii="Calibri" w:hAnsi="Calibri" w:cs="Calibri"/>
+          <w:sz w:val="34"/>
+          <w:szCs w:val="34"/>
         </w:rPr>
         <w:t>Visualization: Create charts and graphs like histograms, scatter plots, boxplots, and heatmaps to visualize data distributions, identify outliers, and explore relationships between features.</w:t>
       </w:r>
@@ -4545,15 +4533,15 @@
         <w:jc w:val="both"/>
         <w:rPr>
           <w:rFonts w:ascii="Calibri" w:hAnsi="Calibri" w:cs="Calibri"/>
-          <w:sz w:val="36"/>
-          <w:szCs w:val="36"/>
-        </w:rPr>
-      </w:pPr>
-      <w:r>
-        <w:rPr>
-          <w:rFonts w:ascii="Calibri" w:hAnsi="Calibri" w:cs="Calibri"/>
-          <w:sz w:val="36"/>
-          <w:szCs w:val="36"/>
+          <w:sz w:val="34"/>
+          <w:szCs w:val="34"/>
+        </w:rPr>
+      </w:pPr>
+      <w:r>
+        <w:rPr>
+          <w:rFonts w:ascii="Calibri" w:hAnsi="Calibri" w:cs="Calibri"/>
+          <w:sz w:val="34"/>
+          <w:szCs w:val="34"/>
         </w:rPr>
         <w:t>Data profiling: Analyze the characteristics of different variables in the data types, missing value rates, and unique value counts.</w:t>
       </w:r>
@@ -4568,15 +4556,15 @@
         <w:jc w:val="both"/>
         <w:rPr>
           <w:rFonts w:ascii="Calibri" w:hAnsi="Calibri" w:cs="Calibri"/>
-          <w:sz w:val="36"/>
-          <w:szCs w:val="36"/>
-        </w:rPr>
-      </w:pPr>
-      <w:r>
-        <w:rPr>
-          <w:rFonts w:ascii="Calibri" w:hAnsi="Calibri" w:cs="Calibri"/>
-          <w:sz w:val="36"/>
-          <w:szCs w:val="36"/>
+          <w:sz w:val="34"/>
+          <w:szCs w:val="34"/>
+        </w:rPr>
+      </w:pPr>
+      <w:r>
+        <w:rPr>
+          <w:rFonts w:ascii="Calibri" w:hAnsi="Calibri" w:cs="Calibri"/>
+          <w:sz w:val="34"/>
+          <w:szCs w:val="34"/>
         </w:rPr>
         <w:t>Correlation Analysis: Calculate correlation coefficients to measure the strength and direction of relationships between numerical features.</w:t>
       </w:r>
@@ -4588,8 +4576,8 @@
           <w:rFonts w:ascii="Calibri" w:hAnsi="Calibri" w:cs="Calibri"/>
           <w:b/>
           <w:bCs/>
-          <w:sz w:val="36"/>
-          <w:szCs w:val="36"/>
+          <w:sz w:val="34"/>
+          <w:szCs w:val="34"/>
         </w:rPr>
       </w:pPr>
       <w:r>
@@ -4597,8 +4585,8 @@
           <w:rFonts w:ascii="Calibri" w:hAnsi="Calibri" w:cs="Calibri"/>
           <w:b/>
           <w:bCs/>
-          <w:sz w:val="36"/>
-          <w:szCs w:val="36"/>
+          <w:sz w:val="34"/>
+          <w:szCs w:val="34"/>
         </w:rPr>
         <w:t>Data Preprocessing:</w:t>
       </w:r>
@@ -4615,15 +4603,15 @@
           <w:rFonts w:ascii="Calibri" w:hAnsi="Calibri" w:cs="Calibri"/>
           <w:b/>
           <w:bCs/>
-          <w:sz w:val="36"/>
-          <w:szCs w:val="36"/>
-        </w:rPr>
-      </w:pPr>
-      <w:r>
-        <w:rPr>
-          <w:rFonts w:ascii="Calibri" w:hAnsi="Calibri" w:cs="Calibri"/>
-          <w:sz w:val="36"/>
-          <w:szCs w:val="36"/>
+          <w:sz w:val="34"/>
+          <w:szCs w:val="34"/>
+        </w:rPr>
+      </w:pPr>
+      <w:r>
+        <w:rPr>
+          <w:rFonts w:ascii="Calibri" w:hAnsi="Calibri" w:cs="Calibri"/>
+          <w:sz w:val="34"/>
+          <w:szCs w:val="34"/>
         </w:rPr>
         <w:t>Enhancing Raw Data: Real-world data is often incomplete, inconsistent, and noisy. Preprocessing ensures data suitability for ML algorithms.</w:t>
       </w:r>
@@ -4640,16 +4628,17 @@
           <w:rFonts w:ascii="Calibri" w:hAnsi="Calibri" w:cs="Calibri"/>
           <w:b/>
           <w:bCs/>
-          <w:sz w:val="36"/>
-          <w:szCs w:val="36"/>
-        </w:rPr>
-      </w:pPr>
-      <w:r>
-        <w:rPr>
-          <w:rFonts w:ascii="Calibri" w:hAnsi="Calibri" w:cs="Calibri"/>
-          <w:sz w:val="36"/>
-          <w:szCs w:val="36"/>
-        </w:rPr>
+          <w:sz w:val="34"/>
+          <w:szCs w:val="34"/>
+        </w:rPr>
+      </w:pPr>
+      <w:r>
+        <w:rPr>
+          <w:rFonts w:ascii="Calibri" w:hAnsi="Calibri" w:cs="Calibri"/>
+          <w:sz w:val="34"/>
+          <w:szCs w:val="34"/>
+        </w:rPr>
+        <w:lastRenderedPageBreak/>
         <w:t>Handling Missing Values: Imputation techniques such as mean, median, or mode replacement.</w:t>
       </w:r>
     </w:p>
@@ -4665,17 +4654,16 @@
           <w:rFonts w:ascii="Calibri" w:hAnsi="Calibri" w:cs="Calibri"/>
           <w:b/>
           <w:bCs/>
-          <w:sz w:val="36"/>
-          <w:szCs w:val="36"/>
-        </w:rPr>
-      </w:pPr>
-      <w:r>
-        <w:rPr>
-          <w:rFonts w:ascii="Calibri" w:hAnsi="Calibri" w:cs="Calibri"/>
-          <w:sz w:val="36"/>
-          <w:szCs w:val="36"/>
-        </w:rPr>
-        <w:lastRenderedPageBreak/>
+          <w:sz w:val="34"/>
+          <w:szCs w:val="34"/>
+        </w:rPr>
+      </w:pPr>
+      <w:r>
+        <w:rPr>
+          <w:rFonts w:ascii="Calibri" w:hAnsi="Calibri" w:cs="Calibri"/>
+          <w:sz w:val="34"/>
+          <w:szCs w:val="34"/>
+        </w:rPr>
         <w:t>Outlier Detection &amp; Removal: Identifying and removing data points that deviate significantly from the rest of the dataset.</w:t>
       </w:r>
     </w:p>
@@ -4691,15 +4679,15 @@
           <w:rFonts w:ascii="Calibri" w:hAnsi="Calibri" w:cs="Calibri"/>
           <w:b/>
           <w:bCs/>
-          <w:sz w:val="36"/>
-          <w:szCs w:val="36"/>
-        </w:rPr>
-      </w:pPr>
-      <w:r>
-        <w:rPr>
-          <w:rFonts w:ascii="Calibri" w:hAnsi="Calibri" w:cs="Calibri"/>
-          <w:sz w:val="36"/>
-          <w:szCs w:val="36"/>
+          <w:sz w:val="34"/>
+          <w:szCs w:val="34"/>
+        </w:rPr>
+      </w:pPr>
+      <w:r>
+        <w:rPr>
+          <w:rFonts w:ascii="Calibri" w:hAnsi="Calibri" w:cs="Calibri"/>
+          <w:sz w:val="34"/>
+          <w:szCs w:val="34"/>
         </w:rPr>
         <w:t>Deduplication: Removing duplicate records to ensure data integrity.</w:t>
       </w:r>
@@ -4716,15 +4704,15 @@
           <w:rFonts w:ascii="Calibri" w:hAnsi="Calibri" w:cs="Calibri"/>
           <w:b/>
           <w:bCs/>
-          <w:sz w:val="36"/>
-          <w:szCs w:val="36"/>
-        </w:rPr>
-      </w:pPr>
-      <w:r>
-        <w:rPr>
-          <w:rFonts w:ascii="Calibri" w:hAnsi="Calibri" w:cs="Calibri"/>
-          <w:sz w:val="36"/>
-          <w:szCs w:val="36"/>
+          <w:sz w:val="34"/>
+          <w:szCs w:val="34"/>
+        </w:rPr>
+      </w:pPr>
+      <w:r>
+        <w:rPr>
+          <w:rFonts w:ascii="Calibri" w:hAnsi="Calibri" w:cs="Calibri"/>
+          <w:sz w:val="34"/>
+          <w:szCs w:val="34"/>
         </w:rPr>
         <w:t>Data Formatting: Converting data into a consistent format.</w:t>
       </w:r>
@@ -4736,8 +4724,8 @@
           <w:rFonts w:ascii="Calibri" w:hAnsi="Calibri" w:cs="Calibri"/>
           <w:b/>
           <w:bCs/>
-          <w:sz w:val="36"/>
-          <w:szCs w:val="36"/>
+          <w:sz w:val="34"/>
+          <w:szCs w:val="34"/>
         </w:rPr>
       </w:pPr>
       <w:r>
@@ -4745,8 +4733,8 @@
           <w:rFonts w:ascii="Calibri" w:hAnsi="Calibri" w:cs="Calibri"/>
           <w:b/>
           <w:bCs/>
-          <w:sz w:val="36"/>
-          <w:szCs w:val="36"/>
+          <w:sz w:val="34"/>
+          <w:szCs w:val="34"/>
         </w:rPr>
         <w:t>Dealing with Outliers:</w:t>
       </w:r>
@@ -4756,15 +4744,15 @@
         <w:jc w:val="both"/>
         <w:rPr>
           <w:rFonts w:ascii="Calibri" w:hAnsi="Calibri" w:cs="Calibri"/>
-          <w:sz w:val="36"/>
-          <w:szCs w:val="36"/>
-        </w:rPr>
-      </w:pPr>
-      <w:r>
-        <w:rPr>
-          <w:rFonts w:ascii="Calibri" w:hAnsi="Calibri" w:cs="Calibri"/>
-          <w:sz w:val="36"/>
-          <w:szCs w:val="36"/>
+          <w:sz w:val="34"/>
+          <w:szCs w:val="34"/>
+        </w:rPr>
+      </w:pPr>
+      <w:r>
+        <w:rPr>
+          <w:rFonts w:ascii="Calibri" w:hAnsi="Calibri" w:cs="Calibri"/>
+          <w:sz w:val="34"/>
+          <w:szCs w:val="34"/>
         </w:rPr>
         <w:t>Outliers are data points that fall significantly outside the expected range. Here are some approaches to handling outliers:</w:t>
       </w:r>
@@ -4779,15 +4767,15 @@
         <w:jc w:val="both"/>
         <w:rPr>
           <w:rFonts w:ascii="Calibri" w:hAnsi="Calibri" w:cs="Calibri"/>
-          <w:sz w:val="36"/>
-          <w:szCs w:val="36"/>
-        </w:rPr>
-      </w:pPr>
-      <w:r>
-        <w:rPr>
-          <w:rFonts w:ascii="Calibri" w:hAnsi="Calibri" w:cs="Calibri"/>
-          <w:sz w:val="36"/>
-          <w:szCs w:val="36"/>
+          <w:sz w:val="34"/>
+          <w:szCs w:val="34"/>
+        </w:rPr>
+      </w:pPr>
+      <w:r>
+        <w:rPr>
+          <w:rFonts w:ascii="Calibri" w:hAnsi="Calibri" w:cs="Calibri"/>
+          <w:sz w:val="34"/>
+          <w:szCs w:val="34"/>
         </w:rPr>
         <w:t>Investigate the Cause: Outliers can sometimes indicate errors or unexpected events. Investigate the cause before deciding on a correction method.</w:t>
       </w:r>
@@ -4802,15 +4790,15 @@
         <w:jc w:val="both"/>
         <w:rPr>
           <w:rFonts w:ascii="Calibri" w:hAnsi="Calibri" w:cs="Calibri"/>
-          <w:sz w:val="36"/>
-          <w:szCs w:val="36"/>
-        </w:rPr>
-      </w:pPr>
-      <w:r>
-        <w:rPr>
-          <w:rFonts w:ascii="Calibri" w:hAnsi="Calibri" w:cs="Calibri"/>
-          <w:sz w:val="36"/>
-          <w:szCs w:val="36"/>
+          <w:sz w:val="34"/>
+          <w:szCs w:val="34"/>
+        </w:rPr>
+      </w:pPr>
+      <w:r>
+        <w:rPr>
+          <w:rFonts w:ascii="Calibri" w:hAnsi="Calibri" w:cs="Calibri"/>
+          <w:sz w:val="34"/>
+          <w:szCs w:val="34"/>
         </w:rPr>
         <w:t>Capping: Set a threshold and replace outliers with the threshold value.</w:t>
       </w:r>
@@ -4825,15 +4813,15 @@
         <w:jc w:val="both"/>
         <w:rPr>
           <w:rFonts w:ascii="Calibri" w:hAnsi="Calibri" w:cs="Calibri"/>
-          <w:sz w:val="36"/>
-          <w:szCs w:val="36"/>
-        </w:rPr>
-      </w:pPr>
-      <w:r>
-        <w:rPr>
-          <w:rFonts w:ascii="Calibri" w:hAnsi="Calibri" w:cs="Calibri"/>
-          <w:sz w:val="36"/>
-          <w:szCs w:val="36"/>
+          <w:sz w:val="34"/>
+          <w:szCs w:val="34"/>
+        </w:rPr>
+      </w:pPr>
+      <w:r>
+        <w:rPr>
+          <w:rFonts w:ascii="Calibri" w:hAnsi="Calibri" w:cs="Calibri"/>
+          <w:sz w:val="34"/>
+          <w:szCs w:val="34"/>
         </w:rPr>
         <w:t>Removal: In some cases, removing outliers might be appropriate, especially if they are confirmed errors or irrelevant to your analysis.</w:t>
       </w:r>
@@ -4845,8 +4833,8 @@
           <w:rFonts w:ascii="Calibri" w:hAnsi="Calibri" w:cs="Calibri"/>
           <w:b/>
           <w:bCs/>
-          <w:sz w:val="36"/>
-          <w:szCs w:val="36"/>
+          <w:sz w:val="34"/>
+          <w:szCs w:val="34"/>
         </w:rPr>
       </w:pPr>
       <w:r>
@@ -4854,8 +4842,8 @@
           <w:rFonts w:ascii="Calibri" w:hAnsi="Calibri" w:cs="Calibri"/>
           <w:b/>
           <w:bCs/>
-          <w:sz w:val="36"/>
-          <w:szCs w:val="36"/>
+          <w:sz w:val="34"/>
+          <w:szCs w:val="34"/>
         </w:rPr>
         <w:t>Data Transformation:</w:t>
       </w:r>
@@ -4865,15 +4853,15 @@
         <w:jc w:val="both"/>
         <w:rPr>
           <w:rFonts w:ascii="Calibri" w:hAnsi="Calibri" w:cs="Calibri"/>
-          <w:sz w:val="36"/>
-          <w:szCs w:val="36"/>
-        </w:rPr>
-      </w:pPr>
-      <w:r>
-        <w:rPr>
-          <w:rFonts w:ascii="Calibri" w:hAnsi="Calibri" w:cs="Calibri"/>
-          <w:sz w:val="36"/>
-          <w:szCs w:val="36"/>
+          <w:sz w:val="34"/>
+          <w:szCs w:val="34"/>
+        </w:rPr>
+      </w:pPr>
+      <w:r>
+        <w:rPr>
+          <w:rFonts w:ascii="Calibri" w:hAnsi="Calibri" w:cs="Calibri"/>
+          <w:sz w:val="34"/>
+          <w:szCs w:val="34"/>
         </w:rPr>
         <w:t>Data transformation involves modifying the format or scaling the values of your data to improve its usability for AI and ML models. Here are some common transformations:</w:t>
       </w:r>
@@ -4888,15 +4876,15 @@
         <w:jc w:val="both"/>
         <w:rPr>
           <w:rFonts w:ascii="Calibri" w:hAnsi="Calibri" w:cs="Calibri"/>
-          <w:sz w:val="36"/>
-          <w:szCs w:val="36"/>
-        </w:rPr>
-      </w:pPr>
-      <w:r>
-        <w:rPr>
-          <w:rFonts w:ascii="Calibri" w:hAnsi="Calibri" w:cs="Calibri"/>
-          <w:sz w:val="36"/>
-          <w:szCs w:val="36"/>
+          <w:sz w:val="34"/>
+          <w:szCs w:val="34"/>
+        </w:rPr>
+      </w:pPr>
+      <w:r>
+        <w:rPr>
+          <w:rFonts w:ascii="Calibri" w:hAnsi="Calibri" w:cs="Calibri"/>
+          <w:sz w:val="34"/>
+          <w:szCs w:val="34"/>
         </w:rPr>
         <w:t>Normalization: Scaling numerical data to a specific range (e.g. 0 to 1) to ensure all features have a similar influence on the model.</w:t>
       </w:r>
@@ -4911,15 +4899,15 @@
         <w:jc w:val="both"/>
         <w:rPr>
           <w:rFonts w:ascii="Calibri" w:hAnsi="Calibri" w:cs="Calibri"/>
-          <w:sz w:val="36"/>
-          <w:szCs w:val="36"/>
-        </w:rPr>
-      </w:pPr>
-      <w:r>
-        <w:rPr>
-          <w:rFonts w:ascii="Calibri" w:hAnsi="Calibri" w:cs="Calibri"/>
-          <w:sz w:val="36"/>
-          <w:szCs w:val="36"/>
+          <w:sz w:val="34"/>
+          <w:szCs w:val="34"/>
+        </w:rPr>
+      </w:pPr>
+      <w:r>
+        <w:rPr>
+          <w:rFonts w:ascii="Calibri" w:hAnsi="Calibri" w:cs="Calibri"/>
+          <w:sz w:val="34"/>
+          <w:szCs w:val="34"/>
         </w:rPr>
         <w:lastRenderedPageBreak/>
         <w:t>Standardization: Scaling numerical data to have a mean of 0 and a standard deviation of 1, often used for algorithms sensitive to feature scales.</w:t>
@@ -4935,23 +4923,23 @@
         <w:jc w:val="both"/>
         <w:rPr>
           <w:rFonts w:ascii="Calibri" w:hAnsi="Calibri" w:cs="Calibri"/>
-          <w:sz w:val="36"/>
-          <w:szCs w:val="36"/>
-        </w:rPr>
-      </w:pPr>
-      <w:r>
-        <w:rPr>
-          <w:rFonts w:ascii="Calibri" w:hAnsi="Calibri" w:cs="Calibri"/>
-          <w:sz w:val="36"/>
-          <w:szCs w:val="36"/>
+          <w:sz w:val="34"/>
+          <w:szCs w:val="34"/>
+        </w:rPr>
+      </w:pPr>
+      <w:r>
+        <w:rPr>
+          <w:rFonts w:ascii="Calibri" w:hAnsi="Calibri" w:cs="Calibri"/>
+          <w:sz w:val="34"/>
+          <w:szCs w:val="34"/>
         </w:rPr>
         <w:t xml:space="preserve">Encoding Categorical Features: Converting categorical data (e.g. text labels) into numerical values that algorithms can understand </w:t>
       </w:r>
       <w:r>
         <w:rPr>
           <w:rFonts w:ascii="Calibri" w:hAnsi="Calibri" w:cs="Calibri"/>
-          <w:sz w:val="36"/>
-          <w:szCs w:val="36"/>
+          <w:sz w:val="34"/>
+          <w:szCs w:val="34"/>
         </w:rPr>
         <w:t>(e.g. one-hot encoding).</w:t>
       </w:r>
@@ -4963,8 +4951,8 @@
           <w:rFonts w:ascii="Calibri" w:hAnsi="Calibri" w:cs="Calibri"/>
           <w:b/>
           <w:bCs/>
-          <w:sz w:val="36"/>
-          <w:szCs w:val="36"/>
+          <w:sz w:val="34"/>
+          <w:szCs w:val="34"/>
         </w:rPr>
       </w:pPr>
       <w:r>
@@ -4972,8 +4960,8 @@
           <w:rFonts w:ascii="Calibri" w:hAnsi="Calibri" w:cs="Calibri"/>
           <w:b/>
           <w:bCs/>
-          <w:sz w:val="36"/>
-          <w:szCs w:val="36"/>
+          <w:sz w:val="34"/>
+          <w:szCs w:val="34"/>
         </w:rPr>
         <w:t>Data Feature Engineering:</w:t>
       </w:r>
@@ -4983,39 +4971,39 @@
         <w:jc w:val="both"/>
         <w:rPr>
           <w:rFonts w:ascii="Calibri" w:hAnsi="Calibri" w:cs="Calibri"/>
-          <w:sz w:val="36"/>
-          <w:szCs w:val="36"/>
-        </w:rPr>
-      </w:pPr>
-      <w:r>
-        <w:rPr>
-          <w:rFonts w:ascii="Calibri" w:hAnsi="Calibri" w:cs="Calibri"/>
-          <w:sz w:val="36"/>
-          <w:szCs w:val="36"/>
+          <w:sz w:val="34"/>
+          <w:szCs w:val="34"/>
+        </w:rPr>
+      </w:pPr>
+      <w:r>
+        <w:rPr>
+          <w:rFonts w:ascii="Calibri" w:hAnsi="Calibri" w:cs="Calibri"/>
+          <w:sz w:val="34"/>
+          <w:szCs w:val="34"/>
         </w:rPr>
         <w:t xml:space="preserve">It involves creating a </w:t>
       </w:r>
       <w:r>
         <w:rPr>
           <w:rFonts w:ascii="Calibri" w:hAnsi="Calibri" w:cs="Calibri"/>
-          <w:sz w:val="36"/>
-          <w:szCs w:val="36"/>
+          <w:sz w:val="34"/>
+          <w:szCs w:val="34"/>
         </w:rPr>
         <w:t>new feature</w:t>
       </w:r>
       <w:r>
         <w:rPr>
           <w:rFonts w:ascii="Calibri" w:hAnsi="Calibri" w:cs="Calibri"/>
-          <w:sz w:val="36"/>
-          <w:szCs w:val="36"/>
+          <w:sz w:val="34"/>
+          <w:szCs w:val="34"/>
         </w:rPr>
         <w:t xml:space="preserve"> from existing data or selecting the most relevant features for your model. This step can significa</w:t>
       </w:r>
       <w:r>
         <w:rPr>
           <w:rFonts w:ascii="Calibri" w:hAnsi="Calibri" w:cs="Calibri"/>
-          <w:sz w:val="36"/>
-          <w:szCs w:val="36"/>
+          <w:sz w:val="34"/>
+          <w:szCs w:val="34"/>
         </w:rPr>
         <w:t>ntly impact model performance. Here are some considerations:</w:t>
       </w:r>
@@ -5030,31 +5018,31 @@
         <w:jc w:val="both"/>
         <w:rPr>
           <w:rFonts w:ascii="Calibri" w:hAnsi="Calibri" w:cs="Calibri"/>
-          <w:sz w:val="36"/>
-          <w:szCs w:val="36"/>
-        </w:rPr>
-      </w:pPr>
-      <w:r>
-        <w:rPr>
-          <w:rFonts w:ascii="Calibri" w:hAnsi="Calibri" w:cs="Calibri"/>
-          <w:sz w:val="36"/>
-          <w:szCs w:val="36"/>
+          <w:sz w:val="34"/>
+          <w:szCs w:val="34"/>
+        </w:rPr>
+      </w:pPr>
+      <w:r>
+        <w:rPr>
+          <w:rFonts w:ascii="Calibri" w:hAnsi="Calibri" w:cs="Calibri"/>
+          <w:sz w:val="34"/>
+          <w:szCs w:val="34"/>
         </w:rPr>
         <w:t xml:space="preserve">Domain Knowledge: Leverage your understanding of the problem </w:t>
       </w:r>
       <w:r>
         <w:rPr>
           <w:rFonts w:ascii="Calibri" w:hAnsi="Calibri" w:cs="Calibri"/>
-          <w:sz w:val="36"/>
-          <w:szCs w:val="36"/>
+          <w:sz w:val="34"/>
+          <w:szCs w:val="34"/>
         </w:rPr>
         <w:t>domain to identify potential features from the data</w:t>
       </w:r>
       <w:r>
         <w:rPr>
           <w:rFonts w:ascii="Calibri" w:hAnsi="Calibri" w:cs="Calibri"/>
-          <w:sz w:val="36"/>
-          <w:szCs w:val="36"/>
+          <w:sz w:val="34"/>
+          <w:szCs w:val="34"/>
         </w:rPr>
         <w:t>.</w:t>
       </w:r>
@@ -5069,15 +5057,15 @@
         <w:jc w:val="both"/>
         <w:rPr>
           <w:rFonts w:ascii="Calibri" w:hAnsi="Calibri" w:cs="Calibri"/>
-          <w:sz w:val="36"/>
-          <w:szCs w:val="36"/>
-        </w:rPr>
-      </w:pPr>
-      <w:r>
-        <w:rPr>
-          <w:rFonts w:ascii="Calibri" w:hAnsi="Calibri" w:cs="Calibri"/>
-          <w:sz w:val="36"/>
-          <w:szCs w:val="36"/>
+          <w:sz w:val="34"/>
+          <w:szCs w:val="34"/>
+        </w:rPr>
+      </w:pPr>
+      <w:r>
+        <w:rPr>
+          <w:rFonts w:ascii="Calibri" w:hAnsi="Calibri" w:cs="Calibri"/>
+          <w:sz w:val="34"/>
+          <w:szCs w:val="34"/>
         </w:rPr>
         <w:t>Feature Selection: Choose features that are most informative and contribute significantly to the model’s ability to learn.</w:t>
       </w:r>
@@ -5092,23 +5080,23 @@
         <w:jc w:val="both"/>
         <w:rPr>
           <w:rFonts w:ascii="Calibri" w:hAnsi="Calibri" w:cs="Calibri"/>
-          <w:sz w:val="36"/>
-          <w:szCs w:val="36"/>
-        </w:rPr>
-      </w:pPr>
-      <w:r>
-        <w:rPr>
-          <w:rFonts w:ascii="Calibri" w:hAnsi="Calibri" w:cs="Calibri"/>
-          <w:sz w:val="36"/>
-          <w:szCs w:val="36"/>
+          <w:sz w:val="34"/>
+          <w:szCs w:val="34"/>
+        </w:rPr>
+      </w:pPr>
+      <w:r>
+        <w:rPr>
+          <w:rFonts w:ascii="Calibri" w:hAnsi="Calibri" w:cs="Calibri"/>
+          <w:sz w:val="34"/>
+          <w:szCs w:val="34"/>
         </w:rPr>
         <w:t>Feature Creation: Derive new features by combining existing ones or applying mathem</w:t>
       </w:r>
       <w:r>
         <w:rPr>
           <w:rFonts w:ascii="Calibri" w:hAnsi="Calibri" w:cs="Calibri"/>
-          <w:sz w:val="36"/>
-          <w:szCs w:val="36"/>
+          <w:sz w:val="34"/>
+          <w:szCs w:val="34"/>
         </w:rPr>
         <w:t>atical transformations.</w:t>
       </w:r>
@@ -5120,8 +5108,8 @@
           <w:rFonts w:ascii="Calibri" w:hAnsi="Calibri" w:cs="Calibri"/>
           <w:b/>
           <w:bCs/>
-          <w:sz w:val="36"/>
-          <w:szCs w:val="36"/>
+          <w:sz w:val="34"/>
+          <w:szCs w:val="34"/>
         </w:rPr>
       </w:pPr>
       <w:r>
@@ -5129,8 +5117,8 @@
           <w:rFonts w:ascii="Calibri" w:hAnsi="Calibri" w:cs="Calibri"/>
           <w:b/>
           <w:bCs/>
-          <w:sz w:val="36"/>
-          <w:szCs w:val="36"/>
+          <w:sz w:val="34"/>
+          <w:szCs w:val="34"/>
         </w:rPr>
         <w:t>Addressing Data Imbalance:</w:t>
       </w:r>
@@ -5140,39 +5128,39 @@
         <w:jc w:val="both"/>
         <w:rPr>
           <w:rFonts w:ascii="Calibri" w:hAnsi="Calibri" w:cs="Calibri"/>
-          <w:sz w:val="36"/>
-          <w:szCs w:val="36"/>
-        </w:rPr>
-      </w:pPr>
-      <w:r>
-        <w:rPr>
-          <w:rFonts w:ascii="Calibri" w:hAnsi="Calibri" w:cs="Calibri"/>
-          <w:sz w:val="36"/>
-          <w:szCs w:val="36"/>
+          <w:sz w:val="34"/>
+          <w:szCs w:val="34"/>
+        </w:rPr>
+      </w:pPr>
+      <w:r>
+        <w:rPr>
+          <w:rFonts w:ascii="Calibri" w:hAnsi="Calibri" w:cs="Calibri"/>
+          <w:sz w:val="34"/>
+          <w:szCs w:val="34"/>
         </w:rPr>
         <w:t xml:space="preserve">Data imbalance occurs when a dataset has a significant </w:t>
       </w:r>
       <w:r>
         <w:rPr>
           <w:rFonts w:ascii="Calibri" w:hAnsi="Calibri" w:cs="Calibri"/>
-          <w:sz w:val="36"/>
-          <w:szCs w:val="36"/>
+          <w:sz w:val="34"/>
+          <w:szCs w:val="34"/>
         </w:rPr>
         <w:t>difference in the number of data points belonging to different classes.</w:t>
       </w:r>
       <w:r>
         <w:rPr>
           <w:rFonts w:ascii="Calibri" w:hAnsi="Calibri" w:cs="Calibri"/>
-          <w:sz w:val="36"/>
-          <w:szCs w:val="36"/>
+          <w:sz w:val="34"/>
+          <w:szCs w:val="34"/>
         </w:rPr>
         <w:t xml:space="preserve"> This can lead to problems for AI and ML models</w:t>
       </w:r>
       <w:r>
         <w:rPr>
           <w:rFonts w:ascii="Calibri" w:hAnsi="Calibri" w:cs="Calibri"/>
-          <w:sz w:val="36"/>
-          <w:szCs w:val="36"/>
+          <w:sz w:val="34"/>
+          <w:szCs w:val="34"/>
         </w:rPr>
         <w:t>, causing them to:</w:t>
       </w:r>
@@ -5187,17 +5175,16 @@
         <w:jc w:val="both"/>
         <w:rPr>
           <w:rFonts w:ascii="Calibri" w:hAnsi="Calibri" w:cs="Calibri"/>
-          <w:sz w:val="36"/>
-          <w:szCs w:val="36"/>
-        </w:rPr>
-      </w:pPr>
-      <w:r>
-        <w:rPr>
-          <w:rFonts w:ascii="Calibri" w:hAnsi="Calibri" w:cs="Calibri"/>
-          <w:sz w:val="36"/>
-          <w:szCs w:val="36"/>
-        </w:rPr>
-        <w:lastRenderedPageBreak/>
+          <w:sz w:val="34"/>
+          <w:szCs w:val="34"/>
+        </w:rPr>
+      </w:pPr>
+      <w:r>
+        <w:rPr>
+          <w:rFonts w:ascii="Calibri" w:hAnsi="Calibri" w:cs="Calibri"/>
+          <w:sz w:val="34"/>
+          <w:szCs w:val="34"/>
+        </w:rPr>
         <w:t>Be biased towards the majority class and perform poorly on the minority class</w:t>
       </w:r>
     </w:p>
@@ -5211,31 +5198,31 @@
         <w:jc w:val="both"/>
         <w:rPr>
           <w:rFonts w:ascii="Calibri" w:hAnsi="Calibri" w:cs="Calibri"/>
-          <w:sz w:val="36"/>
-          <w:szCs w:val="36"/>
-        </w:rPr>
-      </w:pPr>
-      <w:r>
-        <w:rPr>
-          <w:rFonts w:ascii="Calibri" w:hAnsi="Calibri" w:cs="Calibri"/>
-          <w:sz w:val="36"/>
-          <w:szCs w:val="36"/>
+          <w:sz w:val="34"/>
+          <w:szCs w:val="34"/>
+        </w:rPr>
+      </w:pPr>
+      <w:r>
+        <w:rPr>
+          <w:rFonts w:ascii="Calibri" w:hAnsi="Calibri" w:cs="Calibri"/>
+          <w:sz w:val="34"/>
+          <w:szCs w:val="34"/>
         </w:rPr>
         <w:t xml:space="preserve">Not generalize well to unseen data </w:t>
       </w:r>
       <w:r>
         <w:rPr>
           <w:rFonts w:ascii="Calibri" w:hAnsi="Calibri" w:cs="Calibri"/>
-          <w:sz w:val="36"/>
-          <w:szCs w:val="36"/>
+          <w:sz w:val="34"/>
+          <w:szCs w:val="34"/>
         </w:rPr>
         <w:t>with a</w:t>
       </w:r>
       <w:r>
         <w:rPr>
           <w:rFonts w:ascii="Calibri" w:hAnsi="Calibri" w:cs="Calibri"/>
-          <w:sz w:val="36"/>
-          <w:szCs w:val="36"/>
+          <w:sz w:val="34"/>
+          <w:szCs w:val="34"/>
         </w:rPr>
         <w:t xml:space="preserve"> more balanced class distribution.</w:t>
       </w:r>
@@ -5246,16 +5233,16 @@
         <w:rPr>
           <w:rFonts w:ascii="Calibri" w:hAnsi="Calibri" w:cs="Calibri"/>
           <w:noProof/>
-          <w:sz w:val="36"/>
-          <w:szCs w:val="36"/>
+          <w:sz w:val="34"/>
+          <w:szCs w:val="34"/>
         </w:rPr>
       </w:pPr>
       <w:r>
         <w:rPr>
           <w:rFonts w:ascii="Calibri" w:hAnsi="Calibri" w:cs="Calibri"/>
           <w:noProof/>
-          <w:sz w:val="36"/>
-          <w:szCs w:val="36"/>
+          <w:sz w:val="34"/>
+          <w:szCs w:val="34"/>
         </w:rPr>
         <w:drawing>
           <wp:anchor distT="0" distB="0" distL="114300" distR="114300" simplePos="0" relativeHeight="251664384" behindDoc="0" locked="0" layoutInCell="1" allowOverlap="1" wp14:anchorId="1779ECE9" wp14:editId="7D1C8FE3">
@@ -5326,58 +5313,58 @@
         <w:jc w:val="both"/>
         <w:rPr>
           <w:rFonts w:ascii="Calibri" w:hAnsi="Calibri" w:cs="Calibri"/>
-          <w:sz w:val="36"/>
-          <w:szCs w:val="36"/>
-        </w:rPr>
-      </w:pPr>
-    </w:p>
-    <w:p>
-      <w:pPr>
-        <w:jc w:val="both"/>
-        <w:rPr>
-          <w:rFonts w:ascii="Calibri" w:hAnsi="Calibri" w:cs="Calibri"/>
-          <w:sz w:val="36"/>
-          <w:szCs w:val="36"/>
-        </w:rPr>
-      </w:pPr>
-    </w:p>
-    <w:p>
-      <w:pPr>
-        <w:jc w:val="both"/>
-        <w:rPr>
-          <w:rFonts w:ascii="Calibri" w:hAnsi="Calibri" w:cs="Calibri"/>
-          <w:sz w:val="36"/>
-          <w:szCs w:val="36"/>
-        </w:rPr>
-      </w:pPr>
-    </w:p>
-    <w:p>
-      <w:pPr>
-        <w:jc w:val="both"/>
-        <w:rPr>
-          <w:rFonts w:ascii="Calibri" w:hAnsi="Calibri" w:cs="Calibri"/>
-          <w:sz w:val="36"/>
-          <w:szCs w:val="36"/>
-        </w:rPr>
-      </w:pPr>
-    </w:p>
-    <w:p>
-      <w:pPr>
-        <w:jc w:val="both"/>
-        <w:rPr>
-          <w:rFonts w:ascii="Calibri" w:hAnsi="Calibri" w:cs="Calibri"/>
-          <w:sz w:val="36"/>
-          <w:szCs w:val="36"/>
-        </w:rPr>
-      </w:pPr>
-    </w:p>
-    <w:p>
-      <w:pPr>
-        <w:jc w:val="both"/>
-        <w:rPr>
-          <w:rFonts w:ascii="Calibri" w:hAnsi="Calibri" w:cs="Calibri"/>
-          <w:sz w:val="36"/>
-          <w:szCs w:val="36"/>
+          <w:sz w:val="34"/>
+          <w:szCs w:val="34"/>
+        </w:rPr>
+      </w:pPr>
+    </w:p>
+    <w:p>
+      <w:pPr>
+        <w:jc w:val="both"/>
+        <w:rPr>
+          <w:rFonts w:ascii="Calibri" w:hAnsi="Calibri" w:cs="Calibri"/>
+          <w:sz w:val="34"/>
+          <w:szCs w:val="34"/>
+        </w:rPr>
+      </w:pPr>
+    </w:p>
+    <w:p>
+      <w:pPr>
+        <w:jc w:val="both"/>
+        <w:rPr>
+          <w:rFonts w:ascii="Calibri" w:hAnsi="Calibri" w:cs="Calibri"/>
+          <w:sz w:val="34"/>
+          <w:szCs w:val="34"/>
+        </w:rPr>
+      </w:pPr>
+    </w:p>
+    <w:p>
+      <w:pPr>
+        <w:jc w:val="both"/>
+        <w:rPr>
+          <w:rFonts w:ascii="Calibri" w:hAnsi="Calibri" w:cs="Calibri"/>
+          <w:sz w:val="34"/>
+          <w:szCs w:val="34"/>
+        </w:rPr>
+      </w:pPr>
+    </w:p>
+    <w:p>
+      <w:pPr>
+        <w:jc w:val="both"/>
+        <w:rPr>
+          <w:rFonts w:ascii="Calibri" w:hAnsi="Calibri" w:cs="Calibri"/>
+          <w:sz w:val="34"/>
+          <w:szCs w:val="34"/>
+        </w:rPr>
+      </w:pPr>
+    </w:p>
+    <w:p>
+      <w:pPr>
+        <w:jc w:val="both"/>
+        <w:rPr>
+          <w:rFonts w:ascii="Calibri" w:hAnsi="Calibri" w:cs="Calibri"/>
+          <w:sz w:val="34"/>
+          <w:szCs w:val="34"/>
         </w:rPr>
       </w:pPr>
     </w:p>
@@ -5388,8 +5375,8 @@
           <w:rFonts w:ascii="Calibri" w:hAnsi="Calibri" w:cs="Calibri"/>
           <w:b/>
           <w:bCs/>
-          <w:sz w:val="36"/>
-          <w:szCs w:val="36"/>
+          <w:sz w:val="34"/>
+          <w:szCs w:val="34"/>
         </w:rPr>
       </w:pPr>
       <w:r>
@@ -5397,8 +5384,8 @@
           <w:rFonts w:ascii="Calibri" w:hAnsi="Calibri" w:cs="Calibri"/>
           <w:b/>
           <w:bCs/>
-          <w:sz w:val="36"/>
-          <w:szCs w:val="36"/>
+          <w:sz w:val="34"/>
+          <w:szCs w:val="34"/>
         </w:rPr>
         <w:t>Techniques to Address Data Imbalance</w:t>
       </w:r>
@@ -5407,8 +5394,8 @@
           <w:rFonts w:ascii="Calibri" w:hAnsi="Calibri" w:cs="Calibri"/>
           <w:b/>
           <w:bCs/>
-          <w:sz w:val="36"/>
-          <w:szCs w:val="36"/>
+          <w:sz w:val="34"/>
+          <w:szCs w:val="34"/>
         </w:rPr>
         <w:t>:</w:t>
       </w:r>
@@ -5423,39 +5410,39 @@
         <w:jc w:val="both"/>
         <w:rPr>
           <w:rFonts w:ascii="Calibri" w:hAnsi="Calibri" w:cs="Calibri"/>
-          <w:sz w:val="36"/>
-          <w:szCs w:val="36"/>
-        </w:rPr>
-      </w:pPr>
-      <w:r>
-        <w:rPr>
-          <w:rFonts w:ascii="Calibri" w:hAnsi="Calibri" w:cs="Calibri"/>
-          <w:sz w:val="36"/>
-          <w:szCs w:val="36"/>
+          <w:sz w:val="34"/>
+          <w:szCs w:val="34"/>
+        </w:rPr>
+      </w:pPr>
+      <w:r>
+        <w:rPr>
+          <w:rFonts w:ascii="Calibri" w:hAnsi="Calibri" w:cs="Calibri"/>
+          <w:sz w:val="34"/>
+          <w:szCs w:val="34"/>
         </w:rPr>
         <w:t>Under-sampling</w:t>
       </w:r>
       <w:r>
         <w:rPr>
           <w:rFonts w:ascii="Calibri" w:hAnsi="Calibri" w:cs="Calibri"/>
-          <w:sz w:val="36"/>
-          <w:szCs w:val="36"/>
+          <w:sz w:val="34"/>
+          <w:szCs w:val="34"/>
         </w:rPr>
         <w:t>:</w:t>
       </w:r>
       <w:r>
         <w:rPr>
           <w:rFonts w:ascii="Calibri" w:hAnsi="Calibri" w:cs="Calibri"/>
-          <w:sz w:val="36"/>
-          <w:szCs w:val="36"/>
+          <w:sz w:val="34"/>
+          <w:szCs w:val="34"/>
         </w:rPr>
         <w:t xml:space="preserve"> Reduce the number of data points in the majority class </w:t>
       </w:r>
       <w:r>
         <w:rPr>
           <w:rFonts w:ascii="Calibri" w:hAnsi="Calibri" w:cs="Calibri"/>
-          <w:sz w:val="36"/>
-          <w:szCs w:val="36"/>
+          <w:sz w:val="34"/>
+          <w:szCs w:val="34"/>
         </w:rPr>
         <w:t>to match the size of the minority class.</w:t>
       </w:r>
@@ -5470,15 +5457,15 @@
         <w:jc w:val="both"/>
         <w:rPr>
           <w:rFonts w:ascii="Calibri" w:hAnsi="Calibri" w:cs="Calibri"/>
-          <w:sz w:val="36"/>
-          <w:szCs w:val="36"/>
-        </w:rPr>
-      </w:pPr>
-      <w:r>
-        <w:rPr>
-          <w:rFonts w:ascii="Calibri" w:hAnsi="Calibri" w:cs="Calibri"/>
-          <w:sz w:val="36"/>
-          <w:szCs w:val="36"/>
+          <w:sz w:val="34"/>
+          <w:szCs w:val="34"/>
+        </w:rPr>
+      </w:pPr>
+      <w:r>
+        <w:rPr>
+          <w:rFonts w:ascii="Calibri" w:hAnsi="Calibri" w:cs="Calibri"/>
+          <w:sz w:val="34"/>
+          <w:szCs w:val="34"/>
         </w:rPr>
         <w:t>Over-sampling: Replicate data points from the minority class to increase its representation in the dataset.</w:t>
       </w:r>
@@ -5490,8 +5477,8 @@
           <w:rFonts w:ascii="Calibri" w:hAnsi="Calibri" w:cs="Calibri"/>
           <w:b/>
           <w:bCs/>
-          <w:sz w:val="36"/>
-          <w:szCs w:val="36"/>
+          <w:sz w:val="34"/>
+          <w:szCs w:val="34"/>
         </w:rPr>
       </w:pPr>
       <w:r>
@@ -5499,8 +5486,8 @@
           <w:rFonts w:ascii="Calibri" w:hAnsi="Calibri" w:cs="Calibri"/>
           <w:b/>
           <w:bCs/>
-          <w:sz w:val="36"/>
-          <w:szCs w:val="36"/>
+          <w:sz w:val="34"/>
+          <w:szCs w:val="34"/>
         </w:rPr>
         <w:t>Data Visualization for Effective Preprocessing:</w:t>
       </w:r>
@@ -5510,15 +5497,15 @@
         <w:jc w:val="both"/>
         <w:rPr>
           <w:rFonts w:ascii="Calibri" w:hAnsi="Calibri" w:cs="Calibri"/>
-          <w:sz w:val="36"/>
-          <w:szCs w:val="36"/>
-        </w:rPr>
-      </w:pPr>
-      <w:r>
-        <w:rPr>
-          <w:rFonts w:ascii="Calibri" w:hAnsi="Calibri" w:cs="Calibri"/>
-          <w:sz w:val="36"/>
-          <w:szCs w:val="36"/>
+          <w:sz w:val="34"/>
+          <w:szCs w:val="34"/>
+        </w:rPr>
+      </w:pPr>
+      <w:r>
+        <w:rPr>
+          <w:rFonts w:ascii="Calibri" w:hAnsi="Calibri" w:cs="Calibri"/>
+          <w:sz w:val="34"/>
+          <w:szCs w:val="34"/>
         </w:rPr>
         <w:t>It is a powerful tool that can aid in data preprocessing by:</w:t>
       </w:r>
@@ -5533,15 +5520,15 @@
         <w:jc w:val="both"/>
         <w:rPr>
           <w:rFonts w:ascii="Calibri" w:hAnsi="Calibri" w:cs="Calibri"/>
-          <w:sz w:val="36"/>
-          <w:szCs w:val="36"/>
-        </w:rPr>
-      </w:pPr>
-      <w:r>
-        <w:rPr>
-          <w:rFonts w:ascii="Calibri" w:hAnsi="Calibri" w:cs="Calibri"/>
-          <w:sz w:val="36"/>
-          <w:szCs w:val="36"/>
+          <w:sz w:val="34"/>
+          <w:szCs w:val="34"/>
+        </w:rPr>
+      </w:pPr>
+      <w:r>
+        <w:rPr>
+          <w:rFonts w:ascii="Calibri" w:hAnsi="Calibri" w:cs="Calibri"/>
+          <w:sz w:val="34"/>
+          <w:szCs w:val="34"/>
         </w:rPr>
         <w:t>Identify missing values and outliers.</w:t>
       </w:r>
@@ -5556,15 +5543,15 @@
         <w:jc w:val="both"/>
         <w:rPr>
           <w:rFonts w:ascii="Calibri" w:hAnsi="Calibri" w:cs="Calibri"/>
-          <w:sz w:val="36"/>
-          <w:szCs w:val="36"/>
-        </w:rPr>
-      </w:pPr>
-      <w:r>
-        <w:rPr>
-          <w:rFonts w:ascii="Calibri" w:hAnsi="Calibri" w:cs="Calibri"/>
-          <w:sz w:val="36"/>
-          <w:szCs w:val="36"/>
+          <w:sz w:val="34"/>
+          <w:szCs w:val="34"/>
+        </w:rPr>
+      </w:pPr>
+      <w:r>
+        <w:rPr>
+          <w:rFonts w:ascii="Calibri" w:hAnsi="Calibri" w:cs="Calibri"/>
+          <w:sz w:val="34"/>
+          <w:szCs w:val="34"/>
         </w:rPr>
         <w:t>Understand data distribution.</w:t>
       </w:r>
@@ -5579,15 +5566,15 @@
         <w:jc w:val="both"/>
         <w:rPr>
           <w:rFonts w:ascii="Calibri" w:hAnsi="Calibri" w:cs="Calibri"/>
-          <w:sz w:val="36"/>
-          <w:szCs w:val="36"/>
-        </w:rPr>
-      </w:pPr>
-      <w:r>
-        <w:rPr>
-          <w:rFonts w:ascii="Calibri" w:hAnsi="Calibri" w:cs="Calibri"/>
-          <w:sz w:val="36"/>
-          <w:szCs w:val="36"/>
+          <w:sz w:val="34"/>
+          <w:szCs w:val="34"/>
+        </w:rPr>
+      </w:pPr>
+      <w:r>
+        <w:rPr>
+          <w:rFonts w:ascii="Calibri" w:hAnsi="Calibri" w:cs="Calibri"/>
+          <w:sz w:val="34"/>
+          <w:szCs w:val="34"/>
         </w:rPr>
         <w:t>Explore relationships between features.</w:t>
       </w:r>
@@ -5597,16 +5584,16 @@
         <w:jc w:val="both"/>
         <w:rPr>
           <w:rFonts w:ascii="Calibri" w:hAnsi="Calibri" w:cs="Calibri"/>
-          <w:sz w:val="36"/>
-          <w:szCs w:val="36"/>
+          <w:sz w:val="34"/>
+          <w:szCs w:val="34"/>
         </w:rPr>
       </w:pPr>
       <w:r>
         <w:rPr>
           <w:rFonts w:ascii="Calibri" w:hAnsi="Calibri" w:cs="Calibri"/>
           <w:noProof/>
-          <w:sz w:val="36"/>
-          <w:szCs w:val="36"/>
+          <w:sz w:val="34"/>
+          <w:szCs w:val="34"/>
         </w:rPr>
         <w:drawing>
           <wp:anchor distT="0" distB="0" distL="114300" distR="114300" simplePos="0" relativeHeight="251665408" behindDoc="0" locked="0" layoutInCell="1" allowOverlap="1" wp14:anchorId="6232D2CA" wp14:editId="4DF8AD5E">
@@ -5670,88 +5657,88 @@
         <w:jc w:val="both"/>
         <w:rPr>
           <w:rFonts w:ascii="Calibri" w:hAnsi="Calibri" w:cs="Calibri"/>
-          <w:sz w:val="36"/>
-          <w:szCs w:val="36"/>
-        </w:rPr>
-      </w:pPr>
-    </w:p>
-    <w:p>
-      <w:pPr>
-        <w:jc w:val="both"/>
-        <w:rPr>
-          <w:rFonts w:ascii="Calibri" w:hAnsi="Calibri" w:cs="Calibri"/>
-          <w:sz w:val="36"/>
-          <w:szCs w:val="36"/>
-        </w:rPr>
-      </w:pPr>
-    </w:p>
-    <w:p>
-      <w:pPr>
-        <w:jc w:val="both"/>
-        <w:rPr>
-          <w:rFonts w:ascii="Calibri" w:hAnsi="Calibri" w:cs="Calibri"/>
-          <w:sz w:val="36"/>
-          <w:szCs w:val="36"/>
-        </w:rPr>
-      </w:pPr>
-    </w:p>
-    <w:p>
-      <w:pPr>
-        <w:jc w:val="both"/>
-        <w:rPr>
-          <w:rFonts w:ascii="Calibri" w:hAnsi="Calibri" w:cs="Calibri"/>
-          <w:sz w:val="36"/>
-          <w:szCs w:val="36"/>
-        </w:rPr>
-      </w:pPr>
-    </w:p>
-    <w:p>
-      <w:pPr>
-        <w:jc w:val="both"/>
-        <w:rPr>
-          <w:rFonts w:ascii="Calibri" w:hAnsi="Calibri" w:cs="Calibri"/>
-          <w:sz w:val="36"/>
-          <w:szCs w:val="36"/>
-        </w:rPr>
-      </w:pPr>
-    </w:p>
-    <w:p>
-      <w:pPr>
-        <w:jc w:val="both"/>
-        <w:rPr>
-          <w:rFonts w:ascii="Calibri" w:hAnsi="Calibri" w:cs="Calibri"/>
-          <w:sz w:val="36"/>
-          <w:szCs w:val="36"/>
-        </w:rPr>
-      </w:pPr>
-    </w:p>
-    <w:p>
-      <w:pPr>
-        <w:jc w:val="both"/>
-        <w:rPr>
-          <w:rFonts w:ascii="Calibri" w:hAnsi="Calibri" w:cs="Calibri"/>
-          <w:sz w:val="36"/>
-          <w:szCs w:val="36"/>
-        </w:rPr>
-      </w:pPr>
-    </w:p>
-    <w:p>
-      <w:pPr>
-        <w:jc w:val="both"/>
-        <w:rPr>
-          <w:rFonts w:ascii="Calibri" w:hAnsi="Calibri" w:cs="Calibri"/>
-          <w:sz w:val="36"/>
-          <w:szCs w:val="36"/>
-        </w:rPr>
-      </w:pPr>
-    </w:p>
-    <w:p>
-      <w:pPr>
-        <w:jc w:val="both"/>
-        <w:rPr>
-          <w:rFonts w:ascii="Calibri" w:hAnsi="Calibri" w:cs="Calibri"/>
-          <w:sz w:val="36"/>
-          <w:szCs w:val="36"/>
+          <w:sz w:val="34"/>
+          <w:szCs w:val="34"/>
+        </w:rPr>
+      </w:pPr>
+    </w:p>
+    <w:p>
+      <w:pPr>
+        <w:jc w:val="both"/>
+        <w:rPr>
+          <w:rFonts w:ascii="Calibri" w:hAnsi="Calibri" w:cs="Calibri"/>
+          <w:sz w:val="34"/>
+          <w:szCs w:val="34"/>
+        </w:rPr>
+      </w:pPr>
+    </w:p>
+    <w:p>
+      <w:pPr>
+        <w:jc w:val="both"/>
+        <w:rPr>
+          <w:rFonts w:ascii="Calibri" w:hAnsi="Calibri" w:cs="Calibri"/>
+          <w:sz w:val="34"/>
+          <w:szCs w:val="34"/>
+        </w:rPr>
+      </w:pPr>
+    </w:p>
+    <w:p>
+      <w:pPr>
+        <w:jc w:val="both"/>
+        <w:rPr>
+          <w:rFonts w:ascii="Calibri" w:hAnsi="Calibri" w:cs="Calibri"/>
+          <w:sz w:val="34"/>
+          <w:szCs w:val="34"/>
+        </w:rPr>
+      </w:pPr>
+    </w:p>
+    <w:p>
+      <w:pPr>
+        <w:jc w:val="both"/>
+        <w:rPr>
+          <w:rFonts w:ascii="Calibri" w:hAnsi="Calibri" w:cs="Calibri"/>
+          <w:sz w:val="34"/>
+          <w:szCs w:val="34"/>
+        </w:rPr>
+      </w:pPr>
+    </w:p>
+    <w:p>
+      <w:pPr>
+        <w:jc w:val="both"/>
+        <w:rPr>
+          <w:rFonts w:ascii="Calibri" w:hAnsi="Calibri" w:cs="Calibri"/>
+          <w:sz w:val="34"/>
+          <w:szCs w:val="34"/>
+        </w:rPr>
+      </w:pPr>
+    </w:p>
+    <w:p>
+      <w:pPr>
+        <w:jc w:val="both"/>
+        <w:rPr>
+          <w:rFonts w:ascii="Calibri" w:hAnsi="Calibri" w:cs="Calibri"/>
+          <w:sz w:val="34"/>
+          <w:szCs w:val="34"/>
+        </w:rPr>
+      </w:pPr>
+    </w:p>
+    <w:p>
+      <w:pPr>
+        <w:jc w:val="both"/>
+        <w:rPr>
+          <w:rFonts w:ascii="Calibri" w:hAnsi="Calibri" w:cs="Calibri"/>
+          <w:sz w:val="34"/>
+          <w:szCs w:val="34"/>
+        </w:rPr>
+      </w:pPr>
+    </w:p>
+    <w:p>
+      <w:pPr>
+        <w:jc w:val="both"/>
+        <w:rPr>
+          <w:rFonts w:ascii="Calibri" w:hAnsi="Calibri" w:cs="Calibri"/>
+          <w:sz w:val="34"/>
+          <w:szCs w:val="34"/>
         </w:rPr>
       </w:pPr>
     </w:p>
